--- a/_K_Project_Report/4주차/개별 활동보고서_4주차_최병찬.docx
+++ b/_K_Project_Report/4주차/개별 활동보고서_4주차_최병찬.docx
@@ -522,86 +522,472 @@
       <w:pPr>
         <w:pStyle w:val="10"/>
         <w:rPr>
+          <w:rFonts w:eastAsiaTheme="minorEastAsia" w:hint="eastAsia"/>
+          <w:lang w:eastAsia="ko-KR"/>
+        </w:rPr>
+      </w:pPr>
+      <w:r>
+        <w:rPr>
           <w:rFonts w:eastAsiaTheme="minorEastAsia"/>
           <w:lang w:eastAsia="ko-KR"/>
         </w:rPr>
-      </w:pPr>
+        <w:t>4</w:t>
+      </w:r>
+      <w:r>
+        <w:rPr>
+          <w:rFonts w:eastAsiaTheme="minorEastAsia" w:hint="eastAsia"/>
+          <w:lang w:eastAsia="ko-KR"/>
+        </w:rPr>
+        <w:t>주</w:t>
+      </w:r>
+      <w:r>
+        <w:rPr>
+          <w:rFonts w:eastAsiaTheme="minorEastAsia" w:hint="eastAsia"/>
+          <w:lang w:eastAsia="ko-KR"/>
+        </w:rPr>
+        <w:t>차에는</w:t>
+      </w:r>
+      <w:r>
+        <w:rPr>
+          <w:rFonts w:eastAsiaTheme="minorEastAsia" w:hint="eastAsia"/>
+          <w:lang w:eastAsia="ko-KR"/>
+        </w:rPr>
+        <w:t xml:space="preserve"> </w:t>
+      </w:r>
+      <w:r>
+        <w:rPr>
+          <w:rFonts w:eastAsiaTheme="minorEastAsia" w:hint="eastAsia"/>
+          <w:lang w:eastAsia="ko-KR"/>
+        </w:rPr>
+        <w:t>구매한</w:t>
+      </w:r>
+      <w:r>
+        <w:rPr>
+          <w:rFonts w:eastAsiaTheme="minorEastAsia" w:hint="eastAsia"/>
+          <w:lang w:eastAsia="ko-KR"/>
+        </w:rPr>
+        <w:t xml:space="preserve"> </w:t>
+      </w:r>
+      <w:proofErr w:type="spellStart"/>
+      <w:r>
+        <w:rPr>
+          <w:rFonts w:eastAsiaTheme="minorEastAsia" w:hint="eastAsia"/>
+          <w:lang w:eastAsia="ko-KR"/>
+        </w:rPr>
+        <w:t>애셋을</w:t>
+      </w:r>
+      <w:proofErr w:type="spellEnd"/>
+      <w:r>
+        <w:rPr>
+          <w:rFonts w:eastAsiaTheme="minorEastAsia" w:hint="eastAsia"/>
+          <w:lang w:eastAsia="ko-KR"/>
+        </w:rPr>
+        <w:t xml:space="preserve"> </w:t>
+      </w:r>
+      <w:r>
+        <w:rPr>
+          <w:rFonts w:eastAsiaTheme="minorEastAsia" w:hint="eastAsia"/>
+          <w:lang w:eastAsia="ko-KR"/>
+        </w:rPr>
+        <w:t>이용하여</w:t>
+      </w:r>
+      <w:r>
+        <w:rPr>
+          <w:rFonts w:eastAsiaTheme="minorEastAsia" w:hint="eastAsia"/>
+          <w:lang w:eastAsia="ko-KR"/>
+        </w:rPr>
+        <w:t xml:space="preserve"> </w:t>
+      </w:r>
+      <w:r>
+        <w:rPr>
+          <w:rFonts w:eastAsiaTheme="minorEastAsia" w:hint="eastAsia"/>
+          <w:lang w:eastAsia="ko-KR"/>
+        </w:rPr>
+        <w:t>파이어볼</w:t>
+      </w:r>
       <w:r>
         <w:rPr>
           <w:rFonts w:eastAsiaTheme="minorEastAsia"/>
           <w:lang w:eastAsia="ko-KR"/>
         </w:rPr>
-        <w:t>4</w:t>
-      </w:r>
-      <w:r>
-        <w:rPr>
-          <w:rFonts w:eastAsiaTheme="minorEastAsia" w:hint="eastAsia"/>
-          <w:lang w:eastAsia="ko-KR"/>
-        </w:rPr>
-        <w:t>주</w:t>
-      </w:r>
-      <w:r>
-        <w:rPr>
-          <w:rFonts w:eastAsiaTheme="minorEastAsia" w:hint="eastAsia"/>
-          <w:lang w:eastAsia="ko-KR"/>
-        </w:rPr>
-        <w:t>차에는</w:t>
-      </w:r>
-      <w:r>
-        <w:rPr>
-          <w:rFonts w:eastAsiaTheme="minorEastAsia" w:hint="eastAsia"/>
-          <w:lang w:eastAsia="ko-KR"/>
-        </w:rPr>
-        <w:t xml:space="preserve"> </w:t>
-      </w:r>
-      <w:r>
-        <w:rPr>
-          <w:rFonts w:eastAsiaTheme="minorEastAsia" w:hint="eastAsia"/>
-          <w:lang w:eastAsia="ko-KR"/>
-        </w:rPr>
-        <w:t>기본적인</w:t>
-      </w:r>
-      <w:r>
-        <w:rPr>
-          <w:rFonts w:eastAsiaTheme="minorEastAsia" w:hint="eastAsia"/>
-          <w:lang w:eastAsia="ko-KR"/>
-        </w:rPr>
-        <w:t xml:space="preserve"> </w:t>
-      </w:r>
-      <w:r>
-        <w:rPr>
-          <w:rFonts w:eastAsiaTheme="minorEastAsia" w:hint="eastAsia"/>
-          <w:lang w:eastAsia="ko-KR"/>
-        </w:rPr>
-        <w:t>스킬로</w:t>
-      </w:r>
-      <w:r>
-        <w:rPr>
-          <w:rFonts w:eastAsiaTheme="minorEastAsia" w:hint="eastAsia"/>
-          <w:lang w:eastAsia="ko-KR"/>
-        </w:rPr>
-        <w:t xml:space="preserve"> </w:t>
-      </w:r>
-      <w:r>
-        <w:rPr>
-          <w:rFonts w:eastAsiaTheme="minorEastAsia" w:hint="eastAsia"/>
-          <w:lang w:eastAsia="ko-KR"/>
-        </w:rPr>
-        <w:t>만들었던</w:t>
-      </w:r>
-      <w:r>
-        <w:rPr>
-          <w:rFonts w:eastAsiaTheme="minorEastAsia" w:hint="eastAsia"/>
-          <w:lang w:eastAsia="ko-KR"/>
-        </w:rPr>
-        <w:t xml:space="preserve"> </w:t>
-      </w:r>
-      <w:r>
-        <w:rPr>
-          <w:rFonts w:eastAsiaTheme="minorEastAsia" w:hint="eastAsia"/>
-          <w:lang w:eastAsia="ko-KR"/>
-        </w:rPr>
-        <w:t>찌르기</w:t>
+        <w:t xml:space="preserve">, </w:t>
+      </w:r>
+      <w:proofErr w:type="spellStart"/>
+      <w:r>
+        <w:rPr>
+          <w:rFonts w:eastAsiaTheme="minorEastAsia" w:hint="eastAsia"/>
+          <w:lang w:eastAsia="ko-KR"/>
+        </w:rPr>
+        <w:t>메테오와</w:t>
+      </w:r>
+      <w:proofErr w:type="spellEnd"/>
+      <w:r>
+        <w:rPr>
+          <w:rFonts w:eastAsiaTheme="minorEastAsia" w:hint="eastAsia"/>
+          <w:lang w:eastAsia="ko-KR"/>
+        </w:rPr>
+        <w:t xml:space="preserve"> </w:t>
+      </w:r>
+      <w:r>
+        <w:rPr>
+          <w:rFonts w:eastAsiaTheme="minorEastAsia" w:hint="eastAsia"/>
+          <w:lang w:eastAsia="ko-KR"/>
+        </w:rPr>
+        <w:t>같은</w:t>
+      </w:r>
+      <w:r>
+        <w:rPr>
+          <w:rFonts w:eastAsiaTheme="minorEastAsia" w:hint="eastAsia"/>
+          <w:lang w:eastAsia="ko-KR"/>
+        </w:rPr>
+        <w:t xml:space="preserve"> </w:t>
+      </w:r>
+      <w:r>
+        <w:rPr>
+          <w:rFonts w:eastAsiaTheme="minorEastAsia" w:hint="eastAsia"/>
+          <w:lang w:eastAsia="ko-KR"/>
+        </w:rPr>
+        <w:t>투사체가</w:t>
+      </w:r>
+      <w:r>
+        <w:rPr>
+          <w:rFonts w:eastAsiaTheme="minorEastAsia" w:hint="eastAsia"/>
+          <w:lang w:eastAsia="ko-KR"/>
+        </w:rPr>
+        <w:t xml:space="preserve"> </w:t>
+      </w:r>
+      <w:r>
+        <w:rPr>
+          <w:rFonts w:eastAsiaTheme="minorEastAsia" w:hint="eastAsia"/>
+          <w:lang w:eastAsia="ko-KR"/>
+        </w:rPr>
+        <w:t>날라가고</w:t>
+      </w:r>
+      <w:r>
+        <w:rPr>
+          <w:rFonts w:eastAsiaTheme="minorEastAsia" w:hint="eastAsia"/>
+          <w:lang w:eastAsia="ko-KR"/>
+        </w:rPr>
+        <w:t xml:space="preserve"> </w:t>
+      </w:r>
+      <w:proofErr w:type="spellStart"/>
+      <w:r>
+        <w:rPr>
+          <w:rFonts w:eastAsiaTheme="minorEastAsia" w:hint="eastAsia"/>
+          <w:lang w:eastAsia="ko-KR"/>
+        </w:rPr>
+        <w:t>데미지를</w:t>
+      </w:r>
+      <w:proofErr w:type="spellEnd"/>
+      <w:r>
+        <w:rPr>
+          <w:rFonts w:eastAsiaTheme="minorEastAsia" w:hint="eastAsia"/>
+          <w:lang w:eastAsia="ko-KR"/>
+        </w:rPr>
+        <w:t xml:space="preserve"> </w:t>
+      </w:r>
+      <w:r>
+        <w:rPr>
+          <w:rFonts w:eastAsiaTheme="minorEastAsia" w:hint="eastAsia"/>
+          <w:lang w:eastAsia="ko-KR"/>
+        </w:rPr>
+        <w:t>입히는</w:t>
+      </w:r>
+      <w:r>
+        <w:rPr>
+          <w:rFonts w:eastAsiaTheme="minorEastAsia" w:hint="eastAsia"/>
+          <w:lang w:eastAsia="ko-KR"/>
+        </w:rPr>
+        <w:t xml:space="preserve"> </w:t>
+      </w:r>
+      <w:r>
+        <w:rPr>
+          <w:rFonts w:eastAsiaTheme="minorEastAsia" w:hint="eastAsia"/>
+          <w:lang w:eastAsia="ko-KR"/>
+        </w:rPr>
+        <w:t>스킬을</w:t>
+      </w:r>
+      <w:r>
+        <w:rPr>
+          <w:rFonts w:eastAsiaTheme="minorEastAsia" w:hint="eastAsia"/>
+          <w:lang w:eastAsia="ko-KR"/>
+        </w:rPr>
+        <w:t xml:space="preserve"> </w:t>
+      </w:r>
+      <w:r>
+        <w:rPr>
+          <w:rFonts w:eastAsiaTheme="minorEastAsia" w:hint="eastAsia"/>
+          <w:lang w:eastAsia="ko-KR"/>
+        </w:rPr>
+        <w:t>구현하였습니다</w:t>
+      </w:r>
+      <w:r>
+        <w:rPr>
+          <w:rFonts w:eastAsiaTheme="minorEastAsia" w:hint="eastAsia"/>
+          <w:lang w:eastAsia="ko-KR"/>
+        </w:rPr>
+        <w:t>.</w:t>
+      </w:r>
+      <w:r>
+        <w:rPr>
+          <w:rFonts w:eastAsiaTheme="minorEastAsia"/>
+          <w:lang w:eastAsia="ko-KR"/>
+        </w:rPr>
+        <w:t xml:space="preserve"> </w:t>
+      </w:r>
+      <w:r>
+        <w:rPr>
+          <w:rFonts w:eastAsiaTheme="minorEastAsia" w:hint="eastAsia"/>
+          <w:lang w:eastAsia="ko-KR"/>
+        </w:rPr>
+        <w:t>각</w:t>
+      </w:r>
+      <w:r>
+        <w:rPr>
+          <w:rFonts w:eastAsiaTheme="minorEastAsia" w:hint="eastAsia"/>
+          <w:lang w:eastAsia="ko-KR"/>
+        </w:rPr>
+        <w:t xml:space="preserve"> </w:t>
+      </w:r>
+      <w:r>
+        <w:rPr>
+          <w:rFonts w:eastAsiaTheme="minorEastAsia" w:hint="eastAsia"/>
+          <w:lang w:eastAsia="ko-KR"/>
+        </w:rPr>
+        <w:t>투사체는</w:t>
+      </w:r>
+      <w:r>
+        <w:rPr>
+          <w:rFonts w:eastAsiaTheme="minorEastAsia" w:hint="eastAsia"/>
+          <w:lang w:eastAsia="ko-KR"/>
+        </w:rPr>
+        <w:t xml:space="preserve"> </w:t>
+      </w:r>
+      <w:proofErr w:type="spellStart"/>
+      <w:r>
+        <w:rPr>
+          <w:rFonts w:eastAsiaTheme="minorEastAsia" w:hint="eastAsia"/>
+          <w:lang w:eastAsia="ko-KR"/>
+        </w:rPr>
+        <w:t>B</w:t>
+      </w:r>
+      <w:r>
+        <w:rPr>
+          <w:rFonts w:eastAsiaTheme="minorEastAsia"/>
+          <w:lang w:eastAsia="ko-KR"/>
+        </w:rPr>
+        <w:t>aseProjectile</w:t>
+      </w:r>
+      <w:proofErr w:type="spellEnd"/>
+      <w:r>
+        <w:rPr>
+          <w:rFonts w:eastAsiaTheme="minorEastAsia" w:hint="eastAsia"/>
+          <w:lang w:eastAsia="ko-KR"/>
+        </w:rPr>
+        <w:t>클래스로</w:t>
+      </w:r>
+      <w:r>
+        <w:rPr>
+          <w:rFonts w:eastAsiaTheme="minorEastAsia" w:hint="eastAsia"/>
+          <w:lang w:eastAsia="ko-KR"/>
+        </w:rPr>
+        <w:t xml:space="preserve"> </w:t>
+      </w:r>
+      <w:r>
+        <w:rPr>
+          <w:rFonts w:eastAsiaTheme="minorEastAsia" w:hint="eastAsia"/>
+          <w:lang w:eastAsia="ko-KR"/>
+        </w:rPr>
+        <w:t>만들었습니다</w:t>
+      </w:r>
+      <w:r>
+        <w:rPr>
+          <w:rFonts w:eastAsiaTheme="minorEastAsia" w:hint="eastAsia"/>
+          <w:lang w:eastAsia="ko-KR"/>
+        </w:rPr>
+        <w:t>.</w:t>
+      </w:r>
+      <w:r>
+        <w:rPr>
+          <w:rFonts w:eastAsiaTheme="minorEastAsia"/>
+          <w:lang w:eastAsia="ko-KR"/>
+        </w:rPr>
+        <w:t xml:space="preserve"> </w:t>
+      </w:r>
+      <w:r>
+        <w:rPr>
+          <w:rFonts w:eastAsiaTheme="minorEastAsia" w:hint="eastAsia"/>
+          <w:lang w:eastAsia="ko-KR"/>
+        </w:rPr>
+        <w:t>파이어볼</w:t>
+      </w:r>
+      <w:r>
+        <w:rPr>
+          <w:rFonts w:eastAsiaTheme="minorEastAsia" w:hint="eastAsia"/>
+          <w:lang w:eastAsia="ko-KR"/>
+        </w:rPr>
+        <w:t xml:space="preserve"> </w:t>
+      </w:r>
+      <w:r>
+        <w:rPr>
+          <w:rFonts w:eastAsiaTheme="minorEastAsia" w:hint="eastAsia"/>
+          <w:lang w:eastAsia="ko-KR"/>
+        </w:rPr>
+        <w:t>같은</w:t>
+      </w:r>
+      <w:r>
+        <w:rPr>
+          <w:rFonts w:eastAsiaTheme="minorEastAsia" w:hint="eastAsia"/>
+          <w:lang w:eastAsia="ko-KR"/>
+        </w:rPr>
+        <w:t xml:space="preserve"> </w:t>
+      </w:r>
+      <w:r>
+        <w:rPr>
+          <w:rFonts w:eastAsiaTheme="minorEastAsia" w:hint="eastAsia"/>
+          <w:lang w:eastAsia="ko-KR"/>
+        </w:rPr>
+        <w:t>경우엔</w:t>
+      </w:r>
+      <w:r>
+        <w:rPr>
+          <w:rFonts w:eastAsiaTheme="minorEastAsia" w:hint="eastAsia"/>
+          <w:lang w:eastAsia="ko-KR"/>
+        </w:rPr>
+        <w:t xml:space="preserve"> </w:t>
+      </w:r>
+      <w:r>
+        <w:rPr>
+          <w:rFonts w:eastAsiaTheme="minorEastAsia"/>
+          <w:lang w:eastAsia="ko-KR"/>
+        </w:rPr>
+        <w:t>Gravity Scale</w:t>
+      </w:r>
+      <w:r>
+        <w:rPr>
+          <w:rFonts w:eastAsiaTheme="minorEastAsia" w:hint="eastAsia"/>
+          <w:lang w:eastAsia="ko-KR"/>
+        </w:rPr>
+        <w:t>을</w:t>
+      </w:r>
+      <w:r>
+        <w:rPr>
+          <w:rFonts w:eastAsiaTheme="minorEastAsia" w:hint="eastAsia"/>
+          <w:lang w:eastAsia="ko-KR"/>
+        </w:rPr>
+        <w:t xml:space="preserve"> </w:t>
+      </w:r>
+      <w:r>
+        <w:rPr>
+          <w:rFonts w:eastAsiaTheme="minorEastAsia"/>
+          <w:lang w:eastAsia="ko-KR"/>
+        </w:rPr>
+        <w:t>0</w:t>
+      </w:r>
+      <w:r>
+        <w:rPr>
+          <w:rFonts w:eastAsiaTheme="minorEastAsia" w:hint="eastAsia"/>
+          <w:lang w:eastAsia="ko-KR"/>
+        </w:rPr>
+        <w:t>으로</w:t>
+      </w:r>
+      <w:r>
+        <w:rPr>
+          <w:rFonts w:eastAsiaTheme="minorEastAsia" w:hint="eastAsia"/>
+          <w:lang w:eastAsia="ko-KR"/>
+        </w:rPr>
+        <w:t xml:space="preserve"> </w:t>
+      </w:r>
+      <w:r>
+        <w:rPr>
+          <w:rFonts w:eastAsiaTheme="minorEastAsia" w:hint="eastAsia"/>
+          <w:lang w:eastAsia="ko-KR"/>
+        </w:rPr>
+        <w:t>하여</w:t>
+      </w:r>
+      <w:r>
+        <w:rPr>
+          <w:rFonts w:eastAsiaTheme="minorEastAsia" w:hint="eastAsia"/>
+          <w:lang w:eastAsia="ko-KR"/>
+        </w:rPr>
+        <w:t xml:space="preserve"> </w:t>
+      </w:r>
+      <w:r>
+        <w:rPr>
+          <w:rFonts w:eastAsiaTheme="minorEastAsia" w:hint="eastAsia"/>
+          <w:lang w:eastAsia="ko-KR"/>
+        </w:rPr>
+        <w:t>밑으로</w:t>
+      </w:r>
+      <w:r>
+        <w:rPr>
+          <w:rFonts w:eastAsiaTheme="minorEastAsia" w:hint="eastAsia"/>
+          <w:lang w:eastAsia="ko-KR"/>
+        </w:rPr>
+        <w:t xml:space="preserve"> </w:t>
+      </w:r>
+      <w:r>
+        <w:rPr>
+          <w:rFonts w:eastAsiaTheme="minorEastAsia" w:hint="eastAsia"/>
+          <w:lang w:eastAsia="ko-KR"/>
+        </w:rPr>
+        <w:t>떨어지지</w:t>
+      </w:r>
+      <w:r>
+        <w:rPr>
+          <w:rFonts w:eastAsiaTheme="minorEastAsia" w:hint="eastAsia"/>
+          <w:lang w:eastAsia="ko-KR"/>
+        </w:rPr>
+        <w:t xml:space="preserve"> </w:t>
+      </w:r>
+      <w:r>
+        <w:rPr>
+          <w:rFonts w:eastAsiaTheme="minorEastAsia" w:hint="eastAsia"/>
+          <w:lang w:eastAsia="ko-KR"/>
+        </w:rPr>
+        <w:t>않고</w:t>
+      </w:r>
+      <w:r>
+        <w:rPr>
+          <w:rFonts w:eastAsiaTheme="minorEastAsia"/>
+          <w:lang w:eastAsia="ko-KR"/>
+        </w:rPr>
+        <w:t xml:space="preserve">, </w:t>
+      </w:r>
+      <w:r>
+        <w:rPr>
+          <w:rFonts w:eastAsiaTheme="minorEastAsia" w:hint="eastAsia"/>
+          <w:lang w:eastAsia="ko-KR"/>
+        </w:rPr>
+        <w:t>앞으로</w:t>
+      </w:r>
+      <w:r>
+        <w:rPr>
+          <w:rFonts w:eastAsiaTheme="minorEastAsia" w:hint="eastAsia"/>
+          <w:lang w:eastAsia="ko-KR"/>
+        </w:rPr>
+        <w:t xml:space="preserve"> </w:t>
+      </w:r>
+      <w:r>
+        <w:rPr>
+          <w:rFonts w:eastAsiaTheme="minorEastAsia" w:hint="eastAsia"/>
+          <w:lang w:eastAsia="ko-KR"/>
+        </w:rPr>
+        <w:t>나아가기만</w:t>
+      </w:r>
+      <w:r>
+        <w:rPr>
+          <w:rFonts w:eastAsiaTheme="minorEastAsia" w:hint="eastAsia"/>
+          <w:lang w:eastAsia="ko-KR"/>
+        </w:rPr>
+        <w:t xml:space="preserve"> </w:t>
+      </w:r>
+      <w:r>
+        <w:rPr>
+          <w:rFonts w:eastAsiaTheme="minorEastAsia" w:hint="eastAsia"/>
+          <w:lang w:eastAsia="ko-KR"/>
+        </w:rPr>
+        <w:t>하고</w:t>
       </w:r>
       <w:r>
         <w:rPr>
@@ -623,7 +1009,7 @@
           <w:rFonts w:eastAsiaTheme="minorEastAsia" w:hint="eastAsia"/>
           <w:lang w:eastAsia="ko-KR"/>
         </w:rPr>
-        <w:t>회전베기</w:t>
+        <w:t>메테오는</w:t>
       </w:r>
       <w:proofErr w:type="spellEnd"/>
       <w:r>
@@ -631,13 +1017,160 @@
           <w:rFonts w:eastAsiaTheme="minorEastAsia" w:hint="eastAsia"/>
           <w:lang w:eastAsia="ko-KR"/>
         </w:rPr>
-        <w:t>,</w:t>
+        <w:t xml:space="preserve"> </w:t>
       </w:r>
       <w:r>
         <w:rPr>
           <w:rFonts w:eastAsiaTheme="minorEastAsia"/>
           <w:lang w:eastAsia="ko-KR"/>
         </w:rPr>
+        <w:t>1</w:t>
+      </w:r>
+      <w:r>
+        <w:rPr>
+          <w:rFonts w:eastAsiaTheme="minorEastAsia" w:hint="eastAsia"/>
+          <w:lang w:eastAsia="ko-KR"/>
+        </w:rPr>
+        <w:t>또는</w:t>
+      </w:r>
+      <w:r>
+        <w:rPr>
+          <w:rFonts w:eastAsiaTheme="minorEastAsia" w:hint="eastAsia"/>
+          <w:lang w:eastAsia="ko-KR"/>
+        </w:rPr>
+        <w:t xml:space="preserve"> </w:t>
+      </w:r>
+      <w:r>
+        <w:rPr>
+          <w:rFonts w:eastAsiaTheme="minorEastAsia" w:hint="eastAsia"/>
+          <w:lang w:eastAsia="ko-KR"/>
+        </w:rPr>
+        <w:t>그</w:t>
+      </w:r>
+      <w:r>
+        <w:rPr>
+          <w:rFonts w:eastAsiaTheme="minorEastAsia" w:hint="eastAsia"/>
+          <w:lang w:eastAsia="ko-KR"/>
+        </w:rPr>
+        <w:t xml:space="preserve"> </w:t>
+      </w:r>
+      <w:r>
+        <w:rPr>
+          <w:rFonts w:eastAsiaTheme="minorEastAsia" w:hint="eastAsia"/>
+          <w:lang w:eastAsia="ko-KR"/>
+        </w:rPr>
+        <w:t>이상으로</w:t>
+      </w:r>
+      <w:r>
+        <w:rPr>
+          <w:rFonts w:eastAsiaTheme="minorEastAsia" w:hint="eastAsia"/>
+          <w:lang w:eastAsia="ko-KR"/>
+        </w:rPr>
+        <w:t xml:space="preserve"> </w:t>
+      </w:r>
+      <w:r>
+        <w:rPr>
+          <w:rFonts w:eastAsiaTheme="minorEastAsia" w:hint="eastAsia"/>
+          <w:lang w:eastAsia="ko-KR"/>
+        </w:rPr>
+        <w:t>설정하여</w:t>
+      </w:r>
+      <w:r>
+        <w:rPr>
+          <w:rFonts w:eastAsiaTheme="minorEastAsia" w:hint="eastAsia"/>
+          <w:lang w:eastAsia="ko-KR"/>
+        </w:rPr>
+        <w:t xml:space="preserve"> </w:t>
+      </w:r>
+      <w:r>
+        <w:rPr>
+          <w:rFonts w:eastAsiaTheme="minorEastAsia" w:hint="eastAsia"/>
+          <w:lang w:eastAsia="ko-KR"/>
+        </w:rPr>
+        <w:t>중력에</w:t>
+      </w:r>
+      <w:r>
+        <w:rPr>
+          <w:rFonts w:eastAsiaTheme="minorEastAsia" w:hint="eastAsia"/>
+          <w:lang w:eastAsia="ko-KR"/>
+        </w:rPr>
+        <w:t xml:space="preserve"> </w:t>
+      </w:r>
+      <w:r>
+        <w:rPr>
+          <w:rFonts w:eastAsiaTheme="minorEastAsia" w:hint="eastAsia"/>
+          <w:lang w:eastAsia="ko-KR"/>
+        </w:rPr>
+        <w:t>영향을</w:t>
+      </w:r>
+      <w:r>
+        <w:rPr>
+          <w:rFonts w:eastAsiaTheme="minorEastAsia" w:hint="eastAsia"/>
+          <w:lang w:eastAsia="ko-KR"/>
+        </w:rPr>
+        <w:t xml:space="preserve"> </w:t>
+      </w:r>
+      <w:r>
+        <w:rPr>
+          <w:rFonts w:eastAsiaTheme="minorEastAsia" w:hint="eastAsia"/>
+          <w:lang w:eastAsia="ko-KR"/>
+        </w:rPr>
+        <w:t>받도록</w:t>
+      </w:r>
+      <w:r>
+        <w:rPr>
+          <w:rFonts w:eastAsiaTheme="minorEastAsia" w:hint="eastAsia"/>
+          <w:lang w:eastAsia="ko-KR"/>
+        </w:rPr>
+        <w:t xml:space="preserve"> </w:t>
+      </w:r>
+      <w:r>
+        <w:rPr>
+          <w:rFonts w:eastAsiaTheme="minorEastAsia" w:hint="eastAsia"/>
+          <w:lang w:eastAsia="ko-KR"/>
+        </w:rPr>
+        <w:t>설정합니다</w:t>
+      </w:r>
+      <w:r>
+        <w:rPr>
+          <w:rFonts w:eastAsiaTheme="minorEastAsia" w:hint="eastAsia"/>
+          <w:lang w:eastAsia="ko-KR"/>
+        </w:rPr>
+        <w:t>.</w:t>
+      </w:r>
+      <w:r>
+        <w:rPr>
+          <w:rFonts w:eastAsiaTheme="minorEastAsia"/>
+          <w:lang w:eastAsia="ko-KR"/>
+        </w:rPr>
+        <w:t xml:space="preserve"> </w:t>
+      </w:r>
+      <w:r>
+        <w:rPr>
+          <w:rFonts w:eastAsiaTheme="minorEastAsia" w:hint="eastAsia"/>
+          <w:lang w:eastAsia="ko-KR"/>
+        </w:rPr>
+        <w:t>이렇게</w:t>
+      </w:r>
+      <w:r>
+        <w:rPr>
+          <w:rFonts w:eastAsiaTheme="minorEastAsia" w:hint="eastAsia"/>
+          <w:lang w:eastAsia="ko-KR"/>
+        </w:rPr>
+        <w:t xml:space="preserve"> </w:t>
+      </w:r>
+      <w:r>
+        <w:rPr>
+          <w:rFonts w:eastAsiaTheme="minorEastAsia" w:hint="eastAsia"/>
+          <w:lang w:eastAsia="ko-KR"/>
+        </w:rPr>
+        <w:t>필요한</w:t>
+      </w:r>
+      <w:r>
+        <w:rPr>
+          <w:rFonts w:eastAsiaTheme="minorEastAsia" w:hint="eastAsia"/>
+          <w:lang w:eastAsia="ko-KR"/>
+        </w:rPr>
         <w:t xml:space="preserve"> </w:t>
       </w:r>
       <w:proofErr w:type="spellStart"/>
@@ -646,25 +1179,11 @@
           <w:rFonts w:eastAsiaTheme="minorEastAsia" w:hint="eastAsia"/>
           <w:lang w:eastAsia="ko-KR"/>
         </w:rPr>
-        <w:t>도약찍기</w:t>
+        <w:t>투사체마다</w:t>
       </w:r>
       <w:proofErr w:type="spellEnd"/>
       <w:r>
         <w:rPr>
-          <w:rFonts w:eastAsiaTheme="minorEastAsia"/>
-          <w:lang w:eastAsia="ko-KR"/>
-        </w:rPr>
-        <w:t xml:space="preserve"> </w:t>
-      </w:r>
-      <w:r>
-        <w:rPr>
-          <w:rFonts w:eastAsiaTheme="minorEastAsia" w:hint="eastAsia"/>
-          <w:lang w:eastAsia="ko-KR"/>
-        </w:rPr>
-        <w:t>등</w:t>
-      </w:r>
-      <w:r>
-        <w:rPr>
           <w:rFonts w:eastAsiaTheme="minorEastAsia" w:hint="eastAsia"/>
           <w:lang w:eastAsia="ko-KR"/>
         </w:rPr>
@@ -676,7 +1195,7 @@
           <w:rFonts w:eastAsiaTheme="minorEastAsia" w:hint="eastAsia"/>
           <w:lang w:eastAsia="ko-KR"/>
         </w:rPr>
-        <w:t>즉발형</w:t>
+        <w:t>설정값을</w:t>
       </w:r>
       <w:proofErr w:type="spellEnd"/>
       <w:r>
@@ -691,710 +1210,49 @@
           <w:rFonts w:eastAsiaTheme="minorEastAsia" w:hint="eastAsia"/>
           <w:lang w:eastAsia="ko-KR"/>
         </w:rPr>
-        <w:t>스킬들에</w:t>
-      </w:r>
-      <w:r>
-        <w:rPr>
-          <w:rFonts w:eastAsiaTheme="minorEastAsia" w:hint="eastAsia"/>
-          <w:lang w:eastAsia="ko-KR"/>
-        </w:rPr>
-        <w:t xml:space="preserve"> </w:t>
-      </w:r>
-      <w:r>
-        <w:rPr>
-          <w:rFonts w:eastAsiaTheme="minorEastAsia" w:hint="eastAsia"/>
-          <w:lang w:eastAsia="ko-KR"/>
-        </w:rPr>
-        <w:t>변화를</w:t>
-      </w:r>
-      <w:r>
-        <w:rPr>
-          <w:rFonts w:eastAsiaTheme="minorEastAsia" w:hint="eastAsia"/>
-          <w:lang w:eastAsia="ko-KR"/>
-        </w:rPr>
-        <w:t xml:space="preserve"> </w:t>
-      </w:r>
-      <w:r>
-        <w:rPr>
-          <w:rFonts w:eastAsiaTheme="minorEastAsia" w:hint="eastAsia"/>
-          <w:lang w:eastAsia="ko-KR"/>
-        </w:rPr>
-        <w:t>주는</w:t>
-      </w:r>
-      <w:r>
-        <w:rPr>
-          <w:rFonts w:eastAsiaTheme="minorEastAsia" w:hint="eastAsia"/>
-          <w:lang w:eastAsia="ko-KR"/>
-        </w:rPr>
-        <w:t xml:space="preserve"> </w:t>
-      </w:r>
-      <w:r>
-        <w:rPr>
-          <w:rFonts w:eastAsiaTheme="minorEastAsia" w:hint="eastAsia"/>
-          <w:lang w:eastAsia="ko-KR"/>
-        </w:rPr>
-        <w:t>작업을</w:t>
-      </w:r>
-      <w:r>
-        <w:rPr>
-          <w:rFonts w:eastAsiaTheme="minorEastAsia" w:hint="eastAsia"/>
-          <w:lang w:eastAsia="ko-KR"/>
-        </w:rPr>
-        <w:t xml:space="preserve"> </w:t>
-      </w:r>
-      <w:r>
-        <w:rPr>
-          <w:rFonts w:eastAsiaTheme="minorEastAsia" w:hint="eastAsia"/>
-          <w:lang w:eastAsia="ko-KR"/>
-        </w:rPr>
-        <w:t>하였습니다</w:t>
-      </w:r>
-      <w:r>
-        <w:rPr>
-          <w:rFonts w:eastAsiaTheme="minorEastAsia" w:hint="eastAsia"/>
-          <w:lang w:eastAsia="ko-KR"/>
-        </w:rPr>
-        <w:t>.</w:t>
-      </w:r>
-      <w:r>
-        <w:rPr>
-          <w:rFonts w:eastAsiaTheme="minorEastAsia"/>
-          <w:lang w:eastAsia="ko-KR"/>
-        </w:rPr>
-        <w:t xml:space="preserve"> </w:t>
-      </w:r>
-      <w:r>
-        <w:rPr>
-          <w:rFonts w:eastAsiaTheme="minorEastAsia" w:hint="eastAsia"/>
-          <w:lang w:eastAsia="ko-KR"/>
-        </w:rPr>
-        <w:t>추후</w:t>
-      </w:r>
-      <w:r>
-        <w:rPr>
-          <w:rFonts w:eastAsiaTheme="minorEastAsia" w:hint="eastAsia"/>
-          <w:lang w:eastAsia="ko-KR"/>
-        </w:rPr>
-        <w:t xml:space="preserve"> </w:t>
-      </w:r>
-      <w:r>
-        <w:rPr>
-          <w:rFonts w:eastAsiaTheme="minorEastAsia" w:hint="eastAsia"/>
-          <w:lang w:eastAsia="ko-KR"/>
-        </w:rPr>
-        <w:t>스킬에</w:t>
-      </w:r>
-      <w:r>
-        <w:rPr>
-          <w:rFonts w:eastAsiaTheme="minorEastAsia" w:hint="eastAsia"/>
-          <w:lang w:eastAsia="ko-KR"/>
-        </w:rPr>
-        <w:t xml:space="preserve"> </w:t>
-      </w:r>
-      <w:r>
-        <w:rPr>
-          <w:rFonts w:eastAsiaTheme="minorEastAsia" w:hint="eastAsia"/>
-          <w:lang w:eastAsia="ko-KR"/>
-        </w:rPr>
-        <w:t>모듈을</w:t>
-      </w:r>
-      <w:r>
-        <w:rPr>
-          <w:rFonts w:eastAsiaTheme="minorEastAsia" w:hint="eastAsia"/>
-          <w:lang w:eastAsia="ko-KR"/>
-        </w:rPr>
-        <w:t xml:space="preserve"> </w:t>
-      </w:r>
-      <w:r>
-        <w:rPr>
-          <w:rFonts w:eastAsiaTheme="minorEastAsia" w:hint="eastAsia"/>
-          <w:lang w:eastAsia="ko-KR"/>
-        </w:rPr>
-        <w:t>끼워</w:t>
-      </w:r>
-      <w:r>
-        <w:rPr>
-          <w:rFonts w:eastAsiaTheme="minorEastAsia" w:hint="eastAsia"/>
-          <w:lang w:eastAsia="ko-KR"/>
-        </w:rPr>
-        <w:t xml:space="preserve"> </w:t>
-      </w:r>
-      <w:r>
-        <w:rPr>
-          <w:rFonts w:eastAsiaTheme="minorEastAsia" w:hint="eastAsia"/>
-          <w:lang w:eastAsia="ko-KR"/>
-        </w:rPr>
-        <w:t>스킬의</w:t>
-      </w:r>
-      <w:r>
-        <w:rPr>
-          <w:rFonts w:eastAsiaTheme="minorEastAsia" w:hint="eastAsia"/>
-          <w:lang w:eastAsia="ko-KR"/>
-        </w:rPr>
-        <w:t xml:space="preserve"> </w:t>
-      </w:r>
-      <w:r>
-        <w:rPr>
-          <w:rFonts w:eastAsiaTheme="minorEastAsia" w:hint="eastAsia"/>
-          <w:lang w:eastAsia="ko-KR"/>
-        </w:rPr>
-        <w:t>형태를</w:t>
-      </w:r>
-      <w:r>
-        <w:rPr>
-          <w:rFonts w:eastAsiaTheme="minorEastAsia" w:hint="eastAsia"/>
-          <w:lang w:eastAsia="ko-KR"/>
-        </w:rPr>
-        <w:t xml:space="preserve"> </w:t>
-      </w:r>
-      <w:r>
-        <w:rPr>
-          <w:rFonts w:eastAsiaTheme="minorEastAsia" w:hint="eastAsia"/>
-          <w:lang w:eastAsia="ko-KR"/>
-        </w:rPr>
-        <w:t>변화</w:t>
-      </w:r>
-      <w:r>
-        <w:rPr>
-          <w:rFonts w:eastAsiaTheme="minorEastAsia" w:hint="eastAsia"/>
-          <w:lang w:eastAsia="ko-KR"/>
-        </w:rPr>
-        <w:t>,</w:t>
-      </w:r>
-      <w:r>
-        <w:rPr>
-          <w:rFonts w:eastAsiaTheme="minorEastAsia"/>
-          <w:lang w:eastAsia="ko-KR"/>
-        </w:rPr>
-        <w:t xml:space="preserve"> </w:t>
-      </w:r>
-      <w:r>
-        <w:rPr>
-          <w:rFonts w:eastAsiaTheme="minorEastAsia" w:hint="eastAsia"/>
-          <w:lang w:eastAsia="ko-KR"/>
-        </w:rPr>
-        <w:t>즉</w:t>
-      </w:r>
-      <w:r>
-        <w:rPr>
-          <w:rFonts w:eastAsiaTheme="minorEastAsia" w:hint="eastAsia"/>
-          <w:lang w:eastAsia="ko-KR"/>
-        </w:rPr>
-        <w:t xml:space="preserve"> </w:t>
-      </w:r>
-      <w:r>
-        <w:rPr>
-          <w:rFonts w:eastAsiaTheme="minorEastAsia" w:hint="eastAsia"/>
-          <w:lang w:eastAsia="ko-KR"/>
-        </w:rPr>
-        <w:t>즉발에서</w:t>
-      </w:r>
-      <w:r>
-        <w:rPr>
-          <w:rFonts w:eastAsiaTheme="minorEastAsia" w:hint="eastAsia"/>
-          <w:lang w:eastAsia="ko-KR"/>
-        </w:rPr>
-        <w:t xml:space="preserve"> </w:t>
-      </w:r>
-      <w:proofErr w:type="spellStart"/>
-      <w:r>
-        <w:rPr>
-          <w:rFonts w:eastAsiaTheme="minorEastAsia" w:hint="eastAsia"/>
-          <w:lang w:eastAsia="ko-KR"/>
-        </w:rPr>
-        <w:t>차징</w:t>
-      </w:r>
-      <w:proofErr w:type="spellEnd"/>
-      <w:r>
-        <w:rPr>
-          <w:rFonts w:eastAsiaTheme="minorEastAsia" w:hint="eastAsia"/>
-          <w:lang w:eastAsia="ko-KR"/>
-        </w:rPr>
-        <w:t>,</w:t>
-      </w:r>
-      <w:r>
-        <w:rPr>
-          <w:rFonts w:eastAsiaTheme="minorEastAsia"/>
-          <w:lang w:eastAsia="ko-KR"/>
-        </w:rPr>
-        <w:t xml:space="preserve"> </w:t>
-      </w:r>
-      <w:r>
-        <w:rPr>
-          <w:rFonts w:eastAsiaTheme="minorEastAsia" w:hint="eastAsia"/>
-          <w:lang w:eastAsia="ko-KR"/>
-        </w:rPr>
-        <w:t>홀딩</w:t>
-      </w:r>
-      <w:r>
-        <w:rPr>
-          <w:rFonts w:eastAsiaTheme="minorEastAsia" w:hint="eastAsia"/>
-          <w:lang w:eastAsia="ko-KR"/>
-        </w:rPr>
-        <w:t>,</w:t>
-      </w:r>
-      <w:r>
-        <w:rPr>
-          <w:rFonts w:eastAsiaTheme="minorEastAsia"/>
-          <w:lang w:eastAsia="ko-KR"/>
-        </w:rPr>
-        <w:t xml:space="preserve"> </w:t>
-      </w:r>
-      <w:r>
-        <w:rPr>
-          <w:rFonts w:eastAsiaTheme="minorEastAsia" w:hint="eastAsia"/>
-          <w:lang w:eastAsia="ko-KR"/>
-        </w:rPr>
-        <w:t>콤보</w:t>
-      </w:r>
-      <w:r>
-        <w:rPr>
-          <w:rFonts w:eastAsiaTheme="minorEastAsia" w:hint="eastAsia"/>
-          <w:lang w:eastAsia="ko-KR"/>
-        </w:rPr>
-        <w:t xml:space="preserve"> </w:t>
-      </w:r>
-      <w:r>
-        <w:rPr>
-          <w:rFonts w:eastAsiaTheme="minorEastAsia" w:hint="eastAsia"/>
-          <w:lang w:eastAsia="ko-KR"/>
-        </w:rPr>
-        <w:t>스킬로</w:t>
-      </w:r>
-      <w:r>
-        <w:rPr>
-          <w:rFonts w:eastAsiaTheme="minorEastAsia" w:hint="eastAsia"/>
-          <w:lang w:eastAsia="ko-KR"/>
-        </w:rPr>
-        <w:t xml:space="preserve"> </w:t>
-      </w:r>
-      <w:r>
-        <w:rPr>
-          <w:rFonts w:eastAsiaTheme="minorEastAsia" w:hint="eastAsia"/>
-          <w:lang w:eastAsia="ko-KR"/>
-        </w:rPr>
-        <w:t>행동을</w:t>
-      </w:r>
-      <w:r>
-        <w:rPr>
-          <w:rFonts w:eastAsiaTheme="minorEastAsia" w:hint="eastAsia"/>
-          <w:lang w:eastAsia="ko-KR"/>
-        </w:rPr>
-        <w:t xml:space="preserve"> </w:t>
-      </w:r>
-      <w:r>
-        <w:rPr>
-          <w:rFonts w:eastAsiaTheme="minorEastAsia" w:hint="eastAsia"/>
-          <w:lang w:eastAsia="ko-KR"/>
-        </w:rPr>
-        <w:t>변화시킬</w:t>
-      </w:r>
-      <w:r>
-        <w:rPr>
-          <w:rFonts w:eastAsiaTheme="minorEastAsia" w:hint="eastAsia"/>
-          <w:lang w:eastAsia="ko-KR"/>
-        </w:rPr>
-        <w:t xml:space="preserve"> </w:t>
-      </w:r>
-      <w:r>
-        <w:rPr>
-          <w:rFonts w:eastAsiaTheme="minorEastAsia" w:hint="eastAsia"/>
-          <w:lang w:eastAsia="ko-KR"/>
-        </w:rPr>
-        <w:t>수</w:t>
-      </w:r>
-      <w:r>
-        <w:rPr>
-          <w:rFonts w:eastAsiaTheme="minorEastAsia" w:hint="eastAsia"/>
-          <w:lang w:eastAsia="ko-KR"/>
-        </w:rPr>
-        <w:t xml:space="preserve"> </w:t>
-      </w:r>
-      <w:r>
-        <w:rPr>
-          <w:rFonts w:eastAsiaTheme="minorEastAsia" w:hint="eastAsia"/>
-          <w:lang w:eastAsia="ko-KR"/>
-        </w:rPr>
-        <w:t>있도록</w:t>
-      </w:r>
-      <w:r>
-        <w:rPr>
-          <w:rFonts w:eastAsiaTheme="minorEastAsia" w:hint="eastAsia"/>
-          <w:lang w:eastAsia="ko-KR"/>
-        </w:rPr>
-        <w:t xml:space="preserve"> </w:t>
-      </w:r>
-      <w:r>
-        <w:rPr>
-          <w:rFonts w:eastAsiaTheme="minorEastAsia" w:hint="eastAsia"/>
-          <w:lang w:eastAsia="ko-KR"/>
-        </w:rPr>
-        <w:t>하였습니다</w:t>
-      </w:r>
-      <w:r>
-        <w:rPr>
-          <w:rFonts w:eastAsiaTheme="minorEastAsia" w:hint="eastAsia"/>
-          <w:lang w:eastAsia="ko-KR"/>
-        </w:rPr>
-        <w:t>.</w:t>
-      </w:r>
-      <w:r>
-        <w:rPr>
-          <w:rFonts w:eastAsiaTheme="minorEastAsia"/>
-          <w:lang w:eastAsia="ko-KR"/>
-        </w:rPr>
-        <w:t xml:space="preserve"> </w:t>
-      </w:r>
-      <w:r>
-        <w:rPr>
-          <w:rFonts w:eastAsiaTheme="minorEastAsia" w:hint="eastAsia"/>
-          <w:lang w:eastAsia="ko-KR"/>
-        </w:rPr>
-        <w:t>아직</w:t>
-      </w:r>
-      <w:r>
-        <w:rPr>
-          <w:rFonts w:eastAsiaTheme="minorEastAsia" w:hint="eastAsia"/>
-          <w:lang w:eastAsia="ko-KR"/>
-        </w:rPr>
-        <w:t xml:space="preserve"> </w:t>
-      </w:r>
-      <w:r>
-        <w:rPr>
-          <w:rFonts w:eastAsiaTheme="minorEastAsia" w:hint="eastAsia"/>
-          <w:lang w:eastAsia="ko-KR"/>
-        </w:rPr>
-        <w:t>모듈이나</w:t>
-      </w:r>
-      <w:r>
-        <w:rPr>
-          <w:rFonts w:eastAsiaTheme="minorEastAsia"/>
-          <w:lang w:eastAsia="ko-KR"/>
-        </w:rPr>
-        <w:t xml:space="preserve"> </w:t>
-      </w:r>
-      <w:proofErr w:type="spellStart"/>
-      <w:r>
-        <w:rPr>
-          <w:rFonts w:eastAsiaTheme="minorEastAsia" w:hint="eastAsia"/>
-          <w:lang w:eastAsia="ko-KR"/>
-        </w:rPr>
-        <w:t>인벤토리의</w:t>
-      </w:r>
-      <w:proofErr w:type="spellEnd"/>
-      <w:r>
-        <w:rPr>
-          <w:rFonts w:eastAsiaTheme="minorEastAsia" w:hint="eastAsia"/>
-          <w:lang w:eastAsia="ko-KR"/>
-        </w:rPr>
-        <w:t xml:space="preserve"> </w:t>
-      </w:r>
-      <w:r>
-        <w:rPr>
-          <w:rFonts w:eastAsiaTheme="minorEastAsia" w:hint="eastAsia"/>
-          <w:lang w:eastAsia="ko-KR"/>
-        </w:rPr>
-        <w:t>형태가</w:t>
-      </w:r>
-      <w:r>
-        <w:rPr>
-          <w:rFonts w:eastAsiaTheme="minorEastAsia" w:hint="eastAsia"/>
-          <w:lang w:eastAsia="ko-KR"/>
-        </w:rPr>
-        <w:t xml:space="preserve"> </w:t>
-      </w:r>
-      <w:r>
-        <w:rPr>
-          <w:rFonts w:eastAsiaTheme="minorEastAsia" w:hint="eastAsia"/>
-          <w:lang w:eastAsia="ko-KR"/>
-        </w:rPr>
-        <w:t>갖춰져</w:t>
-      </w:r>
-      <w:r>
-        <w:rPr>
-          <w:rFonts w:eastAsiaTheme="minorEastAsia" w:hint="eastAsia"/>
-          <w:lang w:eastAsia="ko-KR"/>
-        </w:rPr>
-        <w:t xml:space="preserve"> </w:t>
-      </w:r>
-      <w:r>
-        <w:rPr>
-          <w:rFonts w:eastAsiaTheme="minorEastAsia" w:hint="eastAsia"/>
-          <w:lang w:eastAsia="ko-KR"/>
-        </w:rPr>
-        <w:t>있지</w:t>
-      </w:r>
-      <w:r>
-        <w:rPr>
-          <w:rFonts w:eastAsiaTheme="minorEastAsia" w:hint="eastAsia"/>
-          <w:lang w:eastAsia="ko-KR"/>
-        </w:rPr>
-        <w:t xml:space="preserve"> </w:t>
-      </w:r>
-      <w:r>
-        <w:rPr>
-          <w:rFonts w:eastAsiaTheme="minorEastAsia" w:hint="eastAsia"/>
-          <w:lang w:eastAsia="ko-KR"/>
-        </w:rPr>
-        <w:t>않기</w:t>
-      </w:r>
-      <w:r>
-        <w:rPr>
-          <w:rFonts w:eastAsiaTheme="minorEastAsia" w:hint="eastAsia"/>
-          <w:lang w:eastAsia="ko-KR"/>
-        </w:rPr>
-        <w:t xml:space="preserve"> </w:t>
-      </w:r>
-      <w:r>
-        <w:rPr>
-          <w:rFonts w:eastAsiaTheme="minorEastAsia" w:hint="eastAsia"/>
-          <w:lang w:eastAsia="ko-KR"/>
-        </w:rPr>
-        <w:t>때문에</w:t>
-      </w:r>
-      <w:r>
-        <w:rPr>
-          <w:rFonts w:eastAsiaTheme="minorEastAsia" w:hint="eastAsia"/>
-          <w:lang w:eastAsia="ko-KR"/>
-        </w:rPr>
-        <w:t>,</w:t>
-      </w:r>
-      <w:r>
-        <w:rPr>
-          <w:rFonts w:eastAsiaTheme="minorEastAsia"/>
-          <w:lang w:eastAsia="ko-KR"/>
-        </w:rPr>
-        <w:t xml:space="preserve"> </w:t>
-      </w:r>
-      <w:r>
-        <w:rPr>
-          <w:rFonts w:eastAsiaTheme="minorEastAsia" w:hint="eastAsia"/>
-          <w:lang w:eastAsia="ko-KR"/>
-        </w:rPr>
-        <w:t>테스트는</w:t>
-      </w:r>
-      <w:r>
-        <w:rPr>
-          <w:rFonts w:eastAsiaTheme="minorEastAsia" w:hint="eastAsia"/>
-          <w:lang w:eastAsia="ko-KR"/>
-        </w:rPr>
-        <w:t xml:space="preserve"> </w:t>
-      </w:r>
-      <w:r>
-        <w:rPr>
-          <w:rFonts w:eastAsiaTheme="minorEastAsia" w:hint="eastAsia"/>
-          <w:lang w:eastAsia="ko-KR"/>
-        </w:rPr>
-        <w:t>디버그를</w:t>
-      </w:r>
-      <w:r>
-        <w:rPr>
-          <w:rFonts w:eastAsiaTheme="minorEastAsia" w:hint="eastAsia"/>
-          <w:lang w:eastAsia="ko-KR"/>
-        </w:rPr>
-        <w:t xml:space="preserve"> </w:t>
-      </w:r>
-      <w:r>
-        <w:rPr>
-          <w:rFonts w:eastAsiaTheme="minorEastAsia" w:hint="eastAsia"/>
-          <w:lang w:eastAsia="ko-KR"/>
-        </w:rPr>
-        <w:t>통해</w:t>
-      </w:r>
-      <w:r>
-        <w:rPr>
-          <w:rFonts w:eastAsiaTheme="minorEastAsia" w:hint="eastAsia"/>
-          <w:lang w:eastAsia="ko-KR"/>
-        </w:rPr>
-        <w:t xml:space="preserve"> </w:t>
-      </w:r>
-      <w:proofErr w:type="spellStart"/>
-      <w:r>
-        <w:rPr>
-          <w:rFonts w:eastAsiaTheme="minorEastAsia" w:hint="eastAsia"/>
-          <w:lang w:eastAsia="ko-KR"/>
-        </w:rPr>
-        <w:t>인게임에서</w:t>
-      </w:r>
-      <w:proofErr w:type="spellEnd"/>
-      <w:r>
-        <w:rPr>
-          <w:rFonts w:eastAsiaTheme="minorEastAsia" w:hint="eastAsia"/>
-          <w:lang w:eastAsia="ko-KR"/>
-        </w:rPr>
-        <w:t xml:space="preserve"> </w:t>
-      </w:r>
-      <w:r>
-        <w:rPr>
-          <w:rFonts w:eastAsiaTheme="minorEastAsia" w:hint="eastAsia"/>
-          <w:lang w:eastAsia="ko-KR"/>
-        </w:rPr>
-        <w:t>플레이어의</w:t>
-      </w:r>
-      <w:r>
-        <w:rPr>
-          <w:rFonts w:eastAsiaTheme="minorEastAsia" w:hint="eastAsia"/>
-          <w:lang w:eastAsia="ko-KR"/>
-        </w:rPr>
-        <w:t xml:space="preserve"> </w:t>
-      </w:r>
-      <w:r>
-        <w:rPr>
-          <w:rFonts w:eastAsiaTheme="minorEastAsia"/>
-          <w:lang w:eastAsia="ko-KR"/>
-        </w:rPr>
-        <w:t>“</w:t>
-      </w:r>
-      <w:r>
-        <w:rPr>
-          <w:rFonts w:eastAsiaTheme="minorEastAsia" w:hint="eastAsia"/>
-          <w:lang w:eastAsia="ko-KR"/>
-        </w:rPr>
-        <w:t>태그</w:t>
-      </w:r>
-      <w:r>
-        <w:rPr>
-          <w:rFonts w:eastAsiaTheme="minorEastAsia"/>
-          <w:lang w:eastAsia="ko-KR"/>
-        </w:rPr>
-        <w:t>”</w:t>
-      </w:r>
-      <w:proofErr w:type="spellStart"/>
-      <w:r>
-        <w:rPr>
-          <w:rFonts w:eastAsiaTheme="minorEastAsia" w:hint="eastAsia"/>
-          <w:lang w:eastAsia="ko-KR"/>
-        </w:rPr>
-        <w:t>를</w:t>
-      </w:r>
-      <w:proofErr w:type="spellEnd"/>
-      <w:r>
-        <w:rPr>
-          <w:rFonts w:eastAsiaTheme="minorEastAsia" w:hint="eastAsia"/>
-          <w:lang w:eastAsia="ko-KR"/>
-        </w:rPr>
-        <w:t xml:space="preserve"> </w:t>
-      </w:r>
-      <w:r>
-        <w:rPr>
-          <w:rFonts w:eastAsiaTheme="minorEastAsia" w:hint="eastAsia"/>
-          <w:lang w:eastAsia="ko-KR"/>
-        </w:rPr>
-        <w:t>변경시키는</w:t>
-      </w:r>
-      <w:r>
-        <w:rPr>
-          <w:rFonts w:eastAsiaTheme="minorEastAsia" w:hint="eastAsia"/>
-          <w:lang w:eastAsia="ko-KR"/>
-        </w:rPr>
-        <w:t xml:space="preserve"> </w:t>
-      </w:r>
-      <w:r>
-        <w:rPr>
-          <w:rFonts w:eastAsiaTheme="minorEastAsia" w:hint="eastAsia"/>
-          <w:lang w:eastAsia="ko-KR"/>
-        </w:rPr>
-        <w:t>형태로</w:t>
-      </w:r>
-      <w:r>
-        <w:rPr>
-          <w:rFonts w:eastAsiaTheme="minorEastAsia" w:hint="eastAsia"/>
-          <w:lang w:eastAsia="ko-KR"/>
-        </w:rPr>
-        <w:t xml:space="preserve"> </w:t>
-      </w:r>
-      <w:proofErr w:type="spellStart"/>
-      <w:r>
-        <w:rPr>
-          <w:rFonts w:eastAsiaTheme="minorEastAsia" w:hint="eastAsia"/>
-          <w:lang w:eastAsia="ko-KR"/>
-        </w:rPr>
-        <w:t>시스템에게</w:t>
-      </w:r>
-      <w:proofErr w:type="spellEnd"/>
-      <w:r>
-        <w:rPr>
-          <w:rFonts w:eastAsiaTheme="minorEastAsia" w:hint="eastAsia"/>
-          <w:lang w:eastAsia="ko-KR"/>
-        </w:rPr>
-        <w:t xml:space="preserve"> </w:t>
-      </w:r>
-      <w:r>
-        <w:rPr>
-          <w:rFonts w:eastAsiaTheme="minorEastAsia" w:hint="eastAsia"/>
-          <w:lang w:eastAsia="ko-KR"/>
-        </w:rPr>
-        <w:t>지금</w:t>
-      </w:r>
-      <w:r>
-        <w:rPr>
-          <w:rFonts w:eastAsiaTheme="minorEastAsia" w:hint="eastAsia"/>
-          <w:lang w:eastAsia="ko-KR"/>
-        </w:rPr>
-        <w:t xml:space="preserve"> </w:t>
-      </w:r>
-      <w:r>
-        <w:rPr>
-          <w:rFonts w:eastAsiaTheme="minorEastAsia" w:hint="eastAsia"/>
-          <w:lang w:eastAsia="ko-KR"/>
-        </w:rPr>
-        <w:t>태그에</w:t>
-      </w:r>
-      <w:r>
-        <w:rPr>
-          <w:rFonts w:eastAsiaTheme="minorEastAsia" w:hint="eastAsia"/>
-          <w:lang w:eastAsia="ko-KR"/>
-        </w:rPr>
-        <w:t xml:space="preserve"> </w:t>
-      </w:r>
-      <w:r>
-        <w:rPr>
-          <w:rFonts w:eastAsiaTheme="minorEastAsia" w:hint="eastAsia"/>
-          <w:lang w:eastAsia="ko-KR"/>
-        </w:rPr>
-        <w:t>맞는</w:t>
-      </w:r>
-      <w:r>
-        <w:rPr>
-          <w:rFonts w:eastAsiaTheme="minorEastAsia" w:hint="eastAsia"/>
-          <w:lang w:eastAsia="ko-KR"/>
-        </w:rPr>
-        <w:t xml:space="preserve"> </w:t>
-      </w:r>
-      <w:r>
-        <w:rPr>
-          <w:rFonts w:eastAsiaTheme="minorEastAsia" w:hint="eastAsia"/>
-          <w:lang w:eastAsia="ko-KR"/>
-        </w:rPr>
-        <w:t>스킬을</w:t>
-      </w:r>
-      <w:r>
-        <w:rPr>
-          <w:rFonts w:eastAsiaTheme="minorEastAsia" w:hint="eastAsia"/>
-          <w:lang w:eastAsia="ko-KR"/>
-        </w:rPr>
-        <w:t xml:space="preserve"> </w:t>
-      </w:r>
-      <w:r>
-        <w:rPr>
-          <w:rFonts w:eastAsiaTheme="minorEastAsia" w:hint="eastAsia"/>
-          <w:lang w:eastAsia="ko-KR"/>
-        </w:rPr>
-        <w:t>사용하도록</w:t>
-      </w:r>
-      <w:r>
-        <w:rPr>
-          <w:rFonts w:eastAsiaTheme="minorEastAsia" w:hint="eastAsia"/>
-          <w:lang w:eastAsia="ko-KR"/>
-        </w:rPr>
-        <w:t xml:space="preserve"> </w:t>
-      </w:r>
-      <w:r>
-        <w:rPr>
-          <w:rFonts w:eastAsiaTheme="minorEastAsia" w:hint="eastAsia"/>
-          <w:lang w:eastAsia="ko-KR"/>
-        </w:rPr>
-        <w:t>하였습니다</w:t>
+        <w:t>입력하여</w:t>
+      </w:r>
+      <w:r>
+        <w:rPr>
+          <w:rFonts w:eastAsiaTheme="minorEastAsia" w:hint="eastAsia"/>
+          <w:lang w:eastAsia="ko-KR"/>
+        </w:rPr>
+        <w:t xml:space="preserve"> </w:t>
+      </w:r>
+      <w:r>
+        <w:rPr>
+          <w:rFonts w:eastAsiaTheme="minorEastAsia" w:hint="eastAsia"/>
+          <w:lang w:eastAsia="ko-KR"/>
+        </w:rPr>
+        <w:t>조절하는</w:t>
+      </w:r>
+      <w:r>
+        <w:rPr>
+          <w:rFonts w:eastAsiaTheme="minorEastAsia" w:hint="eastAsia"/>
+          <w:lang w:eastAsia="ko-KR"/>
+        </w:rPr>
+        <w:t xml:space="preserve"> </w:t>
+      </w:r>
+      <w:r>
+        <w:rPr>
+          <w:rFonts w:eastAsiaTheme="minorEastAsia" w:hint="eastAsia"/>
+          <w:lang w:eastAsia="ko-KR"/>
+        </w:rPr>
+        <w:t>방식으로</w:t>
+      </w:r>
+      <w:r>
+        <w:rPr>
+          <w:rFonts w:eastAsiaTheme="minorEastAsia" w:hint="eastAsia"/>
+          <w:lang w:eastAsia="ko-KR"/>
+        </w:rPr>
+        <w:t xml:space="preserve"> </w:t>
+      </w:r>
+      <w:r>
+        <w:rPr>
+          <w:rFonts w:eastAsiaTheme="minorEastAsia" w:hint="eastAsia"/>
+          <w:lang w:eastAsia="ko-KR"/>
+        </w:rPr>
+        <w:t>만들었습니다</w:t>
       </w:r>
       <w:r>
         <w:rPr>
@@ -1418,10 +1276,18 @@
           <w:lang w:eastAsia="ko-KR"/>
         </w:rPr>
         <w:drawing>
-          <wp:inline distT="0" distB="0" distL="0" distR="0" wp14:anchorId="4FF4035D" wp14:editId="43859406">
-            <wp:extent cx="4921857" cy="4215778"/>
-            <wp:effectExtent l="0" t="0" r="0" b="0"/>
-            <wp:docPr id="5" name="그림 5"/>
+          <wp:anchor distT="0" distB="0" distL="114300" distR="114300" simplePos="0" relativeHeight="251659264" behindDoc="0" locked="0" layoutInCell="1" allowOverlap="1" wp14:anchorId="7E79945D" wp14:editId="4A5A1B90">
+            <wp:simplePos x="0" y="0"/>
+            <wp:positionH relativeFrom="column">
+              <wp:posOffset>3975735</wp:posOffset>
+            </wp:positionH>
+            <wp:positionV relativeFrom="paragraph">
+              <wp:posOffset>115570</wp:posOffset>
+            </wp:positionV>
+            <wp:extent cx="1911985" cy="1558290"/>
+            <wp:effectExtent l="0" t="0" r="0" b="3810"/>
+            <wp:wrapSquare wrapText="bothSides"/>
+            <wp:docPr id="4" name="그림 4"/>
             <wp:cNvGraphicFramePr>
               <a:graphicFrameLocks xmlns:a="http://schemas.openxmlformats.org/drawingml/2006/main" noChangeAspect="1"/>
             </wp:cNvGraphicFramePr>
@@ -1433,7 +1299,13 @@
                     <pic:cNvPicPr/>
                   </pic:nvPicPr>
                   <pic:blipFill>
-                    <a:blip r:embed="rId10"/>
+                    <a:blip r:embed="rId10">
+                      <a:extLst>
+                        <a:ext uri="{28A0092B-C50C-407E-A947-70E740481C1C}">
+                          <a14:useLocalDpi xmlns:a14="http://schemas.microsoft.com/office/drawing/2010/main" val="0"/>
+                        </a:ext>
+                      </a:extLst>
+                    </a:blip>
                     <a:stretch>
                       <a:fillRect/>
                     </a:stretch>
@@ -1441,7 +1313,7 @@
                   <pic:spPr>
                     <a:xfrm>
                       <a:off x="0" y="0"/>
-                      <a:ext cx="4942544" cy="4233497"/>
+                      <a:ext cx="1911985" cy="1558290"/>
                     </a:xfrm>
                     <a:prstGeom prst="rect">
                       <a:avLst/>
@@ -1450,663 +1322,27 @@
                 </pic:pic>
               </a:graphicData>
             </a:graphic>
-          </wp:inline>
+          </wp:anchor>
         </w:drawing>
       </w:r>
-    </w:p>
-    <w:p>
-      <w:pPr>
-        <w:pStyle w:val="10"/>
+      <w:r>
         <w:rPr>
           <w:rFonts w:eastAsiaTheme="minorEastAsia"/>
           <w:lang w:eastAsia="ko-KR"/>
         </w:rPr>
-      </w:pPr>
-      <w:r>
-        <w:rPr>
-          <w:rFonts w:eastAsiaTheme="minorEastAsia" w:hint="eastAsia"/>
-          <w:lang w:eastAsia="ko-KR"/>
-        </w:rPr>
-        <w:t>기존에는</w:t>
-      </w:r>
-      <w:r>
-        <w:rPr>
-          <w:rFonts w:eastAsiaTheme="minorEastAsia" w:hint="eastAsia"/>
-          <w:lang w:eastAsia="ko-KR"/>
-        </w:rPr>
-        <w:t xml:space="preserve"> </w:t>
-      </w:r>
-      <w:r>
-        <w:rPr>
-          <w:rFonts w:eastAsiaTheme="minorEastAsia" w:hint="eastAsia"/>
-          <w:lang w:eastAsia="ko-KR"/>
-        </w:rPr>
-        <w:t>스킬</w:t>
-      </w:r>
-      <w:r>
-        <w:rPr>
-          <w:rFonts w:eastAsiaTheme="minorEastAsia" w:hint="eastAsia"/>
-          <w:lang w:eastAsia="ko-KR"/>
-        </w:rPr>
-        <w:t xml:space="preserve"> </w:t>
-      </w:r>
-      <w:r>
-        <w:rPr>
-          <w:rFonts w:eastAsiaTheme="minorEastAsia" w:hint="eastAsia"/>
-          <w:lang w:eastAsia="ko-KR"/>
-        </w:rPr>
-        <w:t>한</w:t>
-      </w:r>
-      <w:r>
-        <w:rPr>
-          <w:rFonts w:eastAsiaTheme="minorEastAsia" w:hint="eastAsia"/>
-          <w:lang w:eastAsia="ko-KR"/>
-        </w:rPr>
-        <w:t xml:space="preserve"> </w:t>
-      </w:r>
-      <w:r>
-        <w:rPr>
-          <w:rFonts w:eastAsiaTheme="minorEastAsia" w:hint="eastAsia"/>
-          <w:lang w:eastAsia="ko-KR"/>
-        </w:rPr>
-        <w:t>개당</w:t>
-      </w:r>
-      <w:r>
-        <w:rPr>
-          <w:rFonts w:eastAsiaTheme="minorEastAsia" w:hint="eastAsia"/>
-          <w:lang w:eastAsia="ko-KR"/>
-        </w:rPr>
-        <w:t xml:space="preserve"> </w:t>
-      </w:r>
-      <w:r>
-        <w:rPr>
-          <w:rFonts w:eastAsiaTheme="minorEastAsia" w:hint="eastAsia"/>
-          <w:lang w:eastAsia="ko-KR"/>
-        </w:rPr>
-        <w:t>클래스를</w:t>
-      </w:r>
-      <w:r>
-        <w:rPr>
-          <w:rFonts w:eastAsiaTheme="minorEastAsia" w:hint="eastAsia"/>
-          <w:lang w:eastAsia="ko-KR"/>
-        </w:rPr>
-        <w:t xml:space="preserve"> </w:t>
-      </w:r>
-      <w:r>
-        <w:rPr>
-          <w:rFonts w:eastAsiaTheme="minorEastAsia" w:hint="eastAsia"/>
-          <w:lang w:eastAsia="ko-KR"/>
-        </w:rPr>
-        <w:t>작성하는</w:t>
-      </w:r>
-      <w:r>
-        <w:rPr>
-          <w:rFonts w:eastAsiaTheme="minorEastAsia" w:hint="eastAsia"/>
-          <w:lang w:eastAsia="ko-KR"/>
-        </w:rPr>
-        <w:t xml:space="preserve"> </w:t>
-      </w:r>
-      <w:r>
-        <w:rPr>
-          <w:rFonts w:eastAsiaTheme="minorEastAsia" w:hint="eastAsia"/>
-          <w:lang w:eastAsia="ko-KR"/>
-        </w:rPr>
-        <w:t>비효율적인</w:t>
-      </w:r>
-      <w:r>
-        <w:rPr>
-          <w:rFonts w:eastAsiaTheme="minorEastAsia" w:hint="eastAsia"/>
-          <w:lang w:eastAsia="ko-KR"/>
-        </w:rPr>
-        <w:t xml:space="preserve"> </w:t>
-      </w:r>
-      <w:r>
-        <w:rPr>
-          <w:rFonts w:eastAsiaTheme="minorEastAsia" w:hint="eastAsia"/>
-          <w:lang w:eastAsia="ko-KR"/>
-        </w:rPr>
-        <w:t>방법을</w:t>
-      </w:r>
-      <w:r>
-        <w:rPr>
-          <w:rFonts w:eastAsiaTheme="minorEastAsia" w:hint="eastAsia"/>
-          <w:lang w:eastAsia="ko-KR"/>
-        </w:rPr>
-        <w:t xml:space="preserve"> </w:t>
-      </w:r>
-      <w:r>
-        <w:rPr>
-          <w:rFonts w:eastAsiaTheme="minorEastAsia" w:hint="eastAsia"/>
-          <w:lang w:eastAsia="ko-KR"/>
-        </w:rPr>
-        <w:t>취하였었습니다</w:t>
-      </w:r>
-      <w:r>
-        <w:rPr>
-          <w:rFonts w:eastAsiaTheme="minorEastAsia" w:hint="eastAsia"/>
-          <w:lang w:eastAsia="ko-KR"/>
-        </w:rPr>
-        <w:t>.</w:t>
-      </w:r>
-      <w:r>
-        <w:rPr>
-          <w:rFonts w:eastAsiaTheme="minorEastAsia"/>
-          <w:lang w:eastAsia="ko-KR"/>
-        </w:rPr>
-        <w:t xml:space="preserve"> </w:t>
-      </w:r>
-      <w:r>
-        <w:rPr>
-          <w:rFonts w:eastAsiaTheme="minorEastAsia" w:hint="eastAsia"/>
-          <w:lang w:eastAsia="ko-KR"/>
-        </w:rPr>
-        <w:t>추후</w:t>
-      </w:r>
-      <w:r>
-        <w:rPr>
-          <w:rFonts w:eastAsiaTheme="minorEastAsia" w:hint="eastAsia"/>
-          <w:lang w:eastAsia="ko-KR"/>
-        </w:rPr>
-        <w:t xml:space="preserve"> </w:t>
-      </w:r>
-      <w:r>
-        <w:rPr>
-          <w:rFonts w:eastAsiaTheme="minorEastAsia" w:hint="eastAsia"/>
-          <w:lang w:eastAsia="ko-KR"/>
-        </w:rPr>
-        <w:t>더</w:t>
-      </w:r>
-      <w:r>
-        <w:rPr>
-          <w:rFonts w:eastAsiaTheme="minorEastAsia" w:hint="eastAsia"/>
-          <w:lang w:eastAsia="ko-KR"/>
-        </w:rPr>
-        <w:t xml:space="preserve"> </w:t>
-      </w:r>
-      <w:r>
-        <w:rPr>
-          <w:rFonts w:eastAsiaTheme="minorEastAsia" w:hint="eastAsia"/>
-          <w:lang w:eastAsia="ko-KR"/>
-        </w:rPr>
-        <w:t>많은</w:t>
-      </w:r>
-      <w:r>
-        <w:rPr>
-          <w:rFonts w:eastAsiaTheme="minorEastAsia" w:hint="eastAsia"/>
-          <w:lang w:eastAsia="ko-KR"/>
-        </w:rPr>
-        <w:t xml:space="preserve"> </w:t>
-      </w:r>
-      <w:r>
-        <w:rPr>
-          <w:rFonts w:eastAsiaTheme="minorEastAsia" w:hint="eastAsia"/>
-          <w:lang w:eastAsia="ko-KR"/>
-        </w:rPr>
-        <w:t>스킬들을</w:t>
-      </w:r>
-      <w:r>
-        <w:rPr>
-          <w:rFonts w:eastAsiaTheme="minorEastAsia" w:hint="eastAsia"/>
-          <w:lang w:eastAsia="ko-KR"/>
-        </w:rPr>
-        <w:t xml:space="preserve"> </w:t>
-      </w:r>
-      <w:r>
-        <w:rPr>
-          <w:rFonts w:eastAsiaTheme="minorEastAsia" w:hint="eastAsia"/>
-          <w:lang w:eastAsia="ko-KR"/>
-        </w:rPr>
-        <w:t>만들어</w:t>
-      </w:r>
-      <w:r>
-        <w:rPr>
-          <w:rFonts w:eastAsiaTheme="minorEastAsia" w:hint="eastAsia"/>
-          <w:lang w:eastAsia="ko-KR"/>
-        </w:rPr>
-        <w:t xml:space="preserve"> </w:t>
-      </w:r>
-      <w:r>
-        <w:rPr>
-          <w:rFonts w:eastAsiaTheme="minorEastAsia" w:hint="eastAsia"/>
-          <w:lang w:eastAsia="ko-KR"/>
-        </w:rPr>
-        <w:t>낼</w:t>
-      </w:r>
-      <w:r>
-        <w:rPr>
-          <w:rFonts w:eastAsiaTheme="minorEastAsia" w:hint="eastAsia"/>
-          <w:lang w:eastAsia="ko-KR"/>
-        </w:rPr>
-        <w:t xml:space="preserve"> </w:t>
-      </w:r>
-      <w:r>
-        <w:rPr>
-          <w:rFonts w:eastAsiaTheme="minorEastAsia" w:hint="eastAsia"/>
-          <w:lang w:eastAsia="ko-KR"/>
-        </w:rPr>
-        <w:t>예정으로</w:t>
-      </w:r>
-      <w:r>
-        <w:rPr>
-          <w:rFonts w:eastAsiaTheme="minorEastAsia" w:hint="eastAsia"/>
-          <w:lang w:eastAsia="ko-KR"/>
-        </w:rPr>
-        <w:t xml:space="preserve"> </w:t>
-      </w:r>
-      <w:r>
-        <w:rPr>
-          <w:rFonts w:eastAsiaTheme="minorEastAsia" w:hint="eastAsia"/>
-          <w:lang w:eastAsia="ko-KR"/>
-        </w:rPr>
-        <w:t>이번</w:t>
-      </w:r>
-      <w:r>
-        <w:rPr>
-          <w:rFonts w:eastAsiaTheme="minorEastAsia" w:hint="eastAsia"/>
-          <w:lang w:eastAsia="ko-KR"/>
-        </w:rPr>
-        <w:t xml:space="preserve"> </w:t>
-      </w:r>
-      <w:r>
-        <w:rPr>
-          <w:rFonts w:eastAsiaTheme="minorEastAsia" w:hint="eastAsia"/>
-          <w:lang w:eastAsia="ko-KR"/>
-        </w:rPr>
-        <w:t>주차에</w:t>
-      </w:r>
-      <w:r>
-        <w:rPr>
-          <w:rFonts w:eastAsiaTheme="minorEastAsia" w:hint="eastAsia"/>
-          <w:lang w:eastAsia="ko-KR"/>
-        </w:rPr>
-        <w:t xml:space="preserve"> </w:t>
-      </w:r>
-      <w:r>
-        <w:rPr>
-          <w:rFonts w:eastAsiaTheme="minorEastAsia" w:hint="eastAsia"/>
-          <w:lang w:eastAsia="ko-KR"/>
-        </w:rPr>
-        <w:t>시스템을</w:t>
-      </w:r>
-      <w:r>
-        <w:rPr>
-          <w:rFonts w:eastAsiaTheme="minorEastAsia" w:hint="eastAsia"/>
-          <w:lang w:eastAsia="ko-KR"/>
-        </w:rPr>
-        <w:t xml:space="preserve"> </w:t>
-      </w:r>
-      <w:r>
-        <w:rPr>
-          <w:rFonts w:eastAsiaTheme="minorEastAsia" w:hint="eastAsia"/>
-          <w:lang w:eastAsia="ko-KR"/>
-        </w:rPr>
-        <w:t>갈아엎었습니다</w:t>
-      </w:r>
-      <w:r>
-        <w:rPr>
-          <w:rFonts w:eastAsiaTheme="minorEastAsia" w:hint="eastAsia"/>
-          <w:lang w:eastAsia="ko-KR"/>
-        </w:rPr>
-        <w:t>.</w:t>
-      </w:r>
-      <w:r>
-        <w:rPr>
-          <w:rFonts w:eastAsiaTheme="minorEastAsia"/>
-          <w:lang w:eastAsia="ko-KR"/>
-        </w:rPr>
-        <w:t xml:space="preserve"> </w:t>
-      </w:r>
-      <w:r>
-        <w:rPr>
-          <w:rFonts w:eastAsiaTheme="minorEastAsia" w:hint="eastAsia"/>
-          <w:lang w:eastAsia="ko-KR"/>
-        </w:rPr>
-        <w:t>한</w:t>
-      </w:r>
-      <w:r>
-        <w:rPr>
-          <w:rFonts w:eastAsiaTheme="minorEastAsia" w:hint="eastAsia"/>
-          <w:lang w:eastAsia="ko-KR"/>
-        </w:rPr>
-        <w:t xml:space="preserve"> </w:t>
-      </w:r>
-      <w:r>
-        <w:rPr>
-          <w:rFonts w:eastAsiaTheme="minorEastAsia" w:hint="eastAsia"/>
-          <w:lang w:eastAsia="ko-KR"/>
-        </w:rPr>
-        <w:t>개의</w:t>
-      </w:r>
-      <w:r>
-        <w:rPr>
-          <w:rFonts w:eastAsiaTheme="minorEastAsia" w:hint="eastAsia"/>
-          <w:lang w:eastAsia="ko-KR"/>
-        </w:rPr>
-        <w:t xml:space="preserve"> </w:t>
-      </w:r>
-      <w:r>
-        <w:rPr>
-          <w:rFonts w:eastAsiaTheme="minorEastAsia" w:hint="eastAsia"/>
-          <w:lang w:eastAsia="ko-KR"/>
-        </w:rPr>
-        <w:t>클래스</w:t>
-      </w:r>
-      <w:r>
-        <w:rPr>
-          <w:rFonts w:eastAsiaTheme="minorEastAsia" w:hint="eastAsia"/>
-          <w:lang w:eastAsia="ko-KR"/>
-        </w:rPr>
-        <w:t>만</w:t>
-      </w:r>
-      <w:r>
-        <w:rPr>
-          <w:rFonts w:eastAsiaTheme="minorEastAsia" w:hint="eastAsia"/>
-          <w:lang w:eastAsia="ko-KR"/>
-        </w:rPr>
-        <w:t xml:space="preserve"> </w:t>
-      </w:r>
-      <w:r>
-        <w:rPr>
-          <w:rFonts w:eastAsiaTheme="minorEastAsia" w:hint="eastAsia"/>
-          <w:lang w:eastAsia="ko-KR"/>
-        </w:rPr>
-        <w:t>사용하여</w:t>
-      </w:r>
-      <w:r>
-        <w:rPr>
-          <w:rFonts w:eastAsiaTheme="minorEastAsia" w:hint="eastAsia"/>
-          <w:lang w:eastAsia="ko-KR"/>
-        </w:rPr>
-        <w:t>,</w:t>
-      </w:r>
-      <w:r>
-        <w:rPr>
-          <w:rFonts w:eastAsiaTheme="minorEastAsia"/>
-          <w:lang w:eastAsia="ko-KR"/>
-        </w:rPr>
-        <w:t xml:space="preserve"> </w:t>
-      </w:r>
-      <w:r>
-        <w:rPr>
-          <w:rFonts w:eastAsiaTheme="minorEastAsia" w:hint="eastAsia"/>
-          <w:lang w:eastAsia="ko-KR"/>
-        </w:rPr>
-        <w:t>사용</w:t>
-      </w:r>
-      <w:r>
-        <w:rPr>
-          <w:rFonts w:eastAsiaTheme="minorEastAsia" w:hint="eastAsia"/>
-          <w:lang w:eastAsia="ko-KR"/>
-        </w:rPr>
-        <w:t>할</w:t>
-      </w:r>
-      <w:r>
-        <w:rPr>
-          <w:rFonts w:eastAsiaTheme="minorEastAsia" w:hint="eastAsia"/>
-          <w:lang w:eastAsia="ko-KR"/>
-        </w:rPr>
-        <w:t xml:space="preserve"> </w:t>
-      </w:r>
-      <w:r>
-        <w:rPr>
-          <w:rFonts w:eastAsiaTheme="minorEastAsia" w:hint="eastAsia"/>
-          <w:lang w:eastAsia="ko-KR"/>
-        </w:rPr>
-        <w:t>스킬에</w:t>
-      </w:r>
-      <w:r>
-        <w:rPr>
-          <w:rFonts w:eastAsiaTheme="minorEastAsia" w:hint="eastAsia"/>
-          <w:lang w:eastAsia="ko-KR"/>
-        </w:rPr>
-        <w:t xml:space="preserve"> </w:t>
-      </w:r>
-      <w:r>
-        <w:rPr>
-          <w:rFonts w:eastAsiaTheme="minorEastAsia" w:hint="eastAsia"/>
-          <w:lang w:eastAsia="ko-KR"/>
-        </w:rPr>
-        <w:t>필요한</w:t>
-      </w:r>
-      <w:r>
-        <w:rPr>
-          <w:rFonts w:eastAsiaTheme="minorEastAsia" w:hint="eastAsia"/>
-          <w:lang w:eastAsia="ko-KR"/>
-        </w:rPr>
-        <w:t xml:space="preserve"> </w:t>
-      </w:r>
-      <w:r>
-        <w:rPr>
-          <w:rFonts w:eastAsiaTheme="minorEastAsia" w:hint="eastAsia"/>
-          <w:lang w:eastAsia="ko-KR"/>
-        </w:rPr>
-        <w:t>데이터를</w:t>
-      </w:r>
-      <w:r>
-        <w:rPr>
-          <w:rFonts w:eastAsiaTheme="minorEastAsia" w:hint="eastAsia"/>
-          <w:lang w:eastAsia="ko-KR"/>
-        </w:rPr>
-        <w:t xml:space="preserve"> </w:t>
-      </w:r>
-      <w:r>
-        <w:rPr>
-          <w:rFonts w:eastAsiaTheme="minorEastAsia" w:hint="eastAsia"/>
-          <w:lang w:eastAsia="ko-KR"/>
-        </w:rPr>
-        <w:t>직접</w:t>
-      </w:r>
-      <w:r>
-        <w:rPr>
-          <w:rFonts w:eastAsiaTheme="minorEastAsia" w:hint="eastAsia"/>
-          <w:lang w:eastAsia="ko-KR"/>
-        </w:rPr>
-        <w:t xml:space="preserve"> </w:t>
-      </w:r>
-      <w:r>
-        <w:rPr>
-          <w:rFonts w:eastAsiaTheme="minorEastAsia" w:hint="eastAsia"/>
-          <w:lang w:eastAsia="ko-KR"/>
-        </w:rPr>
-        <w:t>넣어서</w:t>
-      </w:r>
-      <w:r>
-        <w:rPr>
-          <w:rFonts w:eastAsiaTheme="minorEastAsia" w:hint="eastAsia"/>
-          <w:lang w:eastAsia="ko-KR"/>
-        </w:rPr>
-        <w:t xml:space="preserve"> </w:t>
-      </w:r>
-      <w:r>
-        <w:rPr>
-          <w:rFonts w:eastAsiaTheme="minorEastAsia" w:hint="eastAsia"/>
-          <w:lang w:eastAsia="ko-KR"/>
-        </w:rPr>
-        <w:t>사용하는</w:t>
-      </w:r>
-      <w:r>
-        <w:rPr>
-          <w:rFonts w:eastAsiaTheme="minorEastAsia" w:hint="eastAsia"/>
-          <w:lang w:eastAsia="ko-KR"/>
-        </w:rPr>
-        <w:t xml:space="preserve"> </w:t>
-      </w:r>
-      <w:r>
-        <w:rPr>
-          <w:rFonts w:eastAsiaTheme="minorEastAsia" w:hint="eastAsia"/>
-          <w:lang w:eastAsia="ko-KR"/>
-        </w:rPr>
-        <w:t>방법으로</w:t>
-      </w:r>
-      <w:r>
-        <w:rPr>
-          <w:rFonts w:eastAsiaTheme="minorEastAsia" w:hint="eastAsia"/>
-          <w:lang w:eastAsia="ko-KR"/>
-        </w:rPr>
-        <w:t xml:space="preserve"> </w:t>
-      </w:r>
-      <w:r>
-        <w:rPr>
-          <w:rFonts w:eastAsiaTheme="minorEastAsia" w:hint="eastAsia"/>
-          <w:lang w:eastAsia="ko-KR"/>
-        </w:rPr>
-        <w:t>변형시켰습니다</w:t>
-      </w:r>
-      <w:r>
-        <w:rPr>
-          <w:rFonts w:eastAsiaTheme="minorEastAsia" w:hint="eastAsia"/>
-          <w:lang w:eastAsia="ko-KR"/>
-        </w:rPr>
-        <w:t>.</w:t>
-      </w:r>
-      <w:r>
-        <w:rPr>
-          <w:rFonts w:eastAsiaTheme="minorEastAsia"/>
-          <w:lang w:eastAsia="ko-KR"/>
-        </w:rPr>
-        <w:t xml:space="preserve"> </w:t>
-      </w:r>
-      <w:r>
-        <w:rPr>
-          <w:rFonts w:eastAsiaTheme="minorEastAsia" w:hint="eastAsia"/>
-          <w:lang w:eastAsia="ko-KR"/>
-        </w:rPr>
-        <w:t>여기서</w:t>
-      </w:r>
-      <w:r>
-        <w:rPr>
-          <w:rFonts w:eastAsiaTheme="minorEastAsia"/>
-          <w:lang w:eastAsia="ko-KR"/>
-        </w:rPr>
-        <w:t xml:space="preserve"> </w:t>
-      </w:r>
-      <w:proofErr w:type="spellStart"/>
-      <w:r>
-        <w:rPr>
-          <w:rFonts w:eastAsiaTheme="minorEastAsia"/>
-          <w:lang w:eastAsia="ko-KR"/>
-        </w:rPr>
-        <w:t>BehaviorModules</w:t>
-      </w:r>
-      <w:proofErr w:type="spellEnd"/>
-      <w:r>
-        <w:rPr>
-          <w:rFonts w:eastAsiaTheme="minorEastAsia" w:hint="eastAsia"/>
-          <w:lang w:eastAsia="ko-KR"/>
-        </w:rPr>
-        <w:t>라는</w:t>
-      </w:r>
-      <w:r>
-        <w:rPr>
-          <w:rFonts w:eastAsiaTheme="minorEastAsia" w:hint="eastAsia"/>
-          <w:lang w:eastAsia="ko-KR"/>
-        </w:rPr>
-        <w:t xml:space="preserve"> </w:t>
-      </w:r>
-      <w:r>
-        <w:rPr>
-          <w:rFonts w:eastAsiaTheme="minorEastAsia" w:hint="eastAsia"/>
-          <w:lang w:eastAsia="ko-KR"/>
-        </w:rPr>
-        <w:t>변수가</w:t>
-      </w:r>
-      <w:r>
-        <w:rPr>
-          <w:rFonts w:eastAsiaTheme="minorEastAsia" w:hint="eastAsia"/>
-          <w:lang w:eastAsia="ko-KR"/>
-        </w:rPr>
-        <w:t xml:space="preserve"> </w:t>
-      </w:r>
-      <w:r>
-        <w:rPr>
-          <w:rFonts w:eastAsiaTheme="minorEastAsia" w:hint="eastAsia"/>
-          <w:lang w:eastAsia="ko-KR"/>
-        </w:rPr>
-        <w:t>바로</w:t>
-      </w:r>
-      <w:r>
-        <w:rPr>
-          <w:rFonts w:eastAsiaTheme="minorEastAsia" w:hint="eastAsia"/>
-          <w:lang w:eastAsia="ko-KR"/>
-        </w:rPr>
-        <w:t xml:space="preserve"> </w:t>
-      </w:r>
-      <w:r>
-        <w:rPr>
-          <w:rFonts w:eastAsiaTheme="minorEastAsia" w:hint="eastAsia"/>
-          <w:lang w:eastAsia="ko-KR"/>
-        </w:rPr>
-        <w:t>플레이어의</w:t>
-      </w:r>
-      <w:r>
-        <w:rPr>
-          <w:rFonts w:eastAsiaTheme="minorEastAsia" w:hint="eastAsia"/>
-          <w:lang w:eastAsia="ko-KR"/>
-        </w:rPr>
-        <w:t xml:space="preserve"> </w:t>
-      </w:r>
-      <w:r>
-        <w:rPr>
-          <w:rFonts w:eastAsiaTheme="minorEastAsia" w:hint="eastAsia"/>
-          <w:lang w:eastAsia="ko-KR"/>
-        </w:rPr>
-        <w:t>스킬을</w:t>
-      </w:r>
-      <w:r>
-        <w:rPr>
-          <w:rFonts w:eastAsiaTheme="minorEastAsia" w:hint="eastAsia"/>
-          <w:lang w:eastAsia="ko-KR"/>
-        </w:rPr>
-        <w:t xml:space="preserve"> </w:t>
-      </w:r>
-      <w:r>
-        <w:rPr>
-          <w:rFonts w:eastAsiaTheme="minorEastAsia" w:hint="eastAsia"/>
-          <w:lang w:eastAsia="ko-KR"/>
-        </w:rPr>
-        <w:t>변형시키는</w:t>
-      </w:r>
-      <w:r>
-        <w:rPr>
-          <w:rFonts w:eastAsiaTheme="minorEastAsia" w:hint="eastAsia"/>
-          <w:lang w:eastAsia="ko-KR"/>
-        </w:rPr>
-        <w:t xml:space="preserve"> </w:t>
-      </w:r>
-      <w:r>
-        <w:rPr>
-          <w:rFonts w:eastAsiaTheme="minorEastAsia" w:hint="eastAsia"/>
-          <w:lang w:eastAsia="ko-KR"/>
-        </w:rPr>
-        <w:t>데이터입니다</w:t>
-      </w:r>
-      <w:r>
-        <w:rPr>
-          <w:rFonts w:eastAsiaTheme="minorEastAsia" w:hint="eastAsia"/>
-          <w:lang w:eastAsia="ko-KR"/>
-        </w:rPr>
-        <w:t>.</w:t>
-      </w:r>
-    </w:p>
-    <w:p>
-      <w:pPr>
-        <w:pStyle w:val="10"/>
-        <w:rPr>
-          <w:rFonts w:eastAsiaTheme="minorEastAsia"/>
-          <w:lang w:eastAsia="ko-KR"/>
-        </w:rPr>
-      </w:pPr>
-      <w:r>
-        <w:rPr>
-          <w:rFonts w:eastAsiaTheme="minorEastAsia"/>
-          <w:lang w:eastAsia="ko-KR"/>
-        </w:rPr>
-        <w:lastRenderedPageBreak/>
         <w:drawing>
-          <wp:inline distT="0" distB="0" distL="0" distR="0" wp14:anchorId="17C60D40" wp14:editId="591C8ED7">
-            <wp:extent cx="6794500" cy="4448175"/>
-            <wp:effectExtent l="0" t="0" r="6350" b="9525"/>
-            <wp:docPr id="7" name="그림 7"/>
+          <wp:anchor distT="0" distB="0" distL="114300" distR="114300" simplePos="0" relativeHeight="251658240" behindDoc="0" locked="0" layoutInCell="1" allowOverlap="1" wp14:anchorId="55384C7A" wp14:editId="15DEE28B">
+            <wp:simplePos x="0" y="0"/>
+            <wp:positionH relativeFrom="column">
+              <wp:posOffset>207037</wp:posOffset>
+            </wp:positionH>
+            <wp:positionV relativeFrom="paragraph">
+              <wp:posOffset>115570</wp:posOffset>
+            </wp:positionV>
+            <wp:extent cx="3658111" cy="1581371"/>
+            <wp:effectExtent l="0" t="0" r="0" b="0"/>
+            <wp:wrapSquare wrapText="bothSides"/>
+            <wp:docPr id="3" name="그림 3"/>
             <wp:cNvGraphicFramePr>
               <a:graphicFrameLocks xmlns:a="http://schemas.openxmlformats.org/drawingml/2006/main" noChangeAspect="1"/>
             </wp:cNvGraphicFramePr>
@@ -2118,7 +1354,13 @@
                     <pic:cNvPicPr/>
                   </pic:nvPicPr>
                   <pic:blipFill>
-                    <a:blip r:embed="rId11"/>
+                    <a:blip r:embed="rId11">
+                      <a:extLst>
+                        <a:ext uri="{28A0092B-C50C-407E-A947-70E740481C1C}">
+                          <a14:useLocalDpi xmlns:a14="http://schemas.microsoft.com/office/drawing/2010/main" val="0"/>
+                        </a:ext>
+                      </a:extLst>
+                    </a:blip>
                     <a:stretch>
                       <a:fillRect/>
                     </a:stretch>
@@ -2126,7 +1368,7 @@
                   <pic:spPr>
                     <a:xfrm>
                       <a:off x="0" y="0"/>
-                      <a:ext cx="6794500" cy="4448175"/>
+                      <a:ext cx="3658111" cy="1581371"/>
                     </a:xfrm>
                     <a:prstGeom prst="rect">
                       <a:avLst/>
@@ -2135,7 +1377,7 @@
                 </pic:pic>
               </a:graphicData>
             </a:graphic>
-          </wp:inline>
+          </wp:anchor>
         </w:drawing>
       </w:r>
     </w:p>
@@ -2147,16 +1389,1668 @@
           <w:lang w:eastAsia="ko-KR"/>
         </w:rPr>
       </w:pPr>
-      <w:r>
+    </w:p>
+    <w:p>
+      <w:pPr>
+        <w:pStyle w:val="10"/>
         <w:rPr>
           <w:rFonts w:eastAsiaTheme="minorEastAsia"/>
           <w:lang w:eastAsia="ko-KR"/>
         </w:rPr>
+      </w:pPr>
+    </w:p>
+    <w:p>
+      <w:pPr>
+        <w:pStyle w:val="10"/>
+        <w:rPr>
+          <w:rFonts w:eastAsiaTheme="minorEastAsia"/>
+          <w:lang w:eastAsia="ko-KR"/>
+        </w:rPr>
+      </w:pPr>
+    </w:p>
+    <w:p>
+      <w:pPr>
+        <w:pStyle w:val="10"/>
+        <w:rPr>
+          <w:rFonts w:eastAsiaTheme="minorEastAsia"/>
+          <w:lang w:eastAsia="ko-KR"/>
+        </w:rPr>
+      </w:pPr>
+    </w:p>
+    <w:p>
+      <w:pPr>
+        <w:pStyle w:val="10"/>
+        <w:rPr>
+          <w:rFonts w:eastAsiaTheme="minorEastAsia"/>
+          <w:lang w:eastAsia="ko-KR"/>
+        </w:rPr>
+      </w:pPr>
+    </w:p>
+    <w:p>
+      <w:pPr>
+        <w:pStyle w:val="10"/>
+        <w:rPr>
+          <w:rFonts w:eastAsiaTheme="minorEastAsia"/>
+          <w:lang w:eastAsia="ko-KR"/>
+        </w:rPr>
+      </w:pPr>
+    </w:p>
+    <w:p>
+      <w:pPr>
+        <w:pStyle w:val="10"/>
+        <w:rPr>
+          <w:rFonts w:eastAsiaTheme="minorEastAsia"/>
+          <w:lang w:eastAsia="ko-KR"/>
+        </w:rPr>
+      </w:pPr>
+    </w:p>
+    <w:p>
+      <w:pPr>
+        <w:pStyle w:val="10"/>
+        <w:rPr>
+          <w:rFonts w:eastAsiaTheme="minorEastAsia"/>
+          <w:lang w:eastAsia="ko-KR"/>
+        </w:rPr>
+      </w:pPr>
+      <w:proofErr w:type="spellStart"/>
+      <w:r>
+        <w:rPr>
+          <w:rFonts w:eastAsiaTheme="minorEastAsia" w:hint="eastAsia"/>
+          <w:lang w:eastAsia="ko-KR"/>
+        </w:rPr>
+        <w:t>파이어볼이</w:t>
+      </w:r>
+      <w:proofErr w:type="spellEnd"/>
+      <w:r>
+        <w:rPr>
+          <w:rFonts w:eastAsiaTheme="minorEastAsia" w:hint="eastAsia"/>
+          <w:lang w:eastAsia="ko-KR"/>
+        </w:rPr>
+        <w:t xml:space="preserve"> </w:t>
+      </w:r>
+      <w:r>
+        <w:rPr>
+          <w:rFonts w:eastAsiaTheme="minorEastAsia" w:hint="eastAsia"/>
+          <w:lang w:eastAsia="ko-KR"/>
+        </w:rPr>
+        <w:t>날라가는</w:t>
+      </w:r>
+      <w:r>
+        <w:rPr>
+          <w:rFonts w:eastAsiaTheme="minorEastAsia" w:hint="eastAsia"/>
+          <w:lang w:eastAsia="ko-KR"/>
+        </w:rPr>
+        <w:t xml:space="preserve"> </w:t>
+      </w:r>
+      <w:r>
+        <w:rPr>
+          <w:rFonts w:eastAsiaTheme="minorEastAsia" w:hint="eastAsia"/>
+          <w:lang w:eastAsia="ko-KR"/>
+        </w:rPr>
+        <w:t>장면과</w:t>
+      </w:r>
+      <w:r>
+        <w:rPr>
+          <w:rFonts w:eastAsiaTheme="minorEastAsia" w:hint="eastAsia"/>
+          <w:lang w:eastAsia="ko-KR"/>
+        </w:rPr>
+        <w:t xml:space="preserve"> </w:t>
+      </w:r>
+      <w:r>
+        <w:rPr>
+          <w:rFonts w:eastAsiaTheme="minorEastAsia" w:hint="eastAsia"/>
+          <w:lang w:eastAsia="ko-KR"/>
+        </w:rPr>
+        <w:t>물체와</w:t>
+      </w:r>
+      <w:r>
+        <w:rPr>
+          <w:rFonts w:eastAsiaTheme="minorEastAsia" w:hint="eastAsia"/>
+          <w:lang w:eastAsia="ko-KR"/>
+        </w:rPr>
+        <w:t xml:space="preserve"> </w:t>
+      </w:r>
+      <w:r>
+        <w:rPr>
+          <w:rFonts w:eastAsiaTheme="minorEastAsia" w:hint="eastAsia"/>
+          <w:lang w:eastAsia="ko-KR"/>
+        </w:rPr>
+        <w:t>충돌</w:t>
+      </w:r>
+      <w:r>
+        <w:rPr>
+          <w:rFonts w:eastAsiaTheme="minorEastAsia" w:hint="eastAsia"/>
+          <w:lang w:eastAsia="ko-KR"/>
+        </w:rPr>
+        <w:t xml:space="preserve"> </w:t>
+      </w:r>
+      <w:r>
+        <w:rPr>
+          <w:rFonts w:eastAsiaTheme="minorEastAsia" w:hint="eastAsia"/>
+          <w:lang w:eastAsia="ko-KR"/>
+        </w:rPr>
+        <w:t>후</w:t>
+      </w:r>
+      <w:r>
+        <w:rPr>
+          <w:rFonts w:eastAsiaTheme="minorEastAsia" w:hint="eastAsia"/>
+          <w:lang w:eastAsia="ko-KR"/>
+        </w:rPr>
+        <w:t xml:space="preserve"> </w:t>
+      </w:r>
+      <w:r>
+        <w:rPr>
+          <w:rFonts w:eastAsiaTheme="minorEastAsia" w:hint="eastAsia"/>
+          <w:lang w:eastAsia="ko-KR"/>
+        </w:rPr>
+        <w:t>터지는</w:t>
+      </w:r>
+      <w:r>
+        <w:rPr>
+          <w:rFonts w:eastAsiaTheme="minorEastAsia" w:hint="eastAsia"/>
+          <w:lang w:eastAsia="ko-KR"/>
+        </w:rPr>
+        <w:t xml:space="preserve"> </w:t>
+      </w:r>
+      <w:r>
+        <w:rPr>
+          <w:rFonts w:eastAsiaTheme="minorEastAsia" w:hint="eastAsia"/>
+          <w:lang w:eastAsia="ko-KR"/>
+        </w:rPr>
+        <w:t>장면을</w:t>
+      </w:r>
+      <w:r>
+        <w:rPr>
+          <w:rFonts w:eastAsiaTheme="minorEastAsia" w:hint="eastAsia"/>
+          <w:lang w:eastAsia="ko-KR"/>
+        </w:rPr>
+        <w:t xml:space="preserve"> </w:t>
+      </w:r>
+      <w:r>
+        <w:rPr>
+          <w:rFonts w:eastAsiaTheme="minorEastAsia" w:hint="eastAsia"/>
+          <w:lang w:eastAsia="ko-KR"/>
+        </w:rPr>
+        <w:t>캡처한</w:t>
+      </w:r>
+      <w:r>
+        <w:rPr>
+          <w:rFonts w:eastAsiaTheme="minorEastAsia" w:hint="eastAsia"/>
+          <w:lang w:eastAsia="ko-KR"/>
+        </w:rPr>
+        <w:t xml:space="preserve"> </w:t>
+      </w:r>
+      <w:r>
+        <w:rPr>
+          <w:rFonts w:eastAsiaTheme="minorEastAsia" w:hint="eastAsia"/>
+          <w:lang w:eastAsia="ko-KR"/>
+        </w:rPr>
+        <w:t>사진입니다</w:t>
+      </w:r>
+      <w:r>
+        <w:rPr>
+          <w:rFonts w:eastAsiaTheme="minorEastAsia" w:hint="eastAsia"/>
+          <w:lang w:eastAsia="ko-KR"/>
+        </w:rPr>
+        <w:t>.</w:t>
+      </w:r>
+      <w:r>
+        <w:rPr>
+          <w:rFonts w:eastAsiaTheme="minorEastAsia"/>
+          <w:lang w:eastAsia="ko-KR"/>
+        </w:rPr>
+        <w:t xml:space="preserve"> </w:t>
+      </w:r>
+      <w:r>
+        <w:rPr>
+          <w:rFonts w:eastAsiaTheme="minorEastAsia" w:hint="eastAsia"/>
+          <w:lang w:eastAsia="ko-KR"/>
+        </w:rPr>
+        <w:t>투사체의</w:t>
+      </w:r>
+      <w:r>
+        <w:rPr>
+          <w:rFonts w:eastAsiaTheme="minorEastAsia" w:hint="eastAsia"/>
+          <w:lang w:eastAsia="ko-KR"/>
+        </w:rPr>
+        <w:t xml:space="preserve"> </w:t>
+      </w:r>
+      <w:r>
+        <w:rPr>
+          <w:rFonts w:eastAsiaTheme="minorEastAsia" w:hint="eastAsia"/>
+          <w:lang w:eastAsia="ko-KR"/>
+        </w:rPr>
+        <w:t>기본</w:t>
+      </w:r>
+      <w:r>
+        <w:rPr>
+          <w:rFonts w:eastAsiaTheme="minorEastAsia" w:hint="eastAsia"/>
+          <w:lang w:eastAsia="ko-KR"/>
+        </w:rPr>
+        <w:t xml:space="preserve"> </w:t>
+      </w:r>
+      <w:r>
+        <w:rPr>
+          <w:rFonts w:eastAsiaTheme="minorEastAsia" w:hint="eastAsia"/>
+          <w:lang w:eastAsia="ko-KR"/>
+        </w:rPr>
+        <w:t>외형은</w:t>
+      </w:r>
+      <w:r>
+        <w:rPr>
+          <w:rFonts w:eastAsiaTheme="minorEastAsia" w:hint="eastAsia"/>
+          <w:lang w:eastAsia="ko-KR"/>
+        </w:rPr>
+        <w:t xml:space="preserve"> </w:t>
+      </w:r>
+      <w:r>
+        <w:rPr>
+          <w:rFonts w:eastAsiaTheme="minorEastAsia" w:hint="eastAsia"/>
+          <w:lang w:eastAsia="ko-KR"/>
+        </w:rPr>
+        <w:t>나이아가라</w:t>
+      </w:r>
+      <w:r>
+        <w:rPr>
+          <w:rFonts w:eastAsiaTheme="minorEastAsia" w:hint="eastAsia"/>
+          <w:lang w:eastAsia="ko-KR"/>
+        </w:rPr>
+        <w:t xml:space="preserve"> </w:t>
+      </w:r>
+      <w:r>
+        <w:rPr>
+          <w:rFonts w:eastAsiaTheme="minorEastAsia" w:hint="eastAsia"/>
+          <w:lang w:eastAsia="ko-KR"/>
+        </w:rPr>
+        <w:t>컴포넌트로</w:t>
+      </w:r>
+      <w:r>
+        <w:rPr>
+          <w:rFonts w:eastAsiaTheme="minorEastAsia" w:hint="eastAsia"/>
+          <w:lang w:eastAsia="ko-KR"/>
+        </w:rPr>
+        <w:t xml:space="preserve"> </w:t>
+      </w:r>
+      <w:r>
+        <w:rPr>
+          <w:rFonts w:eastAsiaTheme="minorEastAsia" w:hint="eastAsia"/>
+          <w:lang w:eastAsia="ko-KR"/>
+        </w:rPr>
+        <w:t>구성되며</w:t>
+      </w:r>
+      <w:r>
+        <w:rPr>
+          <w:rFonts w:eastAsiaTheme="minorEastAsia" w:hint="eastAsia"/>
+          <w:lang w:eastAsia="ko-KR"/>
+        </w:rPr>
+        <w:t>,</w:t>
+      </w:r>
+      <w:r>
+        <w:rPr>
+          <w:rFonts w:eastAsiaTheme="minorEastAsia"/>
+          <w:lang w:eastAsia="ko-KR"/>
+        </w:rPr>
+        <w:t xml:space="preserve"> </w:t>
+      </w:r>
+      <w:r>
+        <w:rPr>
+          <w:rFonts w:eastAsiaTheme="minorEastAsia" w:hint="eastAsia"/>
+          <w:lang w:eastAsia="ko-KR"/>
+        </w:rPr>
+        <w:t>충돌</w:t>
+      </w:r>
+      <w:r>
+        <w:rPr>
+          <w:rFonts w:eastAsiaTheme="minorEastAsia" w:hint="eastAsia"/>
+          <w:lang w:eastAsia="ko-KR"/>
+        </w:rPr>
+        <w:t xml:space="preserve"> </w:t>
+      </w:r>
+      <w:r>
+        <w:rPr>
+          <w:rFonts w:eastAsiaTheme="minorEastAsia" w:hint="eastAsia"/>
+          <w:lang w:eastAsia="ko-KR"/>
+        </w:rPr>
+        <w:t>후</w:t>
+      </w:r>
+      <w:r>
+        <w:rPr>
+          <w:rFonts w:eastAsiaTheme="minorEastAsia" w:hint="eastAsia"/>
+          <w:lang w:eastAsia="ko-KR"/>
+        </w:rPr>
+        <w:t xml:space="preserve"> </w:t>
+      </w:r>
+      <w:r>
+        <w:rPr>
+          <w:rFonts w:eastAsiaTheme="minorEastAsia" w:hint="eastAsia"/>
+          <w:lang w:eastAsia="ko-KR"/>
+        </w:rPr>
+        <w:t>이펙트는</w:t>
+      </w:r>
+      <w:r>
+        <w:rPr>
+          <w:rFonts w:eastAsiaTheme="minorEastAsia" w:hint="eastAsia"/>
+          <w:lang w:eastAsia="ko-KR"/>
+        </w:rPr>
+        <w:t xml:space="preserve"> </w:t>
+      </w:r>
+      <w:r>
+        <w:rPr>
+          <w:rFonts w:eastAsiaTheme="minorEastAsia" w:hint="eastAsia"/>
+          <w:lang w:eastAsia="ko-KR"/>
+        </w:rPr>
+        <w:t>나이아가라</w:t>
+      </w:r>
+      <w:r>
+        <w:rPr>
+          <w:rFonts w:eastAsiaTheme="minorEastAsia" w:hint="eastAsia"/>
+          <w:lang w:eastAsia="ko-KR"/>
+        </w:rPr>
+        <w:t xml:space="preserve"> </w:t>
+      </w:r>
+      <w:r>
+        <w:rPr>
+          <w:rFonts w:eastAsiaTheme="minorEastAsia" w:hint="eastAsia"/>
+          <w:lang w:eastAsia="ko-KR"/>
+        </w:rPr>
+        <w:t>시스템</w:t>
+      </w:r>
+      <w:r>
+        <w:rPr>
+          <w:rFonts w:eastAsiaTheme="minorEastAsia" w:hint="eastAsia"/>
+          <w:lang w:eastAsia="ko-KR"/>
+        </w:rPr>
+        <w:t xml:space="preserve"> </w:t>
+      </w:r>
+      <w:r>
+        <w:rPr>
+          <w:rFonts w:eastAsiaTheme="minorEastAsia" w:hint="eastAsia"/>
+          <w:lang w:eastAsia="ko-KR"/>
+        </w:rPr>
+        <w:t>변수에</w:t>
+      </w:r>
+      <w:r>
+        <w:rPr>
+          <w:rFonts w:eastAsiaTheme="minorEastAsia" w:hint="eastAsia"/>
+          <w:lang w:eastAsia="ko-KR"/>
+        </w:rPr>
+        <w:t xml:space="preserve"> </w:t>
+      </w:r>
+      <w:r>
+        <w:rPr>
+          <w:rFonts w:eastAsiaTheme="minorEastAsia" w:hint="eastAsia"/>
+          <w:lang w:eastAsia="ko-KR"/>
+        </w:rPr>
+        <w:t>원하는</w:t>
+      </w:r>
+      <w:r>
+        <w:rPr>
+          <w:rFonts w:eastAsiaTheme="minorEastAsia" w:hint="eastAsia"/>
+          <w:lang w:eastAsia="ko-KR"/>
+        </w:rPr>
+        <w:t xml:space="preserve"> </w:t>
+      </w:r>
+      <w:r>
+        <w:rPr>
+          <w:rFonts w:eastAsiaTheme="minorEastAsia" w:hint="eastAsia"/>
+          <w:lang w:eastAsia="ko-KR"/>
+        </w:rPr>
+        <w:t>데이터를</w:t>
+      </w:r>
+      <w:r>
+        <w:rPr>
+          <w:rFonts w:eastAsiaTheme="minorEastAsia" w:hint="eastAsia"/>
+          <w:lang w:eastAsia="ko-KR"/>
+        </w:rPr>
+        <w:t xml:space="preserve"> </w:t>
+      </w:r>
+      <w:r>
+        <w:rPr>
+          <w:rFonts w:eastAsiaTheme="minorEastAsia" w:hint="eastAsia"/>
+          <w:lang w:eastAsia="ko-KR"/>
+        </w:rPr>
+        <w:t>넣고</w:t>
+      </w:r>
+      <w:r>
+        <w:rPr>
+          <w:rFonts w:eastAsiaTheme="minorEastAsia" w:hint="eastAsia"/>
+          <w:lang w:eastAsia="ko-KR"/>
+        </w:rPr>
+        <w:t xml:space="preserve"> </w:t>
+      </w:r>
+      <w:r>
+        <w:rPr>
+          <w:rFonts w:eastAsiaTheme="minorEastAsia" w:hint="eastAsia"/>
+          <w:lang w:eastAsia="ko-KR"/>
+        </w:rPr>
+        <w:t>충돌</w:t>
+      </w:r>
+      <w:r>
+        <w:rPr>
+          <w:rFonts w:eastAsiaTheme="minorEastAsia" w:hint="eastAsia"/>
+          <w:lang w:eastAsia="ko-KR"/>
+        </w:rPr>
+        <w:t xml:space="preserve"> </w:t>
+      </w:r>
+      <w:r>
+        <w:rPr>
+          <w:rFonts w:eastAsiaTheme="minorEastAsia" w:hint="eastAsia"/>
+          <w:lang w:eastAsia="ko-KR"/>
+        </w:rPr>
+        <w:t>시</w:t>
+      </w:r>
+      <w:r>
+        <w:rPr>
+          <w:rFonts w:eastAsiaTheme="minorEastAsia" w:hint="eastAsia"/>
+          <w:lang w:eastAsia="ko-KR"/>
+        </w:rPr>
+        <w:t xml:space="preserve"> </w:t>
+      </w:r>
+      <w:r>
+        <w:rPr>
+          <w:rFonts w:eastAsiaTheme="minorEastAsia" w:hint="eastAsia"/>
+          <w:lang w:eastAsia="ko-KR"/>
+        </w:rPr>
+        <w:t>나타나도록</w:t>
+      </w:r>
+      <w:r>
+        <w:rPr>
+          <w:rFonts w:eastAsiaTheme="minorEastAsia" w:hint="eastAsia"/>
+          <w:lang w:eastAsia="ko-KR"/>
+        </w:rPr>
+        <w:t xml:space="preserve"> </w:t>
+      </w:r>
+      <w:r>
+        <w:rPr>
+          <w:rFonts w:eastAsiaTheme="minorEastAsia" w:hint="eastAsia"/>
+          <w:lang w:eastAsia="ko-KR"/>
+        </w:rPr>
+        <w:t>구현했습니다</w:t>
+      </w:r>
+      <w:r>
+        <w:rPr>
+          <w:rFonts w:eastAsiaTheme="minorEastAsia" w:hint="eastAsia"/>
+          <w:lang w:eastAsia="ko-KR"/>
+        </w:rPr>
+        <w:t>.</w:t>
+      </w:r>
+    </w:p>
+    <w:p>
+      <w:pPr>
+        <w:pStyle w:val="10"/>
+        <w:rPr>
+          <w:rFonts w:eastAsiaTheme="minorEastAsia"/>
+          <w:lang w:eastAsia="ko-KR"/>
+        </w:rPr>
+      </w:pPr>
+      <w:proofErr w:type="spellStart"/>
+      <w:r>
+        <w:rPr>
+          <w:rFonts w:eastAsiaTheme="minorEastAsia" w:hint="eastAsia"/>
+          <w:lang w:eastAsia="ko-KR"/>
+        </w:rPr>
+        <w:t>파이어볼과</w:t>
+      </w:r>
+      <w:proofErr w:type="spellEnd"/>
+      <w:r>
+        <w:rPr>
+          <w:rFonts w:eastAsiaTheme="minorEastAsia" w:hint="eastAsia"/>
+          <w:lang w:eastAsia="ko-KR"/>
+        </w:rPr>
+        <w:t xml:space="preserve"> </w:t>
+      </w:r>
+      <w:proofErr w:type="spellStart"/>
+      <w:r>
+        <w:rPr>
+          <w:rFonts w:eastAsiaTheme="minorEastAsia" w:hint="eastAsia"/>
+          <w:lang w:eastAsia="ko-KR"/>
+        </w:rPr>
+        <w:t>메테오는</w:t>
+      </w:r>
+      <w:proofErr w:type="spellEnd"/>
+      <w:r>
+        <w:rPr>
+          <w:rFonts w:eastAsiaTheme="minorEastAsia" w:hint="eastAsia"/>
+          <w:lang w:eastAsia="ko-KR"/>
+        </w:rPr>
+        <w:t xml:space="preserve"> </w:t>
+      </w:r>
+      <w:r>
+        <w:rPr>
+          <w:rFonts w:eastAsiaTheme="minorEastAsia" w:hint="eastAsia"/>
+          <w:lang w:eastAsia="ko-KR"/>
+        </w:rPr>
+        <w:t>각기</w:t>
+      </w:r>
+      <w:r>
+        <w:rPr>
+          <w:rFonts w:eastAsiaTheme="minorEastAsia" w:hint="eastAsia"/>
+          <w:lang w:eastAsia="ko-KR"/>
+        </w:rPr>
+        <w:t xml:space="preserve"> </w:t>
+      </w:r>
+      <w:r>
+        <w:rPr>
+          <w:rFonts w:eastAsiaTheme="minorEastAsia" w:hint="eastAsia"/>
+          <w:lang w:eastAsia="ko-KR"/>
+        </w:rPr>
+        <w:t>성질이</w:t>
+      </w:r>
+      <w:r>
+        <w:rPr>
+          <w:rFonts w:eastAsiaTheme="minorEastAsia" w:hint="eastAsia"/>
+          <w:lang w:eastAsia="ko-KR"/>
+        </w:rPr>
+        <w:t xml:space="preserve"> </w:t>
+      </w:r>
+      <w:r>
+        <w:rPr>
+          <w:rFonts w:eastAsiaTheme="minorEastAsia" w:hint="eastAsia"/>
+          <w:lang w:eastAsia="ko-KR"/>
+        </w:rPr>
+        <w:t>다른</w:t>
+      </w:r>
+      <w:r>
+        <w:rPr>
+          <w:rFonts w:eastAsiaTheme="minorEastAsia" w:hint="eastAsia"/>
+          <w:lang w:eastAsia="ko-KR"/>
+        </w:rPr>
+        <w:t xml:space="preserve"> </w:t>
+      </w:r>
+      <w:r>
+        <w:rPr>
+          <w:rFonts w:eastAsiaTheme="minorEastAsia" w:hint="eastAsia"/>
+          <w:lang w:eastAsia="ko-KR"/>
+        </w:rPr>
+        <w:t>스킬입니다</w:t>
+      </w:r>
+      <w:r>
+        <w:rPr>
+          <w:rFonts w:eastAsiaTheme="minorEastAsia" w:hint="eastAsia"/>
+          <w:lang w:eastAsia="ko-KR"/>
+        </w:rPr>
+        <w:t>.</w:t>
+      </w:r>
+      <w:r>
+        <w:rPr>
+          <w:rFonts w:eastAsiaTheme="minorEastAsia"/>
+          <w:lang w:eastAsia="ko-KR"/>
+        </w:rPr>
+        <w:t xml:space="preserve"> </w:t>
+      </w:r>
+      <w:proofErr w:type="spellStart"/>
+      <w:r>
+        <w:rPr>
+          <w:rFonts w:eastAsiaTheme="minorEastAsia" w:hint="eastAsia"/>
+          <w:lang w:eastAsia="ko-KR"/>
+        </w:rPr>
+        <w:t>파이어볼은</w:t>
+      </w:r>
+      <w:proofErr w:type="spellEnd"/>
+      <w:r>
+        <w:rPr>
+          <w:rFonts w:eastAsiaTheme="minorEastAsia" w:hint="eastAsia"/>
+          <w:lang w:eastAsia="ko-KR"/>
+        </w:rPr>
+        <w:t xml:space="preserve"> </w:t>
+      </w:r>
+      <w:r>
+        <w:rPr>
+          <w:rFonts w:eastAsiaTheme="minorEastAsia" w:hint="eastAsia"/>
+          <w:lang w:eastAsia="ko-KR"/>
+        </w:rPr>
+        <w:t>캐릭터</w:t>
+      </w:r>
+      <w:r>
+        <w:rPr>
+          <w:rFonts w:eastAsiaTheme="minorEastAsia" w:hint="eastAsia"/>
+          <w:lang w:eastAsia="ko-KR"/>
+        </w:rPr>
+        <w:t xml:space="preserve"> </w:t>
+      </w:r>
+      <w:r>
+        <w:rPr>
+          <w:rFonts w:eastAsiaTheme="minorEastAsia" w:hint="eastAsia"/>
+          <w:lang w:eastAsia="ko-KR"/>
+        </w:rPr>
+        <w:t>정면에</w:t>
+      </w:r>
+      <w:r>
+        <w:rPr>
+          <w:rFonts w:eastAsiaTheme="minorEastAsia" w:hint="eastAsia"/>
+          <w:lang w:eastAsia="ko-KR"/>
+        </w:rPr>
+        <w:t xml:space="preserve"> </w:t>
+      </w:r>
+      <w:proofErr w:type="spellStart"/>
+      <w:r>
+        <w:rPr>
+          <w:rFonts w:eastAsiaTheme="minorEastAsia" w:hint="eastAsia"/>
+          <w:lang w:eastAsia="ko-KR"/>
+        </w:rPr>
+        <w:t>액터가</w:t>
+      </w:r>
+      <w:proofErr w:type="spellEnd"/>
+      <w:r>
+        <w:rPr>
+          <w:rFonts w:eastAsiaTheme="minorEastAsia" w:hint="eastAsia"/>
+          <w:lang w:eastAsia="ko-KR"/>
+        </w:rPr>
+        <w:t xml:space="preserve"> </w:t>
+      </w:r>
+      <w:r>
+        <w:rPr>
+          <w:rFonts w:eastAsiaTheme="minorEastAsia" w:hint="eastAsia"/>
+          <w:lang w:eastAsia="ko-KR"/>
+        </w:rPr>
+        <w:t>생성되어</w:t>
+      </w:r>
+      <w:r>
+        <w:rPr>
+          <w:rFonts w:eastAsiaTheme="minorEastAsia" w:hint="eastAsia"/>
+          <w:lang w:eastAsia="ko-KR"/>
+        </w:rPr>
+        <w:t xml:space="preserve"> </w:t>
+      </w:r>
+      <w:r>
+        <w:rPr>
+          <w:rFonts w:eastAsiaTheme="minorEastAsia" w:hint="eastAsia"/>
+          <w:lang w:eastAsia="ko-KR"/>
+        </w:rPr>
+        <w:t>앞으로</w:t>
+      </w:r>
+      <w:r>
+        <w:rPr>
+          <w:rFonts w:eastAsiaTheme="minorEastAsia" w:hint="eastAsia"/>
+          <w:lang w:eastAsia="ko-KR"/>
+        </w:rPr>
+        <w:t xml:space="preserve"> </w:t>
+      </w:r>
+      <w:r>
+        <w:rPr>
+          <w:rFonts w:eastAsiaTheme="minorEastAsia" w:hint="eastAsia"/>
+          <w:lang w:eastAsia="ko-KR"/>
+        </w:rPr>
+        <w:t>날라가는</w:t>
+      </w:r>
+      <w:r>
+        <w:rPr>
+          <w:rFonts w:eastAsiaTheme="minorEastAsia" w:hint="eastAsia"/>
+          <w:lang w:eastAsia="ko-KR"/>
+        </w:rPr>
+        <w:t xml:space="preserve"> </w:t>
+      </w:r>
+      <w:r>
+        <w:rPr>
+          <w:rFonts w:eastAsiaTheme="minorEastAsia" w:hint="eastAsia"/>
+          <w:lang w:eastAsia="ko-KR"/>
+        </w:rPr>
+        <w:t>스킬</w:t>
+      </w:r>
+      <w:r>
+        <w:rPr>
+          <w:rFonts w:eastAsiaTheme="minorEastAsia"/>
+          <w:lang w:eastAsia="ko-KR"/>
+        </w:rPr>
+        <w:t xml:space="preserve">. </w:t>
+      </w:r>
+      <w:proofErr w:type="spellStart"/>
+      <w:r>
+        <w:rPr>
+          <w:rFonts w:eastAsiaTheme="minorEastAsia" w:hint="eastAsia"/>
+          <w:lang w:eastAsia="ko-KR"/>
+        </w:rPr>
+        <w:t>메테오는</w:t>
+      </w:r>
+      <w:proofErr w:type="spellEnd"/>
+      <w:r>
+        <w:rPr>
+          <w:rFonts w:eastAsiaTheme="minorEastAsia" w:hint="eastAsia"/>
+          <w:lang w:eastAsia="ko-KR"/>
+        </w:rPr>
+        <w:t xml:space="preserve"> </w:t>
+      </w:r>
+      <w:r>
+        <w:rPr>
+          <w:rFonts w:eastAsiaTheme="minorEastAsia" w:hint="eastAsia"/>
+          <w:lang w:eastAsia="ko-KR"/>
+        </w:rPr>
+        <w:t>플레이어가</w:t>
+      </w:r>
+      <w:r>
+        <w:rPr>
+          <w:rFonts w:eastAsiaTheme="minorEastAsia" w:hint="eastAsia"/>
+          <w:lang w:eastAsia="ko-KR"/>
+        </w:rPr>
+        <w:t xml:space="preserve"> </w:t>
+      </w:r>
+      <w:r>
+        <w:rPr>
+          <w:rFonts w:eastAsiaTheme="minorEastAsia" w:hint="eastAsia"/>
+          <w:lang w:eastAsia="ko-KR"/>
+        </w:rPr>
+        <w:t>원하는</w:t>
+      </w:r>
+      <w:r>
+        <w:rPr>
+          <w:rFonts w:eastAsiaTheme="minorEastAsia" w:hint="eastAsia"/>
+          <w:lang w:eastAsia="ko-KR"/>
+        </w:rPr>
+        <w:t xml:space="preserve"> </w:t>
+      </w:r>
+      <w:r>
+        <w:rPr>
+          <w:rFonts w:eastAsiaTheme="minorEastAsia" w:hint="eastAsia"/>
+          <w:lang w:eastAsia="ko-KR"/>
+        </w:rPr>
+        <w:t>지점을</w:t>
+      </w:r>
+      <w:r>
+        <w:rPr>
+          <w:rFonts w:eastAsiaTheme="minorEastAsia" w:hint="eastAsia"/>
+          <w:lang w:eastAsia="ko-KR"/>
+        </w:rPr>
+        <w:t xml:space="preserve"> </w:t>
+      </w:r>
+      <w:proofErr w:type="spellStart"/>
+      <w:r>
+        <w:rPr>
+          <w:rFonts w:eastAsiaTheme="minorEastAsia" w:hint="eastAsia"/>
+          <w:lang w:eastAsia="ko-KR"/>
+        </w:rPr>
+        <w:t>마우로</w:t>
+      </w:r>
+      <w:proofErr w:type="spellEnd"/>
+      <w:r>
+        <w:rPr>
+          <w:rFonts w:eastAsiaTheme="minorEastAsia" w:hint="eastAsia"/>
+          <w:lang w:eastAsia="ko-KR"/>
+        </w:rPr>
+        <w:t xml:space="preserve"> </w:t>
+      </w:r>
+      <w:r>
+        <w:rPr>
+          <w:rFonts w:eastAsiaTheme="minorEastAsia" w:hint="eastAsia"/>
+          <w:lang w:eastAsia="ko-KR"/>
+        </w:rPr>
+        <w:t>클릭하여</w:t>
+      </w:r>
+      <w:r>
+        <w:rPr>
+          <w:rFonts w:eastAsiaTheme="minorEastAsia" w:hint="eastAsia"/>
+          <w:lang w:eastAsia="ko-KR"/>
+        </w:rPr>
+        <w:t xml:space="preserve"> </w:t>
+      </w:r>
+      <w:r>
+        <w:rPr>
+          <w:rFonts w:eastAsiaTheme="minorEastAsia" w:hint="eastAsia"/>
+          <w:lang w:eastAsia="ko-KR"/>
+        </w:rPr>
+        <w:t>시전하는</w:t>
+      </w:r>
+      <w:r>
+        <w:rPr>
+          <w:rFonts w:eastAsiaTheme="minorEastAsia" w:hint="eastAsia"/>
+          <w:lang w:eastAsia="ko-KR"/>
+        </w:rPr>
+        <w:t xml:space="preserve"> </w:t>
+      </w:r>
+      <w:r>
+        <w:rPr>
+          <w:rFonts w:eastAsiaTheme="minorEastAsia" w:hint="eastAsia"/>
+          <w:lang w:eastAsia="ko-KR"/>
+        </w:rPr>
+        <w:t>스킬이기에</w:t>
+      </w:r>
+      <w:r>
+        <w:rPr>
+          <w:rFonts w:eastAsiaTheme="minorEastAsia" w:hint="eastAsia"/>
+          <w:lang w:eastAsia="ko-KR"/>
+        </w:rPr>
+        <w:t xml:space="preserve"> </w:t>
+      </w:r>
+      <w:r>
+        <w:rPr>
+          <w:rFonts w:eastAsiaTheme="minorEastAsia" w:hint="eastAsia"/>
+          <w:lang w:eastAsia="ko-KR"/>
+        </w:rPr>
+        <w:t>각기</w:t>
+      </w:r>
+      <w:r>
+        <w:rPr>
+          <w:rFonts w:eastAsiaTheme="minorEastAsia" w:hint="eastAsia"/>
+          <w:lang w:eastAsia="ko-KR"/>
+        </w:rPr>
+        <w:t xml:space="preserve"> </w:t>
+      </w:r>
+      <w:r>
+        <w:rPr>
+          <w:rFonts w:eastAsiaTheme="minorEastAsia" w:hint="eastAsia"/>
+          <w:lang w:eastAsia="ko-KR"/>
+        </w:rPr>
+        <w:t>다른</w:t>
+      </w:r>
+      <w:r>
+        <w:rPr>
+          <w:rFonts w:eastAsiaTheme="minorEastAsia" w:hint="eastAsia"/>
+          <w:lang w:eastAsia="ko-KR"/>
+        </w:rPr>
+        <w:t xml:space="preserve"> </w:t>
+      </w:r>
+      <w:r>
+        <w:rPr>
+          <w:rFonts w:eastAsiaTheme="minorEastAsia" w:hint="eastAsia"/>
+          <w:lang w:eastAsia="ko-KR"/>
+        </w:rPr>
+        <w:t>클래스로</w:t>
+      </w:r>
+      <w:r>
+        <w:rPr>
+          <w:rFonts w:eastAsiaTheme="minorEastAsia" w:hint="eastAsia"/>
+          <w:lang w:eastAsia="ko-KR"/>
+        </w:rPr>
+        <w:t xml:space="preserve"> </w:t>
+      </w:r>
+      <w:r>
+        <w:rPr>
+          <w:rFonts w:eastAsiaTheme="minorEastAsia" w:hint="eastAsia"/>
+          <w:lang w:eastAsia="ko-KR"/>
+        </w:rPr>
+        <w:t>구성되어</w:t>
+      </w:r>
+      <w:r>
+        <w:rPr>
+          <w:rFonts w:eastAsiaTheme="minorEastAsia" w:hint="eastAsia"/>
+          <w:lang w:eastAsia="ko-KR"/>
+        </w:rPr>
+        <w:t xml:space="preserve"> </w:t>
+      </w:r>
+      <w:r>
+        <w:rPr>
+          <w:rFonts w:eastAsiaTheme="minorEastAsia" w:hint="eastAsia"/>
+          <w:lang w:eastAsia="ko-KR"/>
+        </w:rPr>
+        <w:t>있습니다</w:t>
+      </w:r>
+      <w:r>
+        <w:rPr>
+          <w:rFonts w:eastAsiaTheme="minorEastAsia" w:hint="eastAsia"/>
+          <w:lang w:eastAsia="ko-KR"/>
+        </w:rPr>
+        <w:t>.</w:t>
+      </w:r>
+      <w:r>
+        <w:rPr>
+          <w:rFonts w:eastAsiaTheme="minorEastAsia"/>
+          <w:lang w:eastAsia="ko-KR"/>
+        </w:rPr>
+        <w:t xml:space="preserve"> </w:t>
+      </w:r>
+      <w:r>
+        <w:rPr>
+          <w:rFonts w:eastAsiaTheme="minorEastAsia" w:hint="eastAsia"/>
+          <w:lang w:eastAsia="ko-KR"/>
+        </w:rPr>
+        <w:t>다만</w:t>
+      </w:r>
+      <w:r>
+        <w:rPr>
+          <w:rFonts w:eastAsiaTheme="minorEastAsia" w:hint="eastAsia"/>
+          <w:lang w:eastAsia="ko-KR"/>
+        </w:rPr>
+        <w:t xml:space="preserve"> </w:t>
+      </w:r>
+      <w:r>
+        <w:rPr>
+          <w:rFonts w:eastAsiaTheme="minorEastAsia" w:hint="eastAsia"/>
+          <w:lang w:eastAsia="ko-KR"/>
+        </w:rPr>
+        <w:t>여기서</w:t>
+      </w:r>
+      <w:r>
+        <w:rPr>
+          <w:rFonts w:eastAsiaTheme="minorEastAsia" w:hint="eastAsia"/>
+          <w:lang w:eastAsia="ko-KR"/>
+        </w:rPr>
+        <w:t xml:space="preserve"> </w:t>
+      </w:r>
+      <w:r>
+        <w:rPr>
+          <w:rFonts w:eastAsiaTheme="minorEastAsia" w:hint="eastAsia"/>
+          <w:lang w:eastAsia="ko-KR"/>
+        </w:rPr>
+        <w:t>공격을</w:t>
+      </w:r>
+      <w:r>
+        <w:rPr>
+          <w:rFonts w:eastAsiaTheme="minorEastAsia" w:hint="eastAsia"/>
+          <w:lang w:eastAsia="ko-KR"/>
+        </w:rPr>
+        <w:t xml:space="preserve"> </w:t>
+      </w:r>
+      <w:r>
+        <w:rPr>
+          <w:rFonts w:eastAsiaTheme="minorEastAsia" w:hint="eastAsia"/>
+          <w:lang w:eastAsia="ko-KR"/>
+        </w:rPr>
+        <w:t>위한</w:t>
+      </w:r>
+      <w:r>
+        <w:rPr>
+          <w:rFonts w:eastAsiaTheme="minorEastAsia" w:hint="eastAsia"/>
+          <w:lang w:eastAsia="ko-KR"/>
+        </w:rPr>
+        <w:t xml:space="preserve"> </w:t>
+      </w:r>
+      <w:r>
+        <w:rPr>
+          <w:rFonts w:eastAsiaTheme="minorEastAsia" w:hint="eastAsia"/>
+          <w:lang w:eastAsia="ko-KR"/>
+        </w:rPr>
+        <w:t>생성되는</w:t>
+      </w:r>
+      <w:r>
+        <w:rPr>
+          <w:rFonts w:eastAsiaTheme="minorEastAsia" w:hint="eastAsia"/>
+          <w:lang w:eastAsia="ko-KR"/>
+        </w:rPr>
+        <w:t xml:space="preserve"> </w:t>
+      </w:r>
+      <w:proofErr w:type="spellStart"/>
+      <w:r>
+        <w:rPr>
+          <w:rFonts w:eastAsiaTheme="minorEastAsia" w:hint="eastAsia"/>
+          <w:lang w:eastAsia="ko-KR"/>
+        </w:rPr>
+        <w:t>액터만</w:t>
+      </w:r>
+      <w:proofErr w:type="spellEnd"/>
+      <w:r>
+        <w:rPr>
+          <w:rFonts w:eastAsiaTheme="minorEastAsia" w:hint="eastAsia"/>
+          <w:lang w:eastAsia="ko-KR"/>
+        </w:rPr>
+        <w:t xml:space="preserve"> </w:t>
+      </w:r>
+      <w:r>
+        <w:rPr>
+          <w:rFonts w:eastAsiaTheme="minorEastAsia" w:hint="eastAsia"/>
+          <w:lang w:eastAsia="ko-KR"/>
+        </w:rPr>
+        <w:t>동일한</w:t>
+      </w:r>
+      <w:r>
+        <w:rPr>
+          <w:rFonts w:eastAsiaTheme="minorEastAsia" w:hint="eastAsia"/>
+          <w:lang w:eastAsia="ko-KR"/>
+        </w:rPr>
+        <w:t xml:space="preserve"> </w:t>
+      </w:r>
+      <w:proofErr w:type="spellStart"/>
+      <w:r>
+        <w:rPr>
+          <w:rFonts w:eastAsiaTheme="minorEastAsia"/>
+          <w:lang w:eastAsia="ko-KR"/>
+        </w:rPr>
+        <w:t>BaseProjectile</w:t>
+      </w:r>
+      <w:proofErr w:type="spellEnd"/>
+      <w:r>
+        <w:rPr>
+          <w:rFonts w:eastAsiaTheme="minorEastAsia" w:hint="eastAsia"/>
+          <w:lang w:eastAsia="ko-KR"/>
+        </w:rPr>
+        <w:t>을</w:t>
+      </w:r>
+      <w:r>
+        <w:rPr>
+          <w:rFonts w:eastAsiaTheme="minorEastAsia" w:hint="eastAsia"/>
+          <w:lang w:eastAsia="ko-KR"/>
+        </w:rPr>
+        <w:t xml:space="preserve"> </w:t>
+      </w:r>
+      <w:r>
+        <w:rPr>
+          <w:rFonts w:eastAsiaTheme="minorEastAsia" w:hint="eastAsia"/>
+          <w:lang w:eastAsia="ko-KR"/>
+        </w:rPr>
+        <w:t>사용합니다</w:t>
+      </w:r>
+      <w:r>
+        <w:rPr>
+          <w:rFonts w:eastAsiaTheme="minorEastAsia" w:hint="eastAsia"/>
+          <w:lang w:eastAsia="ko-KR"/>
+        </w:rPr>
+        <w:t>.</w:t>
+      </w:r>
+    </w:p>
+    <w:p>
+      <w:pPr>
+        <w:pStyle w:val="10"/>
+        <w:rPr>
+          <w:rFonts w:eastAsiaTheme="minorEastAsia"/>
+          <w:lang w:eastAsia="ko-KR"/>
+        </w:rPr>
+      </w:pPr>
+      <w:proofErr w:type="spellStart"/>
+      <w:r>
+        <w:rPr>
+          <w:rFonts w:eastAsiaTheme="minorEastAsia" w:hint="eastAsia"/>
+          <w:lang w:eastAsia="ko-KR"/>
+        </w:rPr>
+        <w:t>파이어볼</w:t>
+      </w:r>
+      <w:r>
+        <w:rPr>
+          <w:rFonts w:eastAsiaTheme="minorEastAsia" w:hint="eastAsia"/>
+          <w:lang w:eastAsia="ko-KR"/>
+        </w:rPr>
+        <w:t>의</w:t>
+      </w:r>
+      <w:proofErr w:type="spellEnd"/>
+      <w:r>
+        <w:rPr>
+          <w:rFonts w:eastAsiaTheme="minorEastAsia" w:hint="eastAsia"/>
+          <w:lang w:eastAsia="ko-KR"/>
+        </w:rPr>
+        <w:t xml:space="preserve"> </w:t>
+      </w:r>
+      <w:r>
+        <w:rPr>
+          <w:rFonts w:eastAsiaTheme="minorEastAsia" w:hint="eastAsia"/>
+          <w:lang w:eastAsia="ko-KR"/>
+        </w:rPr>
+        <w:t>경우</w:t>
+      </w:r>
+      <w:r>
+        <w:rPr>
+          <w:rFonts w:eastAsiaTheme="minorEastAsia" w:hint="eastAsia"/>
+          <w:lang w:eastAsia="ko-KR"/>
+        </w:rPr>
+        <w:t xml:space="preserve"> </w:t>
+      </w:r>
+      <w:r>
+        <w:rPr>
+          <w:rFonts w:eastAsiaTheme="minorEastAsia" w:hint="eastAsia"/>
+          <w:lang w:eastAsia="ko-KR"/>
+        </w:rPr>
+        <w:t>애니메이션에서</w:t>
+      </w:r>
+      <w:r>
+        <w:rPr>
+          <w:rFonts w:eastAsiaTheme="minorEastAsia" w:hint="eastAsia"/>
+          <w:lang w:eastAsia="ko-KR"/>
+        </w:rPr>
+        <w:t xml:space="preserve"> </w:t>
+      </w:r>
+      <w:r>
+        <w:rPr>
+          <w:rFonts w:eastAsiaTheme="minorEastAsia"/>
+          <w:lang w:eastAsia="ko-KR"/>
+        </w:rPr>
+        <w:t>“</w:t>
+      </w:r>
+      <w:r>
+        <w:rPr>
+          <w:rFonts w:eastAsiaTheme="minorEastAsia" w:hint="eastAsia"/>
+          <w:lang w:eastAsia="ko-KR"/>
+        </w:rPr>
+        <w:t>발사</w:t>
+      </w:r>
+      <w:r>
+        <w:rPr>
+          <w:rFonts w:eastAsiaTheme="minorEastAsia"/>
+          <w:lang w:eastAsia="ko-KR"/>
+        </w:rPr>
+        <w:t>”</w:t>
+      </w:r>
+      <w:proofErr w:type="spellStart"/>
+      <w:r>
+        <w:rPr>
+          <w:rFonts w:eastAsiaTheme="minorEastAsia" w:hint="eastAsia"/>
+          <w:lang w:eastAsia="ko-KR"/>
+        </w:rPr>
+        <w:t>를</w:t>
+      </w:r>
+      <w:proofErr w:type="spellEnd"/>
+      <w:r>
+        <w:rPr>
+          <w:rFonts w:eastAsiaTheme="minorEastAsia" w:hint="eastAsia"/>
+          <w:lang w:eastAsia="ko-KR"/>
+        </w:rPr>
+        <w:t xml:space="preserve"> </w:t>
+      </w:r>
+      <w:r>
+        <w:rPr>
+          <w:rFonts w:eastAsiaTheme="minorEastAsia" w:hint="eastAsia"/>
+          <w:lang w:eastAsia="ko-KR"/>
+        </w:rPr>
+        <w:t>원하는</w:t>
+      </w:r>
+      <w:r>
+        <w:rPr>
+          <w:rFonts w:eastAsiaTheme="minorEastAsia" w:hint="eastAsia"/>
+          <w:lang w:eastAsia="ko-KR"/>
+        </w:rPr>
+        <w:t xml:space="preserve"> </w:t>
+      </w:r>
+      <w:r>
+        <w:rPr>
+          <w:rFonts w:eastAsiaTheme="minorEastAsia" w:hint="eastAsia"/>
+          <w:lang w:eastAsia="ko-KR"/>
+        </w:rPr>
+        <w:t>시점에</w:t>
+      </w:r>
+      <w:r>
+        <w:rPr>
+          <w:rFonts w:eastAsiaTheme="minorEastAsia" w:hint="eastAsia"/>
+          <w:lang w:eastAsia="ko-KR"/>
+        </w:rPr>
+        <w:t xml:space="preserve"> </w:t>
+      </w:r>
+      <w:proofErr w:type="spellStart"/>
+      <w:r>
+        <w:rPr>
+          <w:rFonts w:eastAsiaTheme="minorEastAsia" w:hint="eastAsia"/>
+          <w:lang w:eastAsia="ko-KR"/>
+        </w:rPr>
+        <w:t>노티파이를</w:t>
+      </w:r>
+      <w:proofErr w:type="spellEnd"/>
+      <w:r>
+        <w:rPr>
+          <w:rFonts w:eastAsiaTheme="minorEastAsia" w:hint="eastAsia"/>
+          <w:lang w:eastAsia="ko-KR"/>
+        </w:rPr>
+        <w:t xml:space="preserve"> </w:t>
+      </w:r>
+      <w:r>
+        <w:rPr>
+          <w:rFonts w:eastAsiaTheme="minorEastAsia" w:hint="eastAsia"/>
+          <w:lang w:eastAsia="ko-KR"/>
+        </w:rPr>
+        <w:t>심어놓고</w:t>
+      </w:r>
+      <w:r>
+        <w:rPr>
+          <w:rFonts w:eastAsiaTheme="minorEastAsia" w:hint="eastAsia"/>
+          <w:lang w:eastAsia="ko-KR"/>
+        </w:rPr>
+        <w:t>,</w:t>
+      </w:r>
+      <w:r>
+        <w:rPr>
+          <w:rFonts w:eastAsiaTheme="minorEastAsia"/>
+          <w:lang w:eastAsia="ko-KR"/>
+        </w:rPr>
+        <w:t xml:space="preserve"> </w:t>
+      </w:r>
+      <w:r>
+        <w:rPr>
+          <w:rFonts w:eastAsiaTheme="minorEastAsia" w:hint="eastAsia"/>
+          <w:lang w:eastAsia="ko-KR"/>
+        </w:rPr>
+        <w:t>그</w:t>
+      </w:r>
+      <w:r>
+        <w:rPr>
+          <w:rFonts w:eastAsiaTheme="minorEastAsia" w:hint="eastAsia"/>
+          <w:lang w:eastAsia="ko-KR"/>
+        </w:rPr>
+        <w:t xml:space="preserve"> </w:t>
+      </w:r>
+      <w:r>
+        <w:rPr>
+          <w:rFonts w:eastAsiaTheme="minorEastAsia" w:hint="eastAsia"/>
+          <w:lang w:eastAsia="ko-KR"/>
+        </w:rPr>
+        <w:t>이벤트를</w:t>
+      </w:r>
+      <w:r>
+        <w:rPr>
+          <w:rFonts w:eastAsiaTheme="minorEastAsia" w:hint="eastAsia"/>
+          <w:lang w:eastAsia="ko-KR"/>
+        </w:rPr>
+        <w:t xml:space="preserve"> </w:t>
+      </w:r>
+      <w:r>
+        <w:rPr>
+          <w:rFonts w:eastAsiaTheme="minorEastAsia" w:hint="eastAsia"/>
+          <w:lang w:eastAsia="ko-KR"/>
+        </w:rPr>
+        <w:t>통해</w:t>
+      </w:r>
+      <w:r>
+        <w:rPr>
+          <w:rFonts w:eastAsiaTheme="minorEastAsia" w:hint="eastAsia"/>
+          <w:lang w:eastAsia="ko-KR"/>
+        </w:rPr>
+        <w:t xml:space="preserve"> </w:t>
+      </w:r>
+      <w:r>
+        <w:rPr>
+          <w:rFonts w:eastAsiaTheme="minorEastAsia" w:hint="eastAsia"/>
+          <w:lang w:eastAsia="ko-KR"/>
+        </w:rPr>
+        <w:t>현재</w:t>
+      </w:r>
+      <w:r>
+        <w:rPr>
+          <w:rFonts w:eastAsiaTheme="minorEastAsia" w:hint="eastAsia"/>
+          <w:lang w:eastAsia="ko-KR"/>
+        </w:rPr>
+        <w:t xml:space="preserve"> </w:t>
+      </w:r>
+      <w:r>
+        <w:rPr>
+          <w:rFonts w:eastAsiaTheme="minorEastAsia" w:hint="eastAsia"/>
+          <w:lang w:eastAsia="ko-KR"/>
+        </w:rPr>
+        <w:t>캐릭터가</w:t>
+      </w:r>
+      <w:r>
+        <w:rPr>
+          <w:rFonts w:eastAsiaTheme="minorEastAsia" w:hint="eastAsia"/>
+          <w:lang w:eastAsia="ko-KR"/>
+        </w:rPr>
+        <w:t xml:space="preserve"> </w:t>
+      </w:r>
+      <w:r>
+        <w:rPr>
+          <w:rFonts w:eastAsiaTheme="minorEastAsia" w:hint="eastAsia"/>
+          <w:lang w:eastAsia="ko-KR"/>
+        </w:rPr>
+        <w:t>바라보는</w:t>
+      </w:r>
+      <w:r>
+        <w:rPr>
+          <w:rFonts w:eastAsiaTheme="minorEastAsia" w:hint="eastAsia"/>
+          <w:lang w:eastAsia="ko-KR"/>
+        </w:rPr>
+        <w:t xml:space="preserve"> </w:t>
+      </w:r>
+      <w:r>
+        <w:rPr>
+          <w:rFonts w:eastAsiaTheme="minorEastAsia" w:hint="eastAsia"/>
+          <w:lang w:eastAsia="ko-KR"/>
+        </w:rPr>
+        <w:t>방향과</w:t>
+      </w:r>
+      <w:r>
+        <w:rPr>
+          <w:rFonts w:eastAsiaTheme="minorEastAsia" w:hint="eastAsia"/>
+          <w:lang w:eastAsia="ko-KR"/>
+        </w:rPr>
+        <w:t xml:space="preserve"> </w:t>
+      </w:r>
+      <w:proofErr w:type="spellStart"/>
+      <w:r>
+        <w:rPr>
+          <w:rFonts w:eastAsiaTheme="minorEastAsia" w:hint="eastAsia"/>
+          <w:lang w:eastAsia="ko-KR"/>
+        </w:rPr>
+        <w:t>파이어볼이</w:t>
+      </w:r>
+      <w:proofErr w:type="spellEnd"/>
+      <w:r>
+        <w:rPr>
+          <w:rFonts w:eastAsiaTheme="minorEastAsia" w:hint="eastAsia"/>
+          <w:lang w:eastAsia="ko-KR"/>
+        </w:rPr>
+        <w:t xml:space="preserve"> </w:t>
+      </w:r>
+      <w:r>
+        <w:rPr>
+          <w:rFonts w:eastAsiaTheme="minorEastAsia" w:hint="eastAsia"/>
+          <w:lang w:eastAsia="ko-KR"/>
+        </w:rPr>
+        <w:t>생성될</w:t>
+      </w:r>
+      <w:r>
+        <w:rPr>
+          <w:rFonts w:eastAsiaTheme="minorEastAsia" w:hint="eastAsia"/>
+          <w:lang w:eastAsia="ko-KR"/>
+        </w:rPr>
+        <w:t xml:space="preserve"> </w:t>
+      </w:r>
+      <w:r>
+        <w:rPr>
+          <w:rFonts w:eastAsiaTheme="minorEastAsia" w:hint="eastAsia"/>
+          <w:lang w:eastAsia="ko-KR"/>
+        </w:rPr>
+        <w:t>위치를</w:t>
+      </w:r>
+      <w:r>
+        <w:rPr>
+          <w:rFonts w:eastAsiaTheme="minorEastAsia" w:hint="eastAsia"/>
+          <w:lang w:eastAsia="ko-KR"/>
+        </w:rPr>
+        <w:t xml:space="preserve"> </w:t>
+      </w:r>
+      <w:r>
+        <w:rPr>
+          <w:rFonts w:eastAsiaTheme="minorEastAsia" w:hint="eastAsia"/>
+          <w:lang w:eastAsia="ko-KR"/>
+        </w:rPr>
+        <w:t>계산하여</w:t>
+      </w:r>
+      <w:r>
+        <w:rPr>
+          <w:rFonts w:eastAsiaTheme="minorEastAsia" w:hint="eastAsia"/>
+          <w:lang w:eastAsia="ko-KR"/>
+        </w:rPr>
+        <w:t xml:space="preserve"> </w:t>
+      </w:r>
+      <w:r>
+        <w:rPr>
+          <w:rFonts w:eastAsiaTheme="minorEastAsia"/>
+          <w:lang w:eastAsia="ko-KR"/>
+        </w:rPr>
+        <w:t>Projectile</w:t>
+      </w:r>
+      <w:r>
+        <w:rPr>
+          <w:rFonts w:eastAsiaTheme="minorEastAsia" w:hint="eastAsia"/>
+          <w:lang w:eastAsia="ko-KR"/>
+        </w:rPr>
+        <w:t>을</w:t>
+      </w:r>
+      <w:r>
+        <w:rPr>
+          <w:rFonts w:eastAsiaTheme="minorEastAsia" w:hint="eastAsia"/>
+          <w:lang w:eastAsia="ko-KR"/>
+        </w:rPr>
+        <w:t xml:space="preserve"> </w:t>
+      </w:r>
+      <w:proofErr w:type="spellStart"/>
+      <w:r>
+        <w:rPr>
+          <w:rFonts w:eastAsiaTheme="minorEastAsia" w:hint="eastAsia"/>
+          <w:lang w:eastAsia="ko-KR"/>
+        </w:rPr>
+        <w:t>스폰하도록</w:t>
+      </w:r>
+      <w:proofErr w:type="spellEnd"/>
+      <w:r>
+        <w:rPr>
+          <w:rFonts w:eastAsiaTheme="minorEastAsia" w:hint="eastAsia"/>
+          <w:lang w:eastAsia="ko-KR"/>
+        </w:rPr>
+        <w:t xml:space="preserve"> </w:t>
+      </w:r>
+      <w:r>
+        <w:rPr>
+          <w:rFonts w:eastAsiaTheme="minorEastAsia" w:hint="eastAsia"/>
+          <w:lang w:eastAsia="ko-KR"/>
+        </w:rPr>
+        <w:t>흘러갑니다</w:t>
+      </w:r>
+      <w:r>
+        <w:rPr>
+          <w:rFonts w:eastAsiaTheme="minorEastAsia" w:hint="eastAsia"/>
+          <w:lang w:eastAsia="ko-KR"/>
+        </w:rPr>
+        <w:t>.</w:t>
+      </w:r>
+    </w:p>
+    <w:p>
+      <w:pPr>
+        <w:pStyle w:val="10"/>
+        <w:rPr>
+          <w:rFonts w:eastAsiaTheme="minorEastAsia"/>
+          <w:lang w:eastAsia="ko-KR"/>
+        </w:rPr>
+      </w:pPr>
+      <w:proofErr w:type="spellStart"/>
+      <w:r>
+        <w:rPr>
+          <w:rFonts w:eastAsiaTheme="minorEastAsia" w:hint="eastAsia"/>
+          <w:lang w:eastAsia="ko-KR"/>
+        </w:rPr>
+        <w:t>메테오는</w:t>
+      </w:r>
+      <w:proofErr w:type="spellEnd"/>
+      <w:r>
+        <w:rPr>
+          <w:rFonts w:eastAsiaTheme="minorEastAsia" w:hint="eastAsia"/>
+          <w:lang w:eastAsia="ko-KR"/>
+        </w:rPr>
+        <w:t xml:space="preserve"> </w:t>
+      </w:r>
+      <w:r>
+        <w:rPr>
+          <w:rFonts w:eastAsiaTheme="minorEastAsia" w:hint="eastAsia"/>
+          <w:lang w:eastAsia="ko-KR"/>
+        </w:rPr>
+        <w:t>사용자의</w:t>
+      </w:r>
+      <w:r>
+        <w:rPr>
+          <w:rFonts w:eastAsiaTheme="minorEastAsia" w:hint="eastAsia"/>
+          <w:lang w:eastAsia="ko-KR"/>
+        </w:rPr>
+        <w:t xml:space="preserve"> </w:t>
+      </w:r>
+      <w:r>
+        <w:rPr>
+          <w:rFonts w:eastAsiaTheme="minorEastAsia" w:hint="eastAsia"/>
+          <w:lang w:eastAsia="ko-KR"/>
+        </w:rPr>
+        <w:t>입력을</w:t>
+      </w:r>
+      <w:r>
+        <w:rPr>
+          <w:rFonts w:eastAsiaTheme="minorEastAsia" w:hint="eastAsia"/>
+          <w:lang w:eastAsia="ko-KR"/>
+        </w:rPr>
+        <w:t xml:space="preserve"> </w:t>
+      </w:r>
+      <w:r>
+        <w:rPr>
+          <w:rFonts w:eastAsiaTheme="minorEastAsia" w:hint="eastAsia"/>
+          <w:lang w:eastAsia="ko-KR"/>
+        </w:rPr>
+        <w:t>기다린</w:t>
+      </w:r>
+      <w:r>
+        <w:rPr>
+          <w:rFonts w:eastAsiaTheme="minorEastAsia" w:hint="eastAsia"/>
+          <w:lang w:eastAsia="ko-KR"/>
+        </w:rPr>
+        <w:t xml:space="preserve"> </w:t>
+      </w:r>
+      <w:r>
+        <w:rPr>
+          <w:rFonts w:eastAsiaTheme="minorEastAsia" w:hint="eastAsia"/>
+          <w:lang w:eastAsia="ko-KR"/>
+        </w:rPr>
+        <w:t>후</w:t>
+      </w:r>
+      <w:r>
+        <w:rPr>
+          <w:rFonts w:eastAsiaTheme="minorEastAsia"/>
+          <w:lang w:eastAsia="ko-KR"/>
+        </w:rPr>
+        <w:t xml:space="preserve">, </w:t>
+      </w:r>
+      <w:r>
+        <w:rPr>
+          <w:rFonts w:eastAsiaTheme="minorEastAsia" w:hint="eastAsia"/>
+          <w:lang w:eastAsia="ko-KR"/>
+        </w:rPr>
+        <w:t>사용자의</w:t>
+      </w:r>
+      <w:r>
+        <w:rPr>
+          <w:rFonts w:eastAsiaTheme="minorEastAsia" w:hint="eastAsia"/>
+          <w:lang w:eastAsia="ko-KR"/>
+        </w:rPr>
+        <w:t xml:space="preserve"> </w:t>
+      </w:r>
+      <w:r>
+        <w:rPr>
+          <w:rFonts w:eastAsiaTheme="minorEastAsia" w:hint="eastAsia"/>
+          <w:lang w:eastAsia="ko-KR"/>
+        </w:rPr>
+        <w:t>선택에</w:t>
+      </w:r>
+      <w:r>
+        <w:rPr>
+          <w:rFonts w:eastAsiaTheme="minorEastAsia" w:hint="eastAsia"/>
+          <w:lang w:eastAsia="ko-KR"/>
+        </w:rPr>
+        <w:t xml:space="preserve"> </w:t>
+      </w:r>
+      <w:r>
+        <w:rPr>
+          <w:rFonts w:eastAsiaTheme="minorEastAsia" w:hint="eastAsia"/>
+          <w:lang w:eastAsia="ko-KR"/>
+        </w:rPr>
+        <w:t>따라</w:t>
+      </w:r>
+      <w:r>
+        <w:rPr>
+          <w:rFonts w:eastAsiaTheme="minorEastAsia" w:hint="eastAsia"/>
+          <w:lang w:eastAsia="ko-KR"/>
+        </w:rPr>
+        <w:t xml:space="preserve"> </w:t>
+      </w:r>
+      <w:r>
+        <w:rPr>
+          <w:rFonts w:eastAsiaTheme="minorEastAsia" w:hint="eastAsia"/>
+          <w:lang w:eastAsia="ko-KR"/>
+        </w:rPr>
+        <w:t>행동을</w:t>
+      </w:r>
+      <w:r>
+        <w:rPr>
+          <w:rFonts w:eastAsiaTheme="minorEastAsia" w:hint="eastAsia"/>
+          <w:lang w:eastAsia="ko-KR"/>
+        </w:rPr>
+        <w:t xml:space="preserve"> </w:t>
+      </w:r>
+      <w:r>
+        <w:rPr>
+          <w:rFonts w:eastAsiaTheme="minorEastAsia" w:hint="eastAsia"/>
+          <w:lang w:eastAsia="ko-KR"/>
+        </w:rPr>
+        <w:t>결정할</w:t>
+      </w:r>
+      <w:r>
+        <w:rPr>
+          <w:rFonts w:eastAsiaTheme="minorEastAsia" w:hint="eastAsia"/>
+          <w:lang w:eastAsia="ko-KR"/>
+        </w:rPr>
+        <w:t xml:space="preserve"> </w:t>
+      </w:r>
+      <w:r>
+        <w:rPr>
+          <w:rFonts w:eastAsiaTheme="minorEastAsia" w:hint="eastAsia"/>
+          <w:lang w:eastAsia="ko-KR"/>
+        </w:rPr>
+        <w:t>수</w:t>
+      </w:r>
+      <w:r>
+        <w:rPr>
+          <w:rFonts w:eastAsiaTheme="minorEastAsia" w:hint="eastAsia"/>
+          <w:lang w:eastAsia="ko-KR"/>
+        </w:rPr>
+        <w:t xml:space="preserve"> </w:t>
+      </w:r>
+      <w:r>
+        <w:rPr>
+          <w:rFonts w:eastAsiaTheme="minorEastAsia" w:hint="eastAsia"/>
+          <w:lang w:eastAsia="ko-KR"/>
+        </w:rPr>
+        <w:t>있도록</w:t>
+      </w:r>
+      <w:r>
+        <w:rPr>
+          <w:rFonts w:eastAsiaTheme="minorEastAsia" w:hint="eastAsia"/>
+          <w:lang w:eastAsia="ko-KR"/>
+        </w:rPr>
+        <w:t xml:space="preserve"> </w:t>
+      </w:r>
+      <w:proofErr w:type="spellStart"/>
+      <w:r>
+        <w:rPr>
+          <w:rFonts w:eastAsiaTheme="minorEastAsia"/>
+          <w:lang w:eastAsia="ko-KR"/>
+        </w:rPr>
+        <w:t>WaitTargetData</w:t>
+      </w:r>
+      <w:proofErr w:type="spellEnd"/>
+      <w:r>
+        <w:rPr>
+          <w:rFonts w:eastAsiaTheme="minorEastAsia"/>
+          <w:lang w:eastAsia="ko-KR"/>
+        </w:rPr>
+        <w:t xml:space="preserve"> </w:t>
+      </w:r>
+      <w:proofErr w:type="spellStart"/>
+      <w:r>
+        <w:rPr>
+          <w:rFonts w:eastAsiaTheme="minorEastAsia" w:hint="eastAsia"/>
+          <w:lang w:eastAsia="ko-KR"/>
+        </w:rPr>
+        <w:t>어빌리티</w:t>
+      </w:r>
+      <w:proofErr w:type="spellEnd"/>
+      <w:r>
+        <w:rPr>
+          <w:rFonts w:eastAsiaTheme="minorEastAsia" w:hint="eastAsia"/>
+          <w:lang w:eastAsia="ko-KR"/>
+        </w:rPr>
+        <w:t xml:space="preserve"> </w:t>
+      </w:r>
+      <w:r>
+        <w:rPr>
+          <w:rFonts w:eastAsiaTheme="minorEastAsia" w:hint="eastAsia"/>
+          <w:lang w:eastAsia="ko-KR"/>
+        </w:rPr>
+        <w:t>태스크를</w:t>
+      </w:r>
+      <w:r>
+        <w:rPr>
+          <w:rFonts w:eastAsiaTheme="minorEastAsia" w:hint="eastAsia"/>
+          <w:lang w:eastAsia="ko-KR"/>
+        </w:rPr>
+        <w:t xml:space="preserve"> </w:t>
+      </w:r>
+      <w:r>
+        <w:rPr>
+          <w:rFonts w:eastAsiaTheme="minorEastAsia" w:hint="eastAsia"/>
+          <w:lang w:eastAsia="ko-KR"/>
+        </w:rPr>
+        <w:t>이용했습니다</w:t>
+      </w:r>
+      <w:r>
+        <w:rPr>
+          <w:rFonts w:eastAsiaTheme="minorEastAsia" w:hint="eastAsia"/>
+          <w:lang w:eastAsia="ko-KR"/>
+        </w:rPr>
+        <w:t>.</w:t>
+      </w:r>
+    </w:p>
+    <w:p>
+      <w:pPr>
+        <w:pStyle w:val="10"/>
+        <w:rPr>
+          <w:rFonts w:eastAsiaTheme="minorEastAsia"/>
+          <w:lang w:eastAsia="ko-KR"/>
+        </w:rPr>
+      </w:pPr>
+      <w:r>
+        <w:rPr>
+          <w:rFonts w:eastAsiaTheme="minorEastAsia"/>
+          <w:lang w:eastAsia="ko-KR"/>
+        </w:rPr>
         <w:drawing>
-          <wp:inline distT="0" distB="0" distL="0" distR="0" wp14:anchorId="0D597F64" wp14:editId="3D78E948">
-            <wp:extent cx="3991532" cy="514422"/>
-            <wp:effectExtent l="0" t="0" r="0" b="0"/>
-            <wp:docPr id="6" name="그림 6"/>
+          <wp:inline distT="0" distB="0" distL="0" distR="0" wp14:anchorId="5372CB97" wp14:editId="7EECE85A">
+            <wp:extent cx="6794500" cy="544830"/>
+            <wp:effectExtent l="0" t="0" r="6350" b="7620"/>
+            <wp:docPr id="8" name="그림 8"/>
             <wp:cNvGraphicFramePr>
               <a:graphicFrameLocks xmlns:a="http://schemas.openxmlformats.org/drawingml/2006/main" noChangeAspect="1"/>
             </wp:cNvGraphicFramePr>
@@ -2176,7 +3070,7 @@
                   <pic:spPr>
                     <a:xfrm>
                       <a:off x="0" y="0"/>
-                      <a:ext cx="3991532" cy="514422"/>
+                      <a:ext cx="6794500" cy="544830"/>
                     </a:xfrm>
                     <a:prstGeom prst="rect">
                       <a:avLst/>
@@ -2197,13 +3091,27 @@
           <w:lang w:eastAsia="ko-KR"/>
         </w:rPr>
       </w:pPr>
+      <w:r>
+        <w:rPr>
+          <w:rFonts w:eastAsiaTheme="minorEastAsia" w:hint="eastAsia"/>
+          <w:lang w:eastAsia="ko-KR"/>
+        </w:rPr>
+        <w:t>스킬을</w:t>
+      </w:r>
+      <w:r>
+        <w:rPr>
+          <w:rFonts w:eastAsiaTheme="minorEastAsia" w:hint="eastAsia"/>
+          <w:lang w:eastAsia="ko-KR"/>
+        </w:rPr>
+        <w:t xml:space="preserve"> </w:t>
+      </w:r>
       <w:proofErr w:type="spellStart"/>
       <w:r>
         <w:rPr>
           <w:rFonts w:eastAsiaTheme="minorEastAsia" w:hint="eastAsia"/>
           <w:lang w:eastAsia="ko-KR"/>
         </w:rPr>
-        <w:t>인게임에서</w:t>
+        <w:t>확정짓는</w:t>
       </w:r>
       <w:proofErr w:type="spellEnd"/>
       <w:r>
@@ -2213,111 +3121,238 @@
         </w:rPr>
         <w:t xml:space="preserve"> </w:t>
       </w:r>
-      <w:r>
-        <w:rPr>
-          <w:rFonts w:eastAsiaTheme="minorEastAsia" w:hint="eastAsia"/>
-          <w:lang w:eastAsia="ko-KR"/>
-        </w:rPr>
-        <w:t>테스트로</w:t>
-      </w:r>
-      <w:r>
-        <w:rPr>
-          <w:rFonts w:eastAsiaTheme="minorEastAsia" w:hint="eastAsia"/>
-          <w:lang w:eastAsia="ko-KR"/>
-        </w:rPr>
-        <w:t xml:space="preserve"> </w:t>
-      </w:r>
-      <w:r>
-        <w:rPr>
-          <w:rFonts w:eastAsiaTheme="minorEastAsia" w:hint="eastAsia"/>
-          <w:lang w:eastAsia="ko-KR"/>
-        </w:rPr>
-        <w:t>플레이어가</w:t>
-      </w:r>
-      <w:r>
-        <w:rPr>
-          <w:rFonts w:eastAsiaTheme="minorEastAsia" w:hint="eastAsia"/>
-          <w:lang w:eastAsia="ko-KR"/>
-        </w:rPr>
-        <w:t xml:space="preserve"> </w:t>
-      </w:r>
-      <w:r>
-        <w:rPr>
-          <w:rFonts w:eastAsiaTheme="minorEastAsia" w:hint="eastAsia"/>
-          <w:lang w:eastAsia="ko-KR"/>
-        </w:rPr>
-        <w:t>소유한</w:t>
-      </w:r>
-      <w:r>
-        <w:rPr>
-          <w:rFonts w:eastAsiaTheme="minorEastAsia" w:hint="eastAsia"/>
-          <w:lang w:eastAsia="ko-KR"/>
-        </w:rPr>
-        <w:t xml:space="preserve"> </w:t>
-      </w:r>
-      <w:r>
-        <w:rPr>
-          <w:rFonts w:eastAsiaTheme="minorEastAsia" w:hint="eastAsia"/>
-          <w:lang w:eastAsia="ko-KR"/>
-        </w:rPr>
-        <w:t>스킬의</w:t>
-      </w:r>
-      <w:r>
-        <w:rPr>
-          <w:rFonts w:eastAsiaTheme="minorEastAsia" w:hint="eastAsia"/>
-          <w:lang w:eastAsia="ko-KR"/>
-        </w:rPr>
-        <w:t xml:space="preserve"> </w:t>
-      </w:r>
-      <w:r>
-        <w:rPr>
-          <w:rFonts w:eastAsiaTheme="minorEastAsia" w:hint="eastAsia"/>
-          <w:lang w:eastAsia="ko-KR"/>
-        </w:rPr>
-        <w:t>태그를</w:t>
-      </w:r>
-      <w:r>
-        <w:rPr>
-          <w:rFonts w:eastAsiaTheme="minorEastAsia" w:hint="eastAsia"/>
-          <w:lang w:eastAsia="ko-KR"/>
-        </w:rPr>
-        <w:t xml:space="preserve"> </w:t>
-      </w:r>
-      <w:r>
-        <w:rPr>
-          <w:rFonts w:eastAsiaTheme="minorEastAsia" w:hint="eastAsia"/>
-          <w:lang w:eastAsia="ko-KR"/>
-        </w:rPr>
-        <w:t>동적으로</w:t>
-      </w:r>
-      <w:r>
-        <w:rPr>
-          <w:rFonts w:eastAsiaTheme="minorEastAsia" w:hint="eastAsia"/>
-          <w:lang w:eastAsia="ko-KR"/>
-        </w:rPr>
-        <w:t xml:space="preserve"> </w:t>
-      </w:r>
-      <w:r>
-        <w:rPr>
-          <w:rFonts w:eastAsiaTheme="minorEastAsia" w:hint="eastAsia"/>
-          <w:lang w:eastAsia="ko-KR"/>
-        </w:rPr>
-        <w:t>변경시키는</w:t>
-      </w:r>
-      <w:r>
-        <w:rPr>
-          <w:rFonts w:eastAsiaTheme="minorEastAsia" w:hint="eastAsia"/>
-          <w:lang w:eastAsia="ko-KR"/>
-        </w:rPr>
-        <w:t xml:space="preserve"> </w:t>
-      </w:r>
-      <w:r>
-        <w:rPr>
-          <w:rFonts w:eastAsiaTheme="minorEastAsia" w:hint="eastAsia"/>
-          <w:lang w:eastAsia="ko-KR"/>
-        </w:rPr>
-        <w:t>함수입니다</w:t>
-      </w:r>
+      <w:proofErr w:type="spellStart"/>
+      <w:r>
+        <w:rPr>
+          <w:rFonts w:eastAsiaTheme="minorEastAsia"/>
+          <w:lang w:eastAsia="ko-KR"/>
+        </w:rPr>
+        <w:t>TargetConfirmed</w:t>
+      </w:r>
+      <w:proofErr w:type="spellEnd"/>
+      <w:r>
+        <w:rPr>
+          <w:rFonts w:eastAsiaTheme="minorEastAsia" w:hint="eastAsia"/>
+          <w:lang w:eastAsia="ko-KR"/>
+        </w:rPr>
+        <w:t>는</w:t>
+      </w:r>
+      <w:r>
+        <w:rPr>
+          <w:rFonts w:eastAsiaTheme="minorEastAsia" w:hint="eastAsia"/>
+          <w:lang w:eastAsia="ko-KR"/>
+        </w:rPr>
+        <w:t xml:space="preserve"> </w:t>
+      </w:r>
+      <w:r>
+        <w:rPr>
+          <w:rFonts w:eastAsiaTheme="minorEastAsia" w:hint="eastAsia"/>
+          <w:lang w:eastAsia="ko-KR"/>
+        </w:rPr>
+        <w:t>왼쪽</w:t>
+      </w:r>
+      <w:r>
+        <w:rPr>
+          <w:rFonts w:eastAsiaTheme="minorEastAsia" w:hint="eastAsia"/>
+          <w:lang w:eastAsia="ko-KR"/>
+        </w:rPr>
+        <w:t xml:space="preserve"> </w:t>
+      </w:r>
+      <w:r>
+        <w:rPr>
+          <w:rFonts w:eastAsiaTheme="minorEastAsia" w:hint="eastAsia"/>
+          <w:lang w:eastAsia="ko-KR"/>
+        </w:rPr>
+        <w:t>마우스</w:t>
+      </w:r>
+      <w:r>
+        <w:rPr>
+          <w:rFonts w:eastAsiaTheme="minorEastAsia" w:hint="eastAsia"/>
+          <w:lang w:eastAsia="ko-KR"/>
+        </w:rPr>
+        <w:t xml:space="preserve"> </w:t>
+      </w:r>
+      <w:r>
+        <w:rPr>
+          <w:rFonts w:eastAsiaTheme="minorEastAsia" w:hint="eastAsia"/>
+          <w:lang w:eastAsia="ko-KR"/>
+        </w:rPr>
+        <w:t>키를</w:t>
+      </w:r>
+      <w:r>
+        <w:rPr>
+          <w:rFonts w:eastAsiaTheme="minorEastAsia" w:hint="eastAsia"/>
+          <w:lang w:eastAsia="ko-KR"/>
+        </w:rPr>
+        <w:t xml:space="preserve"> </w:t>
+      </w:r>
+      <w:r>
+        <w:rPr>
+          <w:rFonts w:eastAsiaTheme="minorEastAsia" w:hint="eastAsia"/>
+          <w:lang w:eastAsia="ko-KR"/>
+        </w:rPr>
+        <w:t>누르면</w:t>
+      </w:r>
+      <w:r>
+        <w:rPr>
+          <w:rFonts w:eastAsiaTheme="minorEastAsia" w:hint="eastAsia"/>
+          <w:lang w:eastAsia="ko-KR"/>
+        </w:rPr>
+        <w:t xml:space="preserve"> </w:t>
+      </w:r>
+      <w:r>
+        <w:rPr>
+          <w:rFonts w:eastAsiaTheme="minorEastAsia" w:hint="eastAsia"/>
+          <w:lang w:eastAsia="ko-KR"/>
+        </w:rPr>
+        <w:t>실행되며</w:t>
+      </w:r>
+      <w:r>
+        <w:rPr>
+          <w:rFonts w:eastAsiaTheme="minorEastAsia" w:hint="eastAsia"/>
+          <w:lang w:eastAsia="ko-KR"/>
+        </w:rPr>
+        <w:t>,</w:t>
+      </w:r>
+      <w:r>
+        <w:rPr>
+          <w:rFonts w:eastAsiaTheme="minorEastAsia"/>
+          <w:lang w:eastAsia="ko-KR"/>
+        </w:rPr>
+        <w:t xml:space="preserve"> </w:t>
+      </w:r>
+      <w:proofErr w:type="spellStart"/>
+      <w:r>
+        <w:rPr>
+          <w:rFonts w:eastAsiaTheme="minorEastAsia" w:hint="eastAsia"/>
+          <w:lang w:eastAsia="ko-KR"/>
+        </w:rPr>
+        <w:t>파이어볼과</w:t>
+      </w:r>
+      <w:proofErr w:type="spellEnd"/>
+      <w:r>
+        <w:rPr>
+          <w:rFonts w:eastAsiaTheme="minorEastAsia" w:hint="eastAsia"/>
+          <w:lang w:eastAsia="ko-KR"/>
+        </w:rPr>
+        <w:t xml:space="preserve"> </w:t>
+      </w:r>
+      <w:r>
+        <w:rPr>
+          <w:rFonts w:eastAsiaTheme="minorEastAsia" w:hint="eastAsia"/>
+          <w:lang w:eastAsia="ko-KR"/>
+        </w:rPr>
+        <w:t>비슷하게</w:t>
+      </w:r>
+      <w:r>
+        <w:rPr>
+          <w:rFonts w:eastAsiaTheme="minorEastAsia" w:hint="eastAsia"/>
+          <w:lang w:eastAsia="ko-KR"/>
+        </w:rPr>
+        <w:t xml:space="preserve"> </w:t>
+      </w:r>
+      <w:r>
+        <w:rPr>
+          <w:rFonts w:eastAsiaTheme="minorEastAsia" w:hint="eastAsia"/>
+          <w:lang w:eastAsia="ko-KR"/>
+        </w:rPr>
+        <w:t>마우스의</w:t>
+      </w:r>
+      <w:r>
+        <w:rPr>
+          <w:rFonts w:eastAsiaTheme="minorEastAsia" w:hint="eastAsia"/>
+          <w:lang w:eastAsia="ko-KR"/>
+        </w:rPr>
+        <w:t xml:space="preserve"> </w:t>
+      </w:r>
+      <w:r>
+        <w:rPr>
+          <w:rFonts w:eastAsiaTheme="minorEastAsia" w:hint="eastAsia"/>
+          <w:lang w:eastAsia="ko-KR"/>
+        </w:rPr>
+        <w:t>위치와</w:t>
+      </w:r>
+      <w:r>
+        <w:rPr>
+          <w:rFonts w:eastAsiaTheme="minorEastAsia" w:hint="eastAsia"/>
+          <w:lang w:eastAsia="ko-KR"/>
+        </w:rPr>
+        <w:t xml:space="preserve"> </w:t>
+      </w:r>
+      <w:proofErr w:type="spellStart"/>
+      <w:r>
+        <w:rPr>
+          <w:rFonts w:eastAsiaTheme="minorEastAsia" w:hint="eastAsia"/>
+          <w:lang w:eastAsia="ko-KR"/>
+        </w:rPr>
+        <w:t>스폰될</w:t>
+      </w:r>
+      <w:proofErr w:type="spellEnd"/>
+      <w:r>
+        <w:rPr>
+          <w:rFonts w:eastAsiaTheme="minorEastAsia" w:hint="eastAsia"/>
+          <w:lang w:eastAsia="ko-KR"/>
+        </w:rPr>
+        <w:t xml:space="preserve"> </w:t>
+      </w:r>
+      <w:r>
+        <w:rPr>
+          <w:rFonts w:eastAsiaTheme="minorEastAsia"/>
+          <w:lang w:eastAsia="ko-KR"/>
+        </w:rPr>
+        <w:t>offset</w:t>
+      </w:r>
+      <w:r>
+        <w:rPr>
+          <w:rFonts w:eastAsiaTheme="minorEastAsia" w:hint="eastAsia"/>
+          <w:lang w:eastAsia="ko-KR"/>
+        </w:rPr>
+        <w:t>값을</w:t>
+      </w:r>
+      <w:r>
+        <w:rPr>
+          <w:rFonts w:eastAsiaTheme="minorEastAsia" w:hint="eastAsia"/>
+          <w:lang w:eastAsia="ko-KR"/>
+        </w:rPr>
+        <w:t xml:space="preserve"> </w:t>
+      </w:r>
+      <w:r>
+        <w:rPr>
+          <w:rFonts w:eastAsiaTheme="minorEastAsia" w:hint="eastAsia"/>
+          <w:lang w:eastAsia="ko-KR"/>
+        </w:rPr>
+        <w:t>이용하여</w:t>
+      </w:r>
+      <w:r>
+        <w:rPr>
+          <w:rFonts w:eastAsiaTheme="minorEastAsia" w:hint="eastAsia"/>
+          <w:lang w:eastAsia="ko-KR"/>
+        </w:rPr>
+        <w:t xml:space="preserve"> </w:t>
+      </w:r>
+      <w:r>
+        <w:rPr>
+          <w:rFonts w:eastAsiaTheme="minorEastAsia" w:hint="eastAsia"/>
+          <w:lang w:eastAsia="ko-KR"/>
+        </w:rPr>
+        <w:t>투사체를</w:t>
+      </w:r>
+      <w:r>
+        <w:rPr>
+          <w:rFonts w:eastAsiaTheme="minorEastAsia" w:hint="eastAsia"/>
+          <w:lang w:eastAsia="ko-KR"/>
+        </w:rPr>
+        <w:t xml:space="preserve"> </w:t>
+      </w:r>
+      <w:proofErr w:type="spellStart"/>
+      <w:r>
+        <w:rPr>
+          <w:rFonts w:eastAsiaTheme="minorEastAsia" w:hint="eastAsia"/>
+          <w:lang w:eastAsia="ko-KR"/>
+        </w:rPr>
+        <w:t>스폰합니다</w:t>
+      </w:r>
+      <w:proofErr w:type="spellEnd"/>
       <w:r>
         <w:rPr>
           <w:rFonts w:eastAsiaTheme="minorEastAsia" w:hint="eastAsia"/>
@@ -2332,41 +3367,13 @@
         </w:rPr>
         <w:t xml:space="preserve"> </w:t>
       </w:r>
-      <w:r>
-        <w:rPr>
-          <w:rFonts w:eastAsiaTheme="minorEastAsia" w:hint="eastAsia"/>
-          <w:lang w:eastAsia="ko-KR"/>
-        </w:rPr>
-        <w:t>변경시킬</w:t>
-      </w:r>
-      <w:r>
-        <w:rPr>
-          <w:rFonts w:eastAsiaTheme="minorEastAsia" w:hint="eastAsia"/>
-          <w:lang w:eastAsia="ko-KR"/>
-        </w:rPr>
-        <w:t xml:space="preserve"> </w:t>
-      </w:r>
-      <w:r>
-        <w:rPr>
-          <w:rFonts w:eastAsiaTheme="minorEastAsia" w:hint="eastAsia"/>
-          <w:lang w:eastAsia="ko-KR"/>
-        </w:rPr>
-        <w:t>스킬의</w:t>
-      </w:r>
-      <w:r>
-        <w:rPr>
-          <w:rFonts w:eastAsiaTheme="minorEastAsia" w:hint="eastAsia"/>
-          <w:lang w:eastAsia="ko-KR"/>
-        </w:rPr>
-        <w:t xml:space="preserve"> </w:t>
-      </w:r>
       <w:proofErr w:type="spellStart"/>
       <w:r>
         <w:rPr>
-          <w:rFonts w:eastAsiaTheme="minorEastAsia" w:hint="eastAsia"/>
-          <w:lang w:eastAsia="ko-KR"/>
-        </w:rPr>
-        <w:t>블루프린트</w:t>
+          <w:rFonts w:eastAsiaTheme="minorEastAsia"/>
+          <w:lang w:eastAsia="ko-KR"/>
+        </w:rPr>
+        <w:t>TargetCancelled</w:t>
       </w:r>
       <w:proofErr w:type="spellEnd"/>
       <w:r>
@@ -2374,144 +3381,119 @@
           <w:rFonts w:eastAsiaTheme="minorEastAsia" w:hint="eastAsia"/>
           <w:lang w:eastAsia="ko-KR"/>
         </w:rPr>
-        <w:t xml:space="preserve"> </w:t>
-      </w:r>
-      <w:r>
-        <w:rPr>
-          <w:rFonts w:eastAsiaTheme="minorEastAsia" w:hint="eastAsia"/>
-          <w:lang w:eastAsia="ko-KR"/>
-        </w:rPr>
-        <w:t>이름과</w:t>
-      </w:r>
-      <w:r>
-        <w:rPr>
-          <w:rFonts w:eastAsiaTheme="minorEastAsia" w:hint="eastAsia"/>
-          <w:lang w:eastAsia="ko-KR"/>
-        </w:rPr>
-        <w:t xml:space="preserve"> </w:t>
-      </w:r>
-      <w:r>
-        <w:rPr>
-          <w:rFonts w:eastAsiaTheme="minorEastAsia" w:hint="eastAsia"/>
-          <w:lang w:eastAsia="ko-KR"/>
-        </w:rPr>
-        <w:t>태그를</w:t>
-      </w:r>
-      <w:r>
-        <w:rPr>
-          <w:rFonts w:eastAsiaTheme="minorEastAsia" w:hint="eastAsia"/>
-          <w:lang w:eastAsia="ko-KR"/>
-        </w:rPr>
-        <w:t xml:space="preserve"> </w:t>
-      </w:r>
-      <w:r>
-        <w:rPr>
-          <w:rFonts w:eastAsiaTheme="minorEastAsia" w:hint="eastAsia"/>
-          <w:lang w:eastAsia="ko-KR"/>
-        </w:rPr>
-        <w:t>입력하면</w:t>
-      </w:r>
-      <w:r>
-        <w:rPr>
-          <w:rFonts w:eastAsiaTheme="minorEastAsia" w:hint="eastAsia"/>
-          <w:lang w:eastAsia="ko-KR"/>
-        </w:rPr>
-        <w:t xml:space="preserve"> </w:t>
-      </w:r>
-      <w:r>
-        <w:rPr>
-          <w:rFonts w:eastAsiaTheme="minorEastAsia" w:hint="eastAsia"/>
-          <w:lang w:eastAsia="ko-KR"/>
-        </w:rPr>
-        <w:t>그에</w:t>
-      </w:r>
-      <w:r>
-        <w:rPr>
-          <w:rFonts w:eastAsiaTheme="minorEastAsia" w:hint="eastAsia"/>
-          <w:lang w:eastAsia="ko-KR"/>
-        </w:rPr>
-        <w:t xml:space="preserve"> </w:t>
-      </w:r>
-      <w:r>
-        <w:rPr>
-          <w:rFonts w:eastAsiaTheme="minorEastAsia" w:hint="eastAsia"/>
-          <w:lang w:eastAsia="ko-KR"/>
-        </w:rPr>
-        <w:t>맞게</w:t>
-      </w:r>
-      <w:r>
-        <w:rPr>
-          <w:rFonts w:eastAsiaTheme="minorEastAsia" w:hint="eastAsia"/>
-          <w:lang w:eastAsia="ko-KR"/>
-        </w:rPr>
-        <w:t xml:space="preserve"> </w:t>
-      </w:r>
-      <w:proofErr w:type="spellStart"/>
-      <w:r>
-        <w:rPr>
-          <w:rFonts w:eastAsiaTheme="minorEastAsia" w:hint="eastAsia"/>
-          <w:lang w:eastAsia="ko-KR"/>
-        </w:rPr>
-        <w:t>콤보형</w:t>
-      </w:r>
-      <w:proofErr w:type="spellEnd"/>
-      <w:r>
-        <w:rPr>
-          <w:rFonts w:eastAsiaTheme="minorEastAsia"/>
-          <w:lang w:eastAsia="ko-KR"/>
-        </w:rPr>
-        <w:t xml:space="preserve"> </w:t>
-      </w:r>
-      <w:r>
-        <w:rPr>
-          <w:rFonts w:eastAsiaTheme="minorEastAsia" w:hint="eastAsia"/>
-          <w:lang w:eastAsia="ko-KR"/>
-        </w:rPr>
-        <w:t>또는</w:t>
-      </w:r>
-      <w:r>
-        <w:rPr>
-          <w:rFonts w:eastAsiaTheme="minorEastAsia" w:hint="eastAsia"/>
-          <w:lang w:eastAsia="ko-KR"/>
-        </w:rPr>
-        <w:t xml:space="preserve"> </w:t>
-      </w:r>
-      <w:proofErr w:type="spellStart"/>
-      <w:r>
-        <w:rPr>
-          <w:rFonts w:eastAsiaTheme="minorEastAsia" w:hint="eastAsia"/>
-          <w:lang w:eastAsia="ko-KR"/>
-        </w:rPr>
-        <w:t>차지형으로</w:t>
-      </w:r>
-      <w:proofErr w:type="spellEnd"/>
-      <w:r>
-        <w:rPr>
-          <w:rFonts w:eastAsiaTheme="minorEastAsia" w:hint="eastAsia"/>
-          <w:lang w:eastAsia="ko-KR"/>
-        </w:rPr>
-        <w:t xml:space="preserve"> </w:t>
-      </w:r>
-      <w:r>
-        <w:rPr>
-          <w:rFonts w:eastAsiaTheme="minorEastAsia" w:hint="eastAsia"/>
-          <w:lang w:eastAsia="ko-KR"/>
-        </w:rPr>
-        <w:t>스킬이</w:t>
-      </w:r>
-      <w:r>
-        <w:rPr>
-          <w:rFonts w:eastAsiaTheme="minorEastAsia" w:hint="eastAsia"/>
-          <w:lang w:eastAsia="ko-KR"/>
-        </w:rPr>
-        <w:t xml:space="preserve"> </w:t>
-      </w:r>
-      <w:r>
-        <w:rPr>
-          <w:rFonts w:eastAsiaTheme="minorEastAsia" w:hint="eastAsia"/>
-          <w:lang w:eastAsia="ko-KR"/>
-        </w:rPr>
-        <w:t>변경됩니다</w:t>
+        <w:t>는</w:t>
+      </w:r>
+      <w:r>
+        <w:rPr>
+          <w:rFonts w:eastAsiaTheme="minorEastAsia" w:hint="eastAsia"/>
+          <w:lang w:eastAsia="ko-KR"/>
+        </w:rPr>
+        <w:t xml:space="preserve"> </w:t>
+      </w:r>
+      <w:r>
+        <w:rPr>
+          <w:rFonts w:eastAsiaTheme="minorEastAsia" w:hint="eastAsia"/>
+          <w:lang w:eastAsia="ko-KR"/>
+        </w:rPr>
+        <w:t>오른쪽</w:t>
+      </w:r>
+      <w:r>
+        <w:rPr>
+          <w:rFonts w:eastAsiaTheme="minorEastAsia" w:hint="eastAsia"/>
+          <w:lang w:eastAsia="ko-KR"/>
+        </w:rPr>
+        <w:t xml:space="preserve"> </w:t>
+      </w:r>
+      <w:r>
+        <w:rPr>
+          <w:rFonts w:eastAsiaTheme="minorEastAsia" w:hint="eastAsia"/>
+          <w:lang w:eastAsia="ko-KR"/>
+        </w:rPr>
+        <w:t>마우스를</w:t>
+      </w:r>
+      <w:r>
+        <w:rPr>
+          <w:rFonts w:eastAsiaTheme="minorEastAsia" w:hint="eastAsia"/>
+          <w:lang w:eastAsia="ko-KR"/>
+        </w:rPr>
+        <w:t xml:space="preserve"> </w:t>
+      </w:r>
+      <w:r>
+        <w:rPr>
+          <w:rFonts w:eastAsiaTheme="minorEastAsia" w:hint="eastAsia"/>
+          <w:lang w:eastAsia="ko-KR"/>
+        </w:rPr>
+        <w:t>누르면</w:t>
+      </w:r>
+      <w:r>
+        <w:rPr>
+          <w:rFonts w:eastAsiaTheme="minorEastAsia" w:hint="eastAsia"/>
+          <w:lang w:eastAsia="ko-KR"/>
+        </w:rPr>
+        <w:t xml:space="preserve"> </w:t>
+      </w:r>
+      <w:r>
+        <w:rPr>
+          <w:rFonts w:eastAsiaTheme="minorEastAsia" w:hint="eastAsia"/>
+          <w:lang w:eastAsia="ko-KR"/>
+        </w:rPr>
+        <w:t>스킬을</w:t>
+      </w:r>
+      <w:r>
+        <w:rPr>
+          <w:rFonts w:eastAsiaTheme="minorEastAsia" w:hint="eastAsia"/>
+          <w:lang w:eastAsia="ko-KR"/>
+        </w:rPr>
+        <w:t xml:space="preserve"> </w:t>
+      </w:r>
+      <w:r>
+        <w:rPr>
+          <w:rFonts w:eastAsiaTheme="minorEastAsia" w:hint="eastAsia"/>
+          <w:lang w:eastAsia="ko-KR"/>
+        </w:rPr>
+        <w:t>사용하지</w:t>
+      </w:r>
+      <w:r>
+        <w:rPr>
+          <w:rFonts w:eastAsiaTheme="minorEastAsia" w:hint="eastAsia"/>
+          <w:lang w:eastAsia="ko-KR"/>
+        </w:rPr>
+        <w:t xml:space="preserve"> </w:t>
+      </w:r>
+      <w:r>
+        <w:rPr>
+          <w:rFonts w:eastAsiaTheme="minorEastAsia" w:hint="eastAsia"/>
+          <w:lang w:eastAsia="ko-KR"/>
+        </w:rPr>
+        <w:t>않고</w:t>
+      </w:r>
+      <w:r>
+        <w:rPr>
+          <w:rFonts w:eastAsiaTheme="minorEastAsia" w:hint="eastAsia"/>
+          <w:lang w:eastAsia="ko-KR"/>
+        </w:rPr>
+        <w:t xml:space="preserve"> </w:t>
+      </w:r>
+      <w:r>
+        <w:rPr>
+          <w:rFonts w:eastAsiaTheme="minorEastAsia" w:hint="eastAsia"/>
+          <w:lang w:eastAsia="ko-KR"/>
+        </w:rPr>
+        <w:t>취소하도록</w:t>
+      </w:r>
+      <w:r>
+        <w:rPr>
+          <w:rFonts w:eastAsiaTheme="minorEastAsia" w:hint="eastAsia"/>
+          <w:lang w:eastAsia="ko-KR"/>
+        </w:rPr>
+        <w:t xml:space="preserve"> </w:t>
+      </w:r>
+      <w:r>
+        <w:rPr>
+          <w:rFonts w:eastAsiaTheme="minorEastAsia" w:hint="eastAsia"/>
+          <w:lang w:eastAsia="ko-KR"/>
+        </w:rPr>
+        <w:t>만들었습니다</w:t>
       </w:r>
       <w:r>
         <w:rPr>
@@ -2519,219 +3501,9 @@
           <w:lang w:eastAsia="ko-KR"/>
         </w:rPr>
         <w:t>.</w:t>
-      </w:r>
-      <w:r>
-        <w:rPr>
-          <w:rFonts w:eastAsiaTheme="minorEastAsia"/>
-          <w:lang w:eastAsia="ko-KR"/>
-        </w:rPr>
-        <w:t xml:space="preserve"> </w:t>
-      </w:r>
-      <w:r>
-        <w:rPr>
-          <w:rFonts w:eastAsiaTheme="minorEastAsia" w:hint="eastAsia"/>
-          <w:lang w:eastAsia="ko-KR"/>
-        </w:rPr>
-        <w:t>여기서는</w:t>
-      </w:r>
-      <w:r>
-        <w:rPr>
-          <w:rFonts w:eastAsiaTheme="minorEastAsia" w:hint="eastAsia"/>
-          <w:lang w:eastAsia="ko-KR"/>
-        </w:rPr>
-        <w:t xml:space="preserve"> </w:t>
-      </w:r>
-      <w:r>
-        <w:rPr>
-          <w:rFonts w:eastAsiaTheme="minorEastAsia" w:hint="eastAsia"/>
-          <w:lang w:eastAsia="ko-KR"/>
-        </w:rPr>
-        <w:t>서버가</w:t>
-      </w:r>
-      <w:r>
-        <w:rPr>
-          <w:rFonts w:eastAsiaTheme="minorEastAsia" w:hint="eastAsia"/>
-          <w:lang w:eastAsia="ko-KR"/>
-        </w:rPr>
-        <w:t xml:space="preserve"> </w:t>
-      </w:r>
-      <w:r>
-        <w:rPr>
-          <w:rFonts w:eastAsiaTheme="minorEastAsia" w:hint="eastAsia"/>
-          <w:lang w:eastAsia="ko-KR"/>
-        </w:rPr>
-        <w:t>데이터의</w:t>
-      </w:r>
-      <w:r>
-        <w:rPr>
-          <w:rFonts w:eastAsiaTheme="minorEastAsia" w:hint="eastAsia"/>
-          <w:lang w:eastAsia="ko-KR"/>
-        </w:rPr>
-        <w:t xml:space="preserve"> </w:t>
-      </w:r>
-      <w:r>
-        <w:rPr>
-          <w:rFonts w:eastAsiaTheme="minorEastAsia" w:hint="eastAsia"/>
-          <w:lang w:eastAsia="ko-KR"/>
-        </w:rPr>
-        <w:t>변경</w:t>
-      </w:r>
-      <w:r>
-        <w:rPr>
-          <w:rFonts w:eastAsiaTheme="minorEastAsia" w:hint="eastAsia"/>
-          <w:lang w:eastAsia="ko-KR"/>
-        </w:rPr>
-        <w:t xml:space="preserve"> </w:t>
-      </w:r>
-      <w:r>
-        <w:rPr>
-          <w:rFonts w:eastAsiaTheme="minorEastAsia" w:hint="eastAsia"/>
-          <w:lang w:eastAsia="ko-KR"/>
-        </w:rPr>
-        <w:t>사실을</w:t>
-      </w:r>
-      <w:r>
-        <w:rPr>
-          <w:rFonts w:eastAsiaTheme="minorEastAsia" w:hint="eastAsia"/>
-          <w:lang w:eastAsia="ko-KR"/>
-        </w:rPr>
-        <w:t xml:space="preserve"> </w:t>
-      </w:r>
-      <w:r>
-        <w:rPr>
-          <w:rFonts w:eastAsiaTheme="minorEastAsia" w:hint="eastAsia"/>
-          <w:lang w:eastAsia="ko-KR"/>
-        </w:rPr>
-        <w:t>알아야</w:t>
-      </w:r>
-      <w:r>
-        <w:rPr>
-          <w:rFonts w:eastAsiaTheme="minorEastAsia" w:hint="eastAsia"/>
-          <w:lang w:eastAsia="ko-KR"/>
-        </w:rPr>
-        <w:t xml:space="preserve"> </w:t>
-      </w:r>
-      <w:r>
-        <w:rPr>
-          <w:rFonts w:eastAsiaTheme="minorEastAsia" w:hint="eastAsia"/>
-          <w:lang w:eastAsia="ko-KR"/>
-        </w:rPr>
-        <w:t>동작하기에</w:t>
-      </w:r>
-      <w:r>
-        <w:rPr>
-          <w:rFonts w:eastAsiaTheme="minorEastAsia" w:hint="eastAsia"/>
-          <w:lang w:eastAsia="ko-KR"/>
-        </w:rPr>
-        <w:t xml:space="preserve"> </w:t>
-      </w:r>
-      <w:r>
-        <w:rPr>
-          <w:rFonts w:eastAsiaTheme="minorEastAsia"/>
-          <w:lang w:eastAsia="ko-KR"/>
-        </w:rPr>
-        <w:t>RPC</w:t>
-      </w:r>
-      <w:r>
-        <w:rPr>
-          <w:rFonts w:eastAsiaTheme="minorEastAsia" w:hint="eastAsia"/>
-          <w:lang w:eastAsia="ko-KR"/>
-        </w:rPr>
-        <w:t>를</w:t>
-      </w:r>
-      <w:r>
-        <w:rPr>
-          <w:rFonts w:eastAsiaTheme="minorEastAsia" w:hint="eastAsia"/>
-          <w:lang w:eastAsia="ko-KR"/>
-        </w:rPr>
-        <w:t xml:space="preserve"> </w:t>
-      </w:r>
-      <w:r>
-        <w:rPr>
-          <w:rFonts w:eastAsiaTheme="minorEastAsia" w:hint="eastAsia"/>
-          <w:lang w:eastAsia="ko-KR"/>
-        </w:rPr>
-        <w:t>사용하여</w:t>
-      </w:r>
-      <w:r>
-        <w:rPr>
-          <w:rFonts w:eastAsiaTheme="minorEastAsia" w:hint="eastAsia"/>
-          <w:lang w:eastAsia="ko-KR"/>
-        </w:rPr>
-        <w:t xml:space="preserve"> </w:t>
-      </w:r>
-      <w:r>
-        <w:rPr>
-          <w:rFonts w:eastAsiaTheme="minorEastAsia" w:hint="eastAsia"/>
-          <w:lang w:eastAsia="ko-KR"/>
-        </w:rPr>
-        <w:t>클라이언트에서</w:t>
-      </w:r>
-      <w:r>
-        <w:rPr>
-          <w:rFonts w:eastAsiaTheme="minorEastAsia" w:hint="eastAsia"/>
-          <w:lang w:eastAsia="ko-KR"/>
-        </w:rPr>
-        <w:t xml:space="preserve"> </w:t>
-      </w:r>
-      <w:r>
-        <w:rPr>
-          <w:rFonts w:eastAsiaTheme="minorEastAsia" w:hint="eastAsia"/>
-          <w:lang w:eastAsia="ko-KR"/>
-        </w:rPr>
-        <w:t>서버로</w:t>
-      </w:r>
-      <w:r>
-        <w:rPr>
-          <w:rFonts w:eastAsiaTheme="minorEastAsia" w:hint="eastAsia"/>
-          <w:lang w:eastAsia="ko-KR"/>
-        </w:rPr>
-        <w:t xml:space="preserve"> </w:t>
-      </w:r>
-      <w:r>
-        <w:rPr>
-          <w:rFonts w:eastAsiaTheme="minorEastAsia" w:hint="eastAsia"/>
-          <w:lang w:eastAsia="ko-KR"/>
-        </w:rPr>
-        <w:t>요청을</w:t>
       </w:r>
       <w:bookmarkStart w:id="1" w:name="_GoBack"/>
       <w:bookmarkEnd w:id="1"/>
-      <w:r>
-        <w:rPr>
-          <w:rFonts w:eastAsiaTheme="minorEastAsia" w:hint="eastAsia"/>
-          <w:lang w:eastAsia="ko-KR"/>
-        </w:rPr>
-        <w:t xml:space="preserve"> </w:t>
-      </w:r>
-      <w:r>
-        <w:rPr>
-          <w:rFonts w:eastAsiaTheme="minorEastAsia" w:hint="eastAsia"/>
-          <w:lang w:eastAsia="ko-KR"/>
-        </w:rPr>
-        <w:t>보내도록</w:t>
-      </w:r>
-      <w:r>
-        <w:rPr>
-          <w:rFonts w:eastAsiaTheme="minorEastAsia" w:hint="eastAsia"/>
-          <w:lang w:eastAsia="ko-KR"/>
-        </w:rPr>
-        <w:t xml:space="preserve"> </w:t>
-      </w:r>
-      <w:r>
-        <w:rPr>
-          <w:rFonts w:eastAsiaTheme="minorEastAsia" w:hint="eastAsia"/>
-          <w:lang w:eastAsia="ko-KR"/>
-        </w:rPr>
-        <w:t>하였습니다</w:t>
-      </w:r>
-      <w:r>
-        <w:rPr>
-          <w:rFonts w:eastAsiaTheme="minorEastAsia" w:hint="eastAsia"/>
-          <w:lang w:eastAsia="ko-KR"/>
-        </w:rPr>
-        <w:t>.</w:t>
-      </w:r>
     </w:p>
     <w:sectPr>
       <w:headerReference w:type="default" r:id="rId13"/>
@@ -2833,7 +3605,7 @@
       <w:rPr>
         <w:noProof/>
       </w:rPr>
-      <w:t>2</w:t>
+      <w:t>1</w:t>
     </w:r>
     <w:r>
       <w:fldChar w:fldCharType="end"/>
@@ -4596,7 +5368,7 @@
 </file>
 
 <file path=customXml/itemProps1.xml><?xml version="1.0" encoding="utf-8"?>
-<ds:datastoreItem xmlns:ds="http://schemas.openxmlformats.org/officeDocument/2006/customXml" ds:itemID="{2F5DBCB6-CB4A-4E90-A06D-A16D91040D53}">
+<ds:datastoreItem xmlns:ds="http://schemas.openxmlformats.org/officeDocument/2006/customXml" ds:itemID="{F8838D05-EC2F-4274-A1B0-BC985154DD3C}">
   <ds:schemaRefs>
     <ds:schemaRef ds:uri="http://schemas.openxmlformats.org/officeDocument/2006/bibliography"/>
   </ds:schemaRefs>
